--- a/Assignment 10.docx
+++ b/Assignment 10.docx
@@ -1,6 +1,6 @@
 
 <file path=word/document.xml><?xml version="1.0" encoding="utf-8"?>
-<w:document xmlns:wpc="http://schemas.microsoft.com/office/word/2010/wordprocessingCanvas" xmlns:cx="http://schemas.microsoft.com/office/drawing/2014/chartex" xmlns:cx1="http://schemas.microsoft.com/office/drawing/2015/9/8/chartex" xmlns:cx2="http://schemas.microsoft.com/office/drawing/2015/10/21/chartex" xmlns:cx3="http://schemas.microsoft.com/office/drawing/2016/5/9/chartex" xmlns:cx4="http://schemas.microsoft.com/office/drawing/2016/5/10/chartex" xmlns:cx5="http://schemas.microsoft.com/office/drawing/2016/5/11/chartex" xmlns:cx6="http://schemas.microsoft.com/office/drawing/2016/5/12/chartex" xmlns:cx7="http://schemas.microsoft.com/office/drawing/2016/5/13/chartex" xmlns:cx8="http://schemas.microsoft.com/office/drawing/2016/5/14/chartex" xmlns:mc="http://schemas.openxmlformats.org/markup-compatibility/2006" xmlns:aink="http://schemas.microsoft.com/office/drawing/2016/ink" xmlns:am3d="http://schemas.microsoft.com/office/drawing/2017/model3d" xmlns:o="urn:schemas-microsoft-com:office:office" xmlns:oel="http://schemas.microsoft.com/office/2019/extlst" xmlns:r="http://schemas.openxmlformats.org/officeDocument/2006/relationships" xmlns:m="http://schemas.openxmlformats.org/officeDocument/2006/math" xmlns:v="urn:schemas-microsoft-com:vml" xmlns:wp14="http://schemas.microsoft.com/office/word/2010/wordprocessingDrawing" xmlns:wp="http://schemas.openxmlformats.org/drawingml/2006/wordprocessingDrawing" xmlns:w10="urn:schemas-microsoft-com:office:word" xmlns:w="http://schemas.openxmlformats.org/wordprocessingml/2006/main" xmlns:w14="http://schemas.microsoft.com/office/word/2010/wordml" xmlns:w15="http://schemas.microsoft.com/office/word/2012/wordml" xmlns:w16cex="http://schemas.microsoft.com/office/word/2018/wordml/cex" xmlns:w16cid="http://schemas.microsoft.com/office/word/2016/wordml/cid" xmlns:w16="http://schemas.microsoft.com/office/word/2018/wordml" xmlns:w16du="http://schemas.microsoft.com/office/word/2023/wordml/word16du" xmlns:w16sdtdh="http://schemas.microsoft.com/office/word/2020/wordml/sdtdatahash" xmlns:w16sdtfl="http://schemas.microsoft.com/office/word/2024/wordml/sdtformatlock" xmlns:w16se="http://schemas.microsoft.com/office/word/2015/wordml/symex" xmlns:wpg="http://schemas.microsoft.com/office/word/2010/wordprocessingGroup" xmlns:wpi="http://schemas.microsoft.com/office/word/2010/wordprocessingInk" xmlns:wne="http://schemas.microsoft.com/office/word/2006/wordml" xmlns:wps="http://schemas.microsoft.com/office/word/2010/wordprocessingShape" xmlns:a="http://schemas.openxmlformats.org/drawingml/2006/main" xmlns:a16="http://schemas.microsoft.com/office/drawing/2014/main" xmlns:pic="http://schemas.openxmlformats.org/drawingml/2006/picture" xmlns:a14="http://schemas.microsoft.com/office/drawing/2010/main" mc:Ignorable="w14 w15 w16se w16cid w16 w16cex w16sdtdh w16sdtfl w16du wp14">
+<w:document xmlns:wpc="http://schemas.microsoft.com/office/word/2010/wordprocessingCanvas" xmlns:cx="http://schemas.microsoft.com/office/drawing/2014/chartex" xmlns:cx1="http://schemas.microsoft.com/office/drawing/2015/9/8/chartex" xmlns:cx2="http://schemas.microsoft.com/office/drawing/2015/10/21/chartex" xmlns:cx3="http://schemas.microsoft.com/office/drawing/2016/5/9/chartex" xmlns:cx4="http://schemas.microsoft.com/office/drawing/2016/5/10/chartex" xmlns:cx5="http://schemas.microsoft.com/office/drawing/2016/5/11/chartex" xmlns:cx6="http://schemas.microsoft.com/office/drawing/2016/5/12/chartex" xmlns:cx7="http://schemas.microsoft.com/office/drawing/2016/5/13/chartex" xmlns:cx8="http://schemas.microsoft.com/office/drawing/2016/5/14/chartex" xmlns:mc="http://schemas.openxmlformats.org/markup-compatibility/2006" xmlns:aink="http://schemas.microsoft.com/office/drawing/2016/ink" xmlns:am3d="http://schemas.microsoft.com/office/drawing/2017/model3d" xmlns:o="urn:schemas-microsoft-com:office:office" xmlns:oel="http://schemas.microsoft.com/office/2019/extlst" xmlns:r="http://schemas.openxmlformats.org/officeDocument/2006/relationships" xmlns:m="http://schemas.openxmlformats.org/officeDocument/2006/math" xmlns:v="urn:schemas-microsoft-com:vml" xmlns:wp14="http://schemas.microsoft.com/office/word/2010/wordprocessingDrawing" xmlns:wp="http://schemas.openxmlformats.org/drawingml/2006/wordprocessingDrawing" xmlns:w10="urn:schemas-microsoft-com:office:word" xmlns:w="http://schemas.openxmlformats.org/wordprocessingml/2006/main" xmlns:w14="http://schemas.microsoft.com/office/word/2010/wordml" xmlns:w15="http://schemas.microsoft.com/office/word/2012/wordml" xmlns:w16cex="http://schemas.microsoft.com/office/word/2018/wordml/cex" xmlns:w16cid="http://schemas.microsoft.com/office/word/2016/wordml/cid" xmlns:w16="http://schemas.microsoft.com/office/word/2018/wordml" xmlns:w16du="http://schemas.microsoft.com/office/word/2023/wordml/word16du" xmlns:w16sdtdh="http://schemas.microsoft.com/office/word/2020/wordml/sdtdatahash" xmlns:w16sdtfl="http://schemas.microsoft.com/office/word/2024/wordml/sdtformatlock" xmlns:w16se="http://schemas.microsoft.com/office/word/2015/wordml/symex" xmlns:wpg="http://schemas.microsoft.com/office/word/2010/wordprocessingGroup" xmlns:wpi="http://schemas.microsoft.com/office/word/2010/wordprocessingInk" xmlns:wne="http://schemas.microsoft.com/office/word/2006/wordml" xmlns:wps="http://schemas.microsoft.com/office/word/2010/wordprocessingShape" mc:Ignorable="w14 w15 w16se w16cid w16 w16cex w16sdtdh w16sdtfl w16du wp14">
   <w:body>
     <w:p>
       <w:pPr>
@@ -28,7 +28,7 @@
         </w:numPr>
         <w:spacing w:after="0" w:line="240" w:lineRule="auto"/>
         <w:rPr>
-          <w:rFonts w:ascii="Calibri" w:hAnsi="Calibri" w:eastAsia="Times New Roman" w:cs="Calibri"/>
+          <w:rFonts w:ascii="Calibri" w:eastAsia="Times New Roman" w:hAnsi="Calibri" w:cs="Calibri"/>
           <w:b/>
           <w:bCs/>
           <w:color w:val="000000"/>
@@ -41,7 +41,7 @@
       </w:pPr>
       <w:r>
         <w:rPr>
-          <w:rFonts w:ascii="Calibri" w:hAnsi="Calibri" w:eastAsia="Times New Roman" w:cs="Calibri"/>
+          <w:rFonts w:ascii="Calibri" w:eastAsia="Times New Roman" w:hAnsi="Calibri" w:cs="Calibri"/>
           <w:b/>
           <w:bCs/>
           <w:color w:val="000000"/>
@@ -63,7 +63,7 @@
         </w:numPr>
         <w:spacing w:after="0" w:line="240" w:lineRule="auto"/>
         <w:rPr>
-          <w:rFonts w:ascii="Calibri" w:hAnsi="Calibri" w:eastAsia="Times New Roman" w:cs="Calibri"/>
+          <w:rFonts w:ascii="Calibri" w:eastAsia="Times New Roman" w:hAnsi="Calibri" w:cs="Calibri"/>
           <w:b/>
           <w:bCs/>
           <w:color w:val="000000"/>
@@ -76,7 +76,7 @@
       </w:pPr>
       <w:r>
         <w:rPr>
-          <w:rFonts w:ascii="Calibri" w:hAnsi="Calibri" w:eastAsia="Times New Roman" w:cs="Calibri"/>
+          <w:rFonts w:ascii="Calibri" w:eastAsia="Times New Roman" w:hAnsi="Calibri" w:cs="Calibri"/>
           <w:color w:val="000000"/>
           <w:kern w:val="0"/>
           <w:sz w:val="28"/>
@@ -88,7 +88,7 @@
       </w:r>
       <w:r>
         <w:rPr>
-          <w:rFonts w:ascii="Calibri" w:hAnsi="Calibri" w:eastAsia="Times New Roman" w:cs="Calibri"/>
+          <w:rFonts w:ascii="Calibri" w:eastAsia="Times New Roman" w:hAnsi="Calibri" w:cs="Calibri"/>
           <w:color w:val="000000"/>
           <w:kern w:val="0"/>
           <w:sz w:val="28"/>
@@ -101,7 +101,7 @@
       <w:proofErr w:type="spellStart"/>
       <w:r>
         <w:rPr>
-          <w:rFonts w:ascii="Calibri" w:hAnsi="Calibri" w:eastAsia="Times New Roman" w:cs="Calibri"/>
+          <w:rFonts w:ascii="Calibri" w:eastAsia="Times New Roman" w:hAnsi="Calibri" w:cs="Calibri"/>
           <w:color w:val="000000"/>
           <w:kern w:val="0"/>
           <w:sz w:val="28"/>
@@ -114,7 +114,7 @@
       <w:proofErr w:type="spellEnd"/>
       <w:r>
         <w:rPr>
-          <w:rFonts w:ascii="Calibri" w:hAnsi="Calibri" w:eastAsia="Times New Roman" w:cs="Calibri"/>
+          <w:rFonts w:ascii="Calibri" w:eastAsia="Times New Roman" w:hAnsi="Calibri" w:cs="Calibri"/>
           <w:color w:val="000000"/>
           <w:kern w:val="0"/>
           <w:sz w:val="28"/>
@@ -126,7 +126,7 @@
       </w:r>
       <w:r>
         <w:rPr>
-          <w:rFonts w:ascii="Calibri" w:hAnsi="Calibri" w:eastAsia="Times New Roman" w:cs="Calibri"/>
+          <w:rFonts w:ascii="Calibri" w:eastAsia="Times New Roman" w:hAnsi="Calibri" w:cs="Calibri"/>
           <w:color w:val="000000"/>
           <w:kern w:val="0"/>
           <w:sz w:val="28"/>
@@ -146,7 +146,7 @@
         </w:numPr>
         <w:spacing w:after="0" w:line="240" w:lineRule="auto"/>
         <w:rPr>
-          <w:rFonts w:ascii="Calibri" w:hAnsi="Calibri" w:eastAsia="Times New Roman" w:cs="Calibri"/>
+          <w:rFonts w:ascii="Calibri" w:eastAsia="Times New Roman" w:hAnsi="Calibri" w:cs="Calibri"/>
           <w:b/>
           <w:bCs/>
           <w:color w:val="000000"/>
@@ -159,7 +159,7 @@
       </w:pPr>
       <w:r>
         <w:rPr>
-          <w:rFonts w:ascii="Calibri" w:hAnsi="Calibri" w:eastAsia="Times New Roman" w:cs="Calibri"/>
+          <w:rFonts w:ascii="Calibri" w:eastAsia="Times New Roman" w:hAnsi="Calibri" w:cs="Calibri"/>
           <w:color w:val="000000"/>
           <w:kern w:val="0"/>
           <w:sz w:val="28"/>
@@ -173,7 +173,7 @@
       <w:proofErr w:type="gramStart"/>
       <w:r>
         <w:rPr>
-          <w:rFonts w:ascii="Calibri" w:hAnsi="Calibri" w:eastAsia="Times New Roman" w:cs="Calibri"/>
+          <w:rFonts w:ascii="Calibri" w:eastAsia="Times New Roman" w:hAnsi="Calibri" w:cs="Calibri"/>
           <w:color w:val="000000"/>
           <w:kern w:val="0"/>
           <w:sz w:val="28"/>
@@ -185,7 +185,7 @@
       </w:r>
       <w:r>
         <w:rPr>
-          <w:rFonts w:ascii="Calibri" w:hAnsi="Calibri" w:eastAsia="Times New Roman" w:cs="Calibri"/>
+          <w:rFonts w:ascii="Calibri" w:eastAsia="Times New Roman" w:hAnsi="Calibri" w:cs="Calibri"/>
           <w:color w:val="000000"/>
           <w:kern w:val="0"/>
           <w:sz w:val="28"/>
@@ -199,7 +199,7 @@
       <w:proofErr w:type="gramEnd"/>
       <w:r>
         <w:rPr>
-          <w:rFonts w:ascii="Calibri" w:hAnsi="Calibri" w:eastAsia="Times New Roman" w:cs="Calibri"/>
+          <w:rFonts w:ascii="Calibri" w:eastAsia="Times New Roman" w:hAnsi="Calibri" w:cs="Calibri"/>
           <w:color w:val="000000"/>
           <w:kern w:val="0"/>
           <w:sz w:val="28"/>
@@ -211,7 +211,7 @@
       </w:r>
       <w:r>
         <w:rPr>
-          <w:rFonts w:ascii="Calibri" w:hAnsi="Calibri" w:eastAsia="Times New Roman" w:cs="Calibri"/>
+          <w:rFonts w:ascii="Calibri" w:eastAsia="Times New Roman" w:hAnsi="Calibri" w:cs="Calibri"/>
           <w:color w:val="000000"/>
           <w:kern w:val="0"/>
           <w:sz w:val="28"/>
@@ -231,7 +231,7 @@
         </w:numPr>
         <w:spacing w:after="0" w:line="240" w:lineRule="auto"/>
         <w:rPr>
-          <w:rFonts w:ascii="Calibri" w:hAnsi="Calibri" w:eastAsia="Times New Roman" w:cs="Calibri"/>
+          <w:rFonts w:ascii="Calibri" w:eastAsia="Times New Roman" w:hAnsi="Calibri" w:cs="Calibri"/>
           <w:b/>
           <w:bCs/>
           <w:color w:val="000000"/>
@@ -244,7 +244,7 @@
       </w:pPr>
       <w:r>
         <w:rPr>
-          <w:rFonts w:ascii="Calibri" w:hAnsi="Calibri" w:eastAsia="Times New Roman" w:cs="Calibri"/>
+          <w:rFonts w:ascii="Calibri" w:eastAsia="Times New Roman" w:hAnsi="Calibri" w:cs="Calibri"/>
           <w:color w:val="000000"/>
           <w:kern w:val="0"/>
           <w:sz w:val="28"/>
@@ -256,7 +256,7 @@
       </w:r>
       <w:r>
         <w:rPr>
-          <w:rFonts w:ascii="Calibri" w:hAnsi="Calibri" w:eastAsia="Times New Roman" w:cs="Calibri"/>
+          <w:rFonts w:ascii="Calibri" w:eastAsia="Times New Roman" w:hAnsi="Calibri" w:cs="Calibri"/>
           <w:color w:val="000000"/>
           <w:kern w:val="0"/>
           <w:sz w:val="28"/>
@@ -270,7 +270,7 @@
       <w:proofErr w:type="gramStart"/>
       <w:r>
         <w:rPr>
-          <w:rFonts w:ascii="Calibri" w:hAnsi="Calibri" w:eastAsia="Times New Roman" w:cs="Calibri"/>
+          <w:rFonts w:ascii="Calibri" w:eastAsia="Times New Roman" w:hAnsi="Calibri" w:cs="Calibri"/>
           <w:color w:val="000000"/>
           <w:kern w:val="0"/>
           <w:sz w:val="28"/>
@@ -284,7 +284,7 @@
       <w:proofErr w:type="gramEnd"/>
       <w:r>
         <w:rPr>
-          <w:rFonts w:ascii="Calibri" w:hAnsi="Calibri" w:eastAsia="Times New Roman" w:cs="Calibri"/>
+          <w:rFonts w:ascii="Calibri" w:eastAsia="Times New Roman" w:hAnsi="Calibri" w:cs="Calibri"/>
           <w:color w:val="000000"/>
           <w:kern w:val="0"/>
           <w:sz w:val="28"/>
@@ -298,7 +298,7 @@
       <w:proofErr w:type="gramStart"/>
       <w:r>
         <w:rPr>
-          <w:rFonts w:ascii="Calibri" w:hAnsi="Calibri" w:eastAsia="Times New Roman" w:cs="Calibri"/>
+          <w:rFonts w:ascii="Calibri" w:eastAsia="Times New Roman" w:hAnsi="Calibri" w:cs="Calibri"/>
           <w:color w:val="000000"/>
           <w:kern w:val="0"/>
           <w:sz w:val="28"/>
@@ -312,7 +312,7 @@
       <w:proofErr w:type="gramEnd"/>
       <w:r>
         <w:rPr>
-          <w:rFonts w:ascii="Calibri" w:hAnsi="Calibri" w:eastAsia="Times New Roman" w:cs="Calibri"/>
+          <w:rFonts w:ascii="Calibri" w:eastAsia="Times New Roman" w:hAnsi="Calibri" w:cs="Calibri"/>
           <w:color w:val="000000"/>
           <w:kern w:val="0"/>
           <w:sz w:val="28"/>
@@ -324,7 +324,7 @@
       </w:r>
       <w:r>
         <w:rPr>
-          <w:rFonts w:ascii="Calibri" w:hAnsi="Calibri" w:eastAsia="Times New Roman" w:cs="Calibri"/>
+          <w:rFonts w:ascii="Calibri" w:eastAsia="Times New Roman" w:hAnsi="Calibri" w:cs="Calibri"/>
           <w:color w:val="000000"/>
           <w:kern w:val="0"/>
           <w:sz w:val="28"/>
@@ -344,7 +344,7 @@
         </w:numPr>
         <w:spacing w:after="0" w:line="240" w:lineRule="auto"/>
         <w:rPr>
-          <w:rFonts w:ascii="Calibri" w:hAnsi="Calibri" w:eastAsia="Times New Roman" w:cs="Calibri"/>
+          <w:rFonts w:ascii="Calibri" w:eastAsia="Times New Roman" w:hAnsi="Calibri" w:cs="Calibri"/>
           <w:b/>
           <w:bCs/>
           <w:color w:val="000000"/>
@@ -357,7 +357,7 @@
       </w:pPr>
       <w:r>
         <w:rPr>
-          <w:rFonts w:ascii="Calibri" w:hAnsi="Calibri" w:eastAsia="Times New Roman" w:cs="Calibri"/>
+          <w:rFonts w:ascii="Calibri" w:eastAsia="Times New Roman" w:hAnsi="Calibri" w:cs="Calibri"/>
           <w:b/>
           <w:bCs/>
           <w:color w:val="000000"/>
@@ -375,7 +375,7 @@
         <w:spacing w:after="0" w:line="240" w:lineRule="auto"/>
         <w:ind w:left="360"/>
         <w:rPr>
-          <w:rFonts w:ascii="Calibri" w:hAnsi="Calibri" w:eastAsia="Times New Roman" w:cs="Calibri"/>
+          <w:rFonts w:ascii="Calibri" w:eastAsia="Times New Roman" w:hAnsi="Calibri" w:cs="Calibri"/>
           <w:b/>
           <w:bCs/>
           <w:color w:val="000000"/>
@@ -388,7 +388,7 @@
       </w:pPr>
       <w:r>
         <w:rPr>
-          <w:rFonts w:ascii="Calibri" w:hAnsi="Calibri" w:eastAsia="Times New Roman" w:cs="Calibri"/>
+          <w:rFonts w:ascii="Calibri" w:eastAsia="Times New Roman" w:hAnsi="Calibri" w:cs="Calibri"/>
           <w:color w:val="000000"/>
           <w:kern w:val="0"/>
           <w:sz w:val="28"/>
@@ -408,7 +408,7 @@
         </w:numPr>
         <w:spacing w:after="0" w:line="240" w:lineRule="auto"/>
         <w:rPr>
-          <w:rFonts w:ascii="Calibri" w:hAnsi="Calibri" w:eastAsia="Times New Roman" w:cs="Calibri"/>
+          <w:rFonts w:ascii="Calibri" w:eastAsia="Times New Roman" w:hAnsi="Calibri" w:cs="Calibri"/>
           <w:b/>
           <w:bCs/>
           <w:color w:val="000000"/>
@@ -421,7 +421,7 @@
       </w:pPr>
       <w:r>
         <w:rPr>
-          <w:rFonts w:ascii="Calibri" w:hAnsi="Calibri" w:eastAsia="Times New Roman" w:cs="Calibri"/>
+          <w:rFonts w:ascii="Calibri" w:eastAsia="Times New Roman" w:hAnsi="Calibri" w:cs="Calibri"/>
           <w:b/>
           <w:bCs/>
           <w:color w:val="000000"/>
@@ -439,18 +439,18 @@
         <w:pStyle w:val="ListParagraph"/>
         <w:spacing w:after="0" w:line="240" w:lineRule="auto"/>
         <w:rPr>
-          <w:rFonts w:ascii="Calibri" w:hAnsi="Calibri" w:eastAsia="Times New Roman" w:cs="Calibri"/>
-          <w:color w:val="000000"/>
-          <w:kern w:val="0"/>
-          <w:sz w:val="28"/>
-          <w:szCs w:val="28"/>
-          <w:lang w:eastAsia="en-IN"/>
-          <w14:ligatures w14:val="none"/>
-        </w:rPr>
-      </w:pPr>
-      <w:r>
-        <w:rPr>
-          <w:rFonts w:ascii="Calibri" w:hAnsi="Calibri" w:eastAsia="Times New Roman" w:cs="Calibri"/>
+          <w:rFonts w:ascii="Calibri" w:eastAsia="Times New Roman" w:hAnsi="Calibri" w:cs="Calibri"/>
+          <w:color w:val="000000"/>
+          <w:kern w:val="0"/>
+          <w:sz w:val="28"/>
+          <w:szCs w:val="28"/>
+          <w:lang w:eastAsia="en-IN"/>
+          <w14:ligatures w14:val="none"/>
+        </w:rPr>
+      </w:pPr>
+      <w:r>
+        <w:rPr>
+          <w:rFonts w:ascii="Calibri" w:eastAsia="Times New Roman" w:hAnsi="Calibri" w:cs="Calibri"/>
           <w:color w:val="000000"/>
           <w:kern w:val="0"/>
           <w:sz w:val="28"/>
@@ -466,18 +466,18 @@
         <w:pStyle w:val="ListParagraph"/>
         <w:spacing w:after="0" w:line="240" w:lineRule="auto"/>
         <w:rPr>
-          <w:rFonts w:ascii="Calibri" w:hAnsi="Calibri" w:eastAsia="Times New Roman" w:cs="Calibri"/>
-          <w:color w:val="000000"/>
-          <w:kern w:val="0"/>
-          <w:sz w:val="28"/>
-          <w:szCs w:val="28"/>
-          <w:lang w:eastAsia="en-IN"/>
-          <w14:ligatures w14:val="none"/>
-        </w:rPr>
-      </w:pPr>
-      <w:r>
-        <w:rPr>
-          <w:rFonts w:ascii="Calibri" w:hAnsi="Calibri" w:eastAsia="Times New Roman" w:cs="Calibri"/>
+          <w:rFonts w:ascii="Calibri" w:eastAsia="Times New Roman" w:hAnsi="Calibri" w:cs="Calibri"/>
+          <w:color w:val="000000"/>
+          <w:kern w:val="0"/>
+          <w:sz w:val="28"/>
+          <w:szCs w:val="28"/>
+          <w:lang w:eastAsia="en-IN"/>
+          <w14:ligatures w14:val="none"/>
+        </w:rPr>
+      </w:pPr>
+      <w:r>
+        <w:rPr>
+          <w:rFonts w:ascii="Calibri" w:eastAsia="Times New Roman" w:hAnsi="Calibri" w:cs="Calibri"/>
           <w:color w:val="000000"/>
           <w:kern w:val="0"/>
           <w:sz w:val="28"/>
@@ -493,18 +493,18 @@
         <w:pStyle w:val="ListParagraph"/>
         <w:spacing w:after="0" w:line="240" w:lineRule="auto"/>
         <w:rPr>
-          <w:rFonts w:ascii="Calibri" w:hAnsi="Calibri" w:eastAsia="Times New Roman" w:cs="Calibri"/>
-          <w:color w:val="000000"/>
-          <w:kern w:val="0"/>
-          <w:sz w:val="28"/>
-          <w:szCs w:val="28"/>
-          <w:lang w:eastAsia="en-IN"/>
-          <w14:ligatures w14:val="none"/>
-        </w:rPr>
-      </w:pPr>
-      <w:r>
-        <w:rPr>
-          <w:rFonts w:ascii="Calibri" w:hAnsi="Calibri" w:eastAsia="Times New Roman" w:cs="Calibri"/>
+          <w:rFonts w:ascii="Calibri" w:eastAsia="Times New Roman" w:hAnsi="Calibri" w:cs="Calibri"/>
+          <w:color w:val="000000"/>
+          <w:kern w:val="0"/>
+          <w:sz w:val="28"/>
+          <w:szCs w:val="28"/>
+          <w:lang w:eastAsia="en-IN"/>
+          <w14:ligatures w14:val="none"/>
+        </w:rPr>
+      </w:pPr>
+      <w:r>
+        <w:rPr>
+          <w:rFonts w:ascii="Calibri" w:eastAsia="Times New Roman" w:hAnsi="Calibri" w:cs="Calibri"/>
           <w:color w:val="000000"/>
           <w:kern w:val="0"/>
           <w:sz w:val="28"/>
@@ -520,18 +520,18 @@
         <w:pStyle w:val="ListParagraph"/>
         <w:spacing w:after="0" w:line="240" w:lineRule="auto"/>
         <w:rPr>
-          <w:rFonts w:ascii="Calibri" w:hAnsi="Calibri" w:eastAsia="Times New Roman" w:cs="Calibri"/>
-          <w:color w:val="000000"/>
-          <w:kern w:val="0"/>
-          <w:sz w:val="28"/>
-          <w:szCs w:val="28"/>
-          <w:lang w:eastAsia="en-IN"/>
-          <w14:ligatures w14:val="none"/>
-        </w:rPr>
-      </w:pPr>
-      <w:r>
-        <w:rPr>
-          <w:rFonts w:ascii="Calibri" w:hAnsi="Calibri" w:eastAsia="Times New Roman" w:cs="Calibri"/>
+          <w:rFonts w:ascii="Calibri" w:eastAsia="Times New Roman" w:hAnsi="Calibri" w:cs="Calibri"/>
+          <w:color w:val="000000"/>
+          <w:kern w:val="0"/>
+          <w:sz w:val="28"/>
+          <w:szCs w:val="28"/>
+          <w:lang w:eastAsia="en-IN"/>
+          <w14:ligatures w14:val="none"/>
+        </w:rPr>
+      </w:pPr>
+      <w:r>
+        <w:rPr>
+          <w:rFonts w:ascii="Calibri" w:eastAsia="Times New Roman" w:hAnsi="Calibri" w:cs="Calibri"/>
           <w:color w:val="000000"/>
           <w:kern w:val="0"/>
           <w:sz w:val="28"/>
@@ -547,7 +547,7 @@
         <w:pStyle w:val="ListParagraph"/>
         <w:spacing w:after="0" w:line="240" w:lineRule="auto"/>
         <w:rPr>
-          <w:rFonts w:ascii="Calibri" w:hAnsi="Calibri" w:eastAsia="Times New Roman" w:cs="Calibri"/>
+          <w:rFonts w:ascii="Calibri" w:eastAsia="Times New Roman" w:hAnsi="Calibri" w:cs="Calibri"/>
           <w:color w:val="000000"/>
           <w:kern w:val="0"/>
           <w:sz w:val="28"/>
@@ -562,7 +562,7 @@
         <w:spacing w:after="0" w:line="240" w:lineRule="auto"/>
         <w:ind w:firstLine="360"/>
         <w:rPr>
-          <w:rFonts w:ascii="Calibri" w:hAnsi="Calibri" w:eastAsia="Times New Roman" w:cs="Calibri"/>
+          <w:rFonts w:ascii="Calibri" w:eastAsia="Times New Roman" w:hAnsi="Calibri" w:cs="Calibri"/>
           <w:b/>
           <w:bCs/>
           <w:color w:val="000000"/>
@@ -575,7 +575,7 @@
       </w:pPr>
       <w:r>
         <w:rPr>
-          <w:rFonts w:ascii="Calibri" w:hAnsi="Calibri" w:eastAsia="Times New Roman" w:cs="Calibri"/>
+          <w:rFonts w:ascii="Calibri" w:eastAsia="Times New Roman" w:hAnsi="Calibri" w:cs="Calibri"/>
           <w:b/>
           <w:bCs/>
           <w:color w:val="000000"/>
@@ -597,7 +597,7 @@
         </w:numPr>
         <w:spacing w:after="0" w:line="240" w:lineRule="auto"/>
         <w:rPr>
-          <w:rFonts w:ascii="Calibri" w:hAnsi="Calibri" w:eastAsia="Times New Roman" w:cs="Calibri"/>
+          <w:rFonts w:ascii="Calibri" w:eastAsia="Times New Roman" w:hAnsi="Calibri" w:cs="Calibri"/>
           <w:b/>
           <w:bCs/>
           <w:color w:val="000000"/>
@@ -610,7 +610,7 @@
       </w:pPr>
       <w:r>
         <w:rPr>
-          <w:rFonts w:ascii="Calibri" w:hAnsi="Calibri" w:eastAsia="Times New Roman" w:cs="Calibri"/>
+          <w:rFonts w:ascii="Calibri" w:eastAsia="Times New Roman" w:hAnsi="Calibri" w:cs="Calibri"/>
           <w:color w:val="000000"/>
           <w:kern w:val="0"/>
           <w:sz w:val="28"/>
@@ -622,7 +622,7 @@
       </w:r>
       <w:r>
         <w:rPr>
-          <w:rFonts w:ascii="Calibri" w:hAnsi="Calibri" w:eastAsia="Times New Roman" w:cs="Calibri"/>
+          <w:rFonts w:ascii="Calibri" w:eastAsia="Times New Roman" w:hAnsi="Calibri" w:cs="Calibri"/>
           <w:color w:val="000000"/>
           <w:kern w:val="0"/>
           <w:sz w:val="28"/>
@@ -634,7 +634,7 @@
       </w:r>
       <w:r>
         <w:rPr>
-          <w:rFonts w:ascii="Calibri" w:hAnsi="Calibri" w:eastAsia="Times New Roman" w:cs="Calibri"/>
+          <w:rFonts w:ascii="Calibri" w:eastAsia="Times New Roman" w:hAnsi="Calibri" w:cs="Calibri"/>
           <w:color w:val="000000"/>
           <w:kern w:val="0"/>
           <w:sz w:val="28"/>
@@ -779,7 +779,7 @@
         </w:rPr>
         <w:t xml:space="preserve">  </w:t>
       </w:r>
-      <w:hyperlink w:history="1" w:anchor=":~:text=Show%20TOC-,Maintenance,-Views%C2%A0" r:id="rId5">
+      <w:hyperlink r:id="rId5" w:anchor=":~:text=Show%20TOC-,Maintenance,-Views%C2%A0" w:history="1">
         <w:r>
           <w:rPr>
             <w:rStyle w:val="Hyperlink"/>
@@ -788,27 +788,7 @@
             <w:sz w:val="28"/>
             <w:szCs w:val="28"/>
           </w:rPr>
-          <w:t>Re</w:t>
-        </w:r>
-        <w:r>
-          <w:rPr>
-            <w:rStyle w:val="Hyperlink"/>
-            <w:b/>
-            <w:bCs/>
-            <w:sz w:val="28"/>
-            <w:szCs w:val="28"/>
-          </w:rPr>
-          <w:t>f</w:t>
-        </w:r>
-        <w:r>
-          <w:rPr>
-            <w:rStyle w:val="Hyperlink"/>
-            <w:b/>
-            <w:bCs/>
-            <w:sz w:val="28"/>
-            <w:szCs w:val="28"/>
-          </w:rPr>
-          <w:t>er</w:t>
+          <w:t>Refer</w:t>
         </w:r>
       </w:hyperlink>
     </w:p>
@@ -1040,77 +1020,77 @@
         <w:pStyle w:val="ListParagraph"/>
         <w:spacing w:after="0" w:line="240" w:lineRule="auto"/>
         <w:rPr>
-          <w:rFonts w:ascii="Calibri" w:hAnsi="Calibri" w:eastAsia="Times New Roman" w:cs="Calibri"/>
-          <w:color w:val="000000"/>
-          <w:kern w:val="0"/>
-          <w:szCs w:val="28"/>
-          <w:lang w:eastAsia="en-IN"/>
-          <w14:ligatures w14:val="none"/>
-        </w:rPr>
-      </w:pPr>
-    </w:p>
-    <w:p>
-      <w:pPr>
-        <w:pStyle w:val="ListParagraph"/>
-        <w:spacing w:after="0" w:line="240" w:lineRule="auto"/>
-        <w:rPr>
-          <w:rFonts w:ascii="Calibri" w:hAnsi="Calibri" w:eastAsia="Times New Roman" w:cs="Calibri"/>
-          <w:color w:val="000000"/>
-          <w:kern w:val="0"/>
-          <w:szCs w:val="28"/>
-          <w:lang w:eastAsia="en-IN"/>
-          <w14:ligatures w14:val="none"/>
-        </w:rPr>
-      </w:pPr>
-    </w:p>
-    <w:p>
-      <w:pPr>
-        <w:pStyle w:val="ListParagraph"/>
-        <w:spacing w:after="0" w:line="240" w:lineRule="auto"/>
-        <w:rPr>
-          <w:rFonts w:ascii="Calibri" w:hAnsi="Calibri" w:eastAsia="Times New Roman" w:cs="Calibri"/>
-          <w:color w:val="000000"/>
-          <w:kern w:val="0"/>
-          <w:szCs w:val="28"/>
-          <w:lang w:eastAsia="en-IN"/>
-          <w14:ligatures w14:val="none"/>
-        </w:rPr>
-      </w:pPr>
-    </w:p>
-    <w:p>
-      <w:pPr>
-        <w:pStyle w:val="ListParagraph"/>
-        <w:spacing w:after="0" w:line="240" w:lineRule="auto"/>
-        <w:rPr>
-          <w:rFonts w:ascii="Calibri" w:hAnsi="Calibri" w:eastAsia="Times New Roman" w:cs="Calibri"/>
-          <w:color w:val="000000"/>
-          <w:kern w:val="0"/>
-          <w:szCs w:val="28"/>
-          <w:lang w:eastAsia="en-IN"/>
-          <w14:ligatures w14:val="none"/>
-        </w:rPr>
-      </w:pPr>
-    </w:p>
-    <w:p>
-      <w:pPr>
-        <w:pStyle w:val="ListParagraph"/>
-        <w:spacing w:after="0" w:line="240" w:lineRule="auto"/>
-        <w:rPr>
-          <w:rFonts w:ascii="Calibri" w:hAnsi="Calibri" w:eastAsia="Times New Roman" w:cs="Calibri"/>
-          <w:color w:val="000000"/>
-          <w:kern w:val="0"/>
-          <w:szCs w:val="28"/>
-          <w:lang w:eastAsia="en-IN"/>
-          <w14:ligatures w14:val="none"/>
-        </w:rPr>
-      </w:pPr>
-    </w:p>
-    <w:p>
-      <w:pPr>
-        <w:pStyle w:val="ListParagraph"/>
-        <w:spacing w:after="0" w:line="240" w:lineRule="auto"/>
-        <w:rPr>
-          <w:rFonts w:ascii="Calibri" w:hAnsi="Calibri" w:eastAsia="Times New Roman" w:cs="Calibri"/>
+          <w:rFonts w:ascii="Calibri" w:eastAsia="Times New Roman" w:hAnsi="Calibri" w:cs="Calibri"/>
+          <w:color w:val="000000"/>
+          <w:kern w:val="0"/>
+          <w:szCs w:val="28"/>
+          <w:lang w:eastAsia="en-IN"/>
+          <w14:ligatures w14:val="none"/>
+        </w:rPr>
+      </w:pPr>
+    </w:p>
+    <w:p>
+      <w:pPr>
+        <w:pStyle w:val="ListParagraph"/>
+        <w:spacing w:after="0" w:line="240" w:lineRule="auto"/>
+        <w:rPr>
+          <w:rFonts w:ascii="Calibri" w:eastAsia="Times New Roman" w:hAnsi="Calibri" w:cs="Calibri"/>
+          <w:color w:val="000000"/>
+          <w:kern w:val="0"/>
+          <w:szCs w:val="28"/>
+          <w:lang w:eastAsia="en-IN"/>
+          <w14:ligatures w14:val="none"/>
+        </w:rPr>
+      </w:pPr>
+    </w:p>
+    <w:p>
+      <w:pPr>
+        <w:pStyle w:val="ListParagraph"/>
+        <w:spacing w:after="0" w:line="240" w:lineRule="auto"/>
+        <w:rPr>
+          <w:rFonts w:ascii="Calibri" w:eastAsia="Times New Roman" w:hAnsi="Calibri" w:cs="Calibri"/>
+          <w:color w:val="000000"/>
+          <w:kern w:val="0"/>
+          <w:szCs w:val="28"/>
+          <w:lang w:eastAsia="en-IN"/>
+          <w14:ligatures w14:val="none"/>
+        </w:rPr>
+      </w:pPr>
+    </w:p>
+    <w:p>
+      <w:pPr>
+        <w:pStyle w:val="ListParagraph"/>
+        <w:spacing w:after="0" w:line="240" w:lineRule="auto"/>
+        <w:rPr>
+          <w:rFonts w:ascii="Calibri" w:eastAsia="Times New Roman" w:hAnsi="Calibri" w:cs="Calibri"/>
+          <w:color w:val="000000"/>
+          <w:kern w:val="0"/>
+          <w:szCs w:val="28"/>
+          <w:lang w:eastAsia="en-IN"/>
+          <w14:ligatures w14:val="none"/>
+        </w:rPr>
+      </w:pPr>
+    </w:p>
+    <w:p>
+      <w:pPr>
+        <w:pStyle w:val="ListParagraph"/>
+        <w:spacing w:after="0" w:line="240" w:lineRule="auto"/>
+        <w:rPr>
+          <w:rFonts w:ascii="Calibri" w:eastAsia="Times New Roman" w:hAnsi="Calibri" w:cs="Calibri"/>
+          <w:color w:val="000000"/>
+          <w:kern w:val="0"/>
+          <w:szCs w:val="28"/>
+          <w:lang w:eastAsia="en-IN"/>
+          <w14:ligatures w14:val="none"/>
+        </w:rPr>
+      </w:pPr>
+    </w:p>
+    <w:p>
+      <w:pPr>
+        <w:pStyle w:val="ListParagraph"/>
+        <w:spacing w:after="0" w:line="240" w:lineRule="auto"/>
+        <w:rPr>
+          <w:rFonts w:ascii="Calibri" w:eastAsia="Times New Roman" w:hAnsi="Calibri" w:cs="Calibri"/>
           <w:color w:val="000000"/>
           <w:kern w:val="0"/>
           <w:szCs w:val="28"/>
@@ -1128,7 +1108,7 @@
         </w:numPr>
         <w:spacing w:after="0" w:line="240" w:lineRule="auto"/>
         <w:rPr>
-          <w:rFonts w:ascii="Calibri" w:hAnsi="Calibri" w:eastAsia="Times New Roman" w:cs="Calibri"/>
+          <w:rFonts w:ascii="Calibri" w:eastAsia="Times New Roman" w:hAnsi="Calibri" w:cs="Calibri"/>
           <w:b/>
           <w:bCs/>
           <w:color w:val="000000"/>
@@ -1141,7 +1121,7 @@
       </w:pPr>
       <w:r>
         <w:rPr>
-          <w:rFonts w:ascii="Calibri" w:hAnsi="Calibri" w:eastAsia="Times New Roman" w:cs="Calibri"/>
+          <w:rFonts w:ascii="Calibri" w:eastAsia="Times New Roman" w:hAnsi="Calibri" w:cs="Calibri"/>
           <w:b/>
           <w:bCs/>
           <w:color w:val="000000"/>
@@ -1201,7 +1181,7 @@
         <w:spacing w:after="0" w:line="240" w:lineRule="auto"/>
         <w:ind w:left="360"/>
         <w:rPr>
-          <w:rFonts w:ascii="Calibri" w:hAnsi="Calibri" w:eastAsia="Times New Roman" w:cs="Calibri"/>
+          <w:rFonts w:ascii="Calibri" w:eastAsia="Times New Roman" w:hAnsi="Calibri" w:cs="Calibri"/>
           <w:b/>
           <w:bCs/>
           <w:color w:val="000000"/>
@@ -1461,6 +1441,7 @@
           <w:szCs w:val="28"/>
           <w:lang w:val="en-US"/>
         </w:rPr>
+        <w:lastRenderedPageBreak/>
         <w:t>Provide the Basis table ‘</w:t>
       </w:r>
       <w:proofErr w:type="spellStart"/>
@@ -1774,7 +1755,7 @@
         </w:numPr>
         <w:spacing w:after="0" w:line="240" w:lineRule="auto"/>
         <w:rPr>
-          <w:rFonts w:ascii="Calibri" w:hAnsi="Calibri" w:eastAsia="Times New Roman" w:cs="Calibri"/>
+          <w:rFonts w:ascii="Calibri" w:eastAsia="Times New Roman" w:hAnsi="Calibri" w:cs="Calibri"/>
           <w:b/>
           <w:bCs/>
           <w:color w:val="000000"/>
@@ -1787,7 +1768,7 @@
       </w:pPr>
       <w:r>
         <w:rPr>
-          <w:rFonts w:ascii="Calibri" w:hAnsi="Calibri" w:eastAsia="Times New Roman" w:cs="Calibri"/>
+          <w:rFonts w:ascii="Calibri" w:eastAsia="Times New Roman" w:hAnsi="Calibri" w:cs="Calibri"/>
           <w:b/>
           <w:bCs/>
           <w:color w:val="000000"/>
@@ -1809,18 +1790,18 @@
         </w:numPr>
         <w:spacing w:after="0" w:line="240" w:lineRule="auto"/>
         <w:rPr>
-          <w:rFonts w:ascii="Calibri" w:hAnsi="Calibri" w:eastAsia="Times New Roman" w:cs="Calibri"/>
-          <w:color w:val="000000"/>
-          <w:kern w:val="0"/>
-          <w:sz w:val="28"/>
-          <w:szCs w:val="28"/>
-          <w:lang w:eastAsia="en-IN"/>
-          <w14:ligatures w14:val="none"/>
-        </w:rPr>
-      </w:pPr>
-      <w:r>
-        <w:rPr>
-          <w:rFonts w:ascii="Calibri" w:hAnsi="Calibri" w:eastAsia="Times New Roman" w:cs="Calibri"/>
+          <w:rFonts w:ascii="Calibri" w:eastAsia="Times New Roman" w:hAnsi="Calibri" w:cs="Calibri"/>
+          <w:color w:val="000000"/>
+          <w:kern w:val="0"/>
+          <w:sz w:val="28"/>
+          <w:szCs w:val="28"/>
+          <w:lang w:eastAsia="en-IN"/>
+          <w14:ligatures w14:val="none"/>
+        </w:rPr>
+      </w:pPr>
+      <w:r>
+        <w:rPr>
+          <w:rFonts w:ascii="Calibri" w:eastAsia="Times New Roman" w:hAnsi="Calibri" w:cs="Calibri"/>
           <w:color w:val="000000"/>
           <w:kern w:val="0"/>
           <w:sz w:val="28"/>
@@ -1832,7 +1813,7 @@
       </w:r>
       <w:r>
         <w:rPr>
-          <w:rFonts w:ascii="Calibri" w:hAnsi="Calibri" w:eastAsia="Times New Roman" w:cs="Calibri"/>
+          <w:rFonts w:ascii="Calibri" w:eastAsia="Times New Roman" w:hAnsi="Calibri" w:cs="Calibri"/>
           <w:color w:val="000000"/>
           <w:kern w:val="0"/>
           <w:sz w:val="28"/>
@@ -1844,7 +1825,7 @@
       </w:r>
       <w:r>
         <w:rPr>
-          <w:rFonts w:ascii="Calibri" w:hAnsi="Calibri" w:eastAsia="Times New Roman" w:cs="Calibri"/>
+          <w:rFonts w:ascii="Calibri" w:eastAsia="Times New Roman" w:hAnsi="Calibri" w:cs="Calibri"/>
           <w:color w:val="000000"/>
           <w:kern w:val="0"/>
           <w:sz w:val="28"/>
@@ -1860,18 +1841,18 @@
         <w:pStyle w:val="ListParagraph"/>
         <w:spacing w:after="0" w:line="240" w:lineRule="auto"/>
         <w:rPr>
-          <w:rFonts w:ascii="Calibri" w:hAnsi="Calibri" w:eastAsia="Times New Roman" w:cs="Calibri"/>
-          <w:color w:val="000000"/>
-          <w:kern w:val="0"/>
-          <w:sz w:val="28"/>
-          <w:szCs w:val="28"/>
-          <w:lang w:eastAsia="en-IN"/>
-          <w14:ligatures w14:val="none"/>
-        </w:rPr>
-      </w:pPr>
-      <w:r>
-        <w:rPr>
-          <w:rFonts w:ascii="Calibri" w:hAnsi="Calibri" w:eastAsia="Times New Roman" w:cs="Calibri"/>
+          <w:rFonts w:ascii="Calibri" w:eastAsia="Times New Roman" w:hAnsi="Calibri" w:cs="Calibri"/>
+          <w:color w:val="000000"/>
+          <w:kern w:val="0"/>
+          <w:sz w:val="28"/>
+          <w:szCs w:val="28"/>
+          <w:lang w:eastAsia="en-IN"/>
+          <w14:ligatures w14:val="none"/>
+        </w:rPr>
+      </w:pPr>
+      <w:r>
+        <w:rPr>
+          <w:rFonts w:ascii="Calibri" w:eastAsia="Times New Roman" w:hAnsi="Calibri" w:cs="Calibri"/>
           <w:color w:val="000000"/>
           <w:kern w:val="0"/>
           <w:sz w:val="28"/>
@@ -1891,18 +1872,18 @@
         </w:numPr>
         <w:spacing w:after="0" w:line="240" w:lineRule="auto"/>
         <w:rPr>
-          <w:rFonts w:ascii="Calibri" w:hAnsi="Calibri" w:eastAsia="Times New Roman" w:cs="Calibri"/>
-          <w:color w:val="000000"/>
-          <w:kern w:val="0"/>
-          <w:sz w:val="28"/>
-          <w:szCs w:val="28"/>
-          <w:lang w:eastAsia="en-IN"/>
-          <w14:ligatures w14:val="none"/>
-        </w:rPr>
-      </w:pPr>
-      <w:r>
-        <w:rPr>
-          <w:rFonts w:ascii="Calibri" w:hAnsi="Calibri" w:eastAsia="Times New Roman" w:cs="Calibri"/>
+          <w:rFonts w:ascii="Calibri" w:eastAsia="Times New Roman" w:hAnsi="Calibri" w:cs="Calibri"/>
+          <w:color w:val="000000"/>
+          <w:kern w:val="0"/>
+          <w:sz w:val="28"/>
+          <w:szCs w:val="28"/>
+          <w:lang w:eastAsia="en-IN"/>
+          <w14:ligatures w14:val="none"/>
+        </w:rPr>
+      </w:pPr>
+      <w:r>
+        <w:rPr>
+          <w:rFonts w:ascii="Calibri" w:eastAsia="Times New Roman" w:hAnsi="Calibri" w:cs="Calibri"/>
           <w:color w:val="000000"/>
           <w:kern w:val="0"/>
           <w:sz w:val="28"/>
@@ -1918,18 +1899,18 @@
         <w:pStyle w:val="ListParagraph"/>
         <w:spacing w:after="0" w:line="240" w:lineRule="auto"/>
         <w:rPr>
-          <w:rFonts w:ascii="Calibri" w:hAnsi="Calibri" w:eastAsia="Times New Roman" w:cs="Calibri"/>
-          <w:color w:val="000000"/>
-          <w:kern w:val="0"/>
-          <w:sz w:val="28"/>
-          <w:szCs w:val="28"/>
-          <w:lang w:eastAsia="en-IN"/>
-          <w14:ligatures w14:val="none"/>
-        </w:rPr>
-      </w:pPr>
-      <w:r>
-        <w:rPr>
-          <w:rFonts w:ascii="Calibri" w:hAnsi="Calibri" w:eastAsia="Times New Roman" w:cs="Calibri"/>
+          <w:rFonts w:ascii="Calibri" w:eastAsia="Times New Roman" w:hAnsi="Calibri" w:cs="Calibri"/>
+          <w:color w:val="000000"/>
+          <w:kern w:val="0"/>
+          <w:sz w:val="28"/>
+          <w:szCs w:val="28"/>
+          <w:lang w:eastAsia="en-IN"/>
+          <w14:ligatures w14:val="none"/>
+        </w:rPr>
+      </w:pPr>
+      <w:r>
+        <w:rPr>
+          <w:rFonts w:ascii="Calibri" w:eastAsia="Times New Roman" w:hAnsi="Calibri" w:cs="Calibri"/>
           <w:color w:val="000000"/>
           <w:kern w:val="0"/>
           <w:sz w:val="28"/>
@@ -1941,7 +1922,7 @@
       </w:r>
       <w:r>
         <w:rPr>
-          <w:rFonts w:ascii="Calibri" w:hAnsi="Calibri" w:eastAsia="Times New Roman" w:cs="Calibri"/>
+          <w:rFonts w:ascii="Calibri" w:eastAsia="Times New Roman" w:hAnsi="Calibri" w:cs="Calibri"/>
           <w:color w:val="000000"/>
           <w:kern w:val="0"/>
           <w:sz w:val="28"/>
@@ -1950,17 +1931,6 @@
           <w14:ligatures w14:val="none"/>
         </w:rPr>
         <w:tab/>
-      </w:r>
-      <w:r>
-        <w:rPr>
-          <w:rFonts w:ascii="Calibri" w:hAnsi="Calibri" w:eastAsia="Times New Roman" w:cs="Calibri"/>
-          <w:color w:val="000000"/>
-          <w:kern w:val="0"/>
-          <w:sz w:val="28"/>
-          <w:szCs w:val="28"/>
-          <w:lang w:eastAsia="en-IN"/>
-          <w14:ligatures w14:val="none"/>
-        </w:rPr>
         <w:t>Table → stores actual data</w:t>
       </w:r>
     </w:p>
@@ -1969,18 +1939,18 @@
         <w:pStyle w:val="ListParagraph"/>
         <w:spacing w:after="0" w:line="240" w:lineRule="auto"/>
         <w:rPr>
-          <w:rFonts w:ascii="Calibri" w:hAnsi="Calibri" w:eastAsia="Times New Roman" w:cs="Calibri"/>
-          <w:color w:val="000000"/>
-          <w:kern w:val="0"/>
-          <w:sz w:val="28"/>
-          <w:szCs w:val="28"/>
-          <w:lang w:eastAsia="en-IN"/>
-          <w14:ligatures w14:val="none"/>
-        </w:rPr>
-      </w:pPr>
-      <w:r>
-        <w:rPr>
-          <w:rFonts w:ascii="Calibri" w:hAnsi="Calibri" w:eastAsia="Times New Roman" w:cs="Calibri"/>
+          <w:rFonts w:ascii="Calibri" w:eastAsia="Times New Roman" w:hAnsi="Calibri" w:cs="Calibri"/>
+          <w:color w:val="000000"/>
+          <w:kern w:val="0"/>
+          <w:sz w:val="28"/>
+          <w:szCs w:val="28"/>
+          <w:lang w:eastAsia="en-IN"/>
+          <w14:ligatures w14:val="none"/>
+        </w:rPr>
+      </w:pPr>
+      <w:r>
+        <w:rPr>
+          <w:rFonts w:ascii="Calibri" w:eastAsia="Times New Roman" w:hAnsi="Calibri" w:cs="Calibri"/>
           <w:color w:val="000000"/>
           <w:kern w:val="0"/>
           <w:sz w:val="28"/>
@@ -1992,7 +1962,7 @@
       </w:r>
       <w:r>
         <w:rPr>
-          <w:rFonts w:ascii="Calibri" w:hAnsi="Calibri" w:eastAsia="Times New Roman" w:cs="Calibri"/>
+          <w:rFonts w:ascii="Calibri" w:eastAsia="Times New Roman" w:hAnsi="Calibri" w:cs="Calibri"/>
           <w:color w:val="000000"/>
           <w:kern w:val="0"/>
           <w:sz w:val="28"/>
@@ -2001,17 +1971,6 @@
           <w14:ligatures w14:val="none"/>
         </w:rPr>
         <w:tab/>
-      </w:r>
-      <w:r>
-        <w:rPr>
-          <w:rFonts w:ascii="Calibri" w:hAnsi="Calibri" w:eastAsia="Times New Roman" w:cs="Calibri"/>
-          <w:color w:val="000000"/>
-          <w:kern w:val="0"/>
-          <w:sz w:val="28"/>
-          <w:szCs w:val="28"/>
-          <w:lang w:eastAsia="en-IN"/>
-          <w14:ligatures w14:val="none"/>
-        </w:rPr>
         <w:t>View → shows data taken from table(s)</w:t>
       </w:r>
     </w:p>
@@ -2020,18 +1979,18 @@
         <w:pStyle w:val="ListParagraph"/>
         <w:spacing w:after="0" w:line="240" w:lineRule="auto"/>
         <w:rPr>
-          <w:rFonts w:ascii="Calibri" w:hAnsi="Calibri" w:eastAsia="Times New Roman" w:cs="Calibri"/>
-          <w:color w:val="000000"/>
-          <w:kern w:val="0"/>
-          <w:sz w:val="28"/>
-          <w:szCs w:val="28"/>
-          <w:lang w:eastAsia="en-IN"/>
-          <w14:ligatures w14:val="none"/>
-        </w:rPr>
-      </w:pPr>
-      <w:r>
-        <w:rPr>
-          <w:rFonts w:ascii="Calibri" w:hAnsi="Calibri" w:eastAsia="Times New Roman" w:cs="Calibri"/>
+          <w:rFonts w:ascii="Calibri" w:eastAsia="Times New Roman" w:hAnsi="Calibri" w:cs="Calibri"/>
+          <w:color w:val="000000"/>
+          <w:kern w:val="0"/>
+          <w:sz w:val="28"/>
+          <w:szCs w:val="28"/>
+          <w:lang w:eastAsia="en-IN"/>
+          <w14:ligatures w14:val="none"/>
+        </w:rPr>
+      </w:pPr>
+      <w:r>
+        <w:rPr>
+          <w:rFonts w:ascii="Calibri" w:eastAsia="Times New Roman" w:hAnsi="Calibri" w:cs="Calibri"/>
           <w:color w:val="000000"/>
           <w:kern w:val="0"/>
           <w:sz w:val="28"/>
@@ -2043,7 +2002,7 @@
       </w:r>
       <w:r>
         <w:rPr>
-          <w:rFonts w:ascii="Calibri" w:hAnsi="Calibri" w:eastAsia="Times New Roman" w:cs="Calibri"/>
+          <w:rFonts w:ascii="Calibri" w:eastAsia="Times New Roman" w:hAnsi="Calibri" w:cs="Calibri"/>
           <w:color w:val="000000"/>
           <w:kern w:val="0"/>
           <w:sz w:val="28"/>
@@ -2052,17 +2011,6 @@
           <w14:ligatures w14:val="none"/>
         </w:rPr>
         <w:tab/>
-      </w:r>
-      <w:r>
-        <w:rPr>
-          <w:rFonts w:ascii="Calibri" w:hAnsi="Calibri" w:eastAsia="Times New Roman" w:cs="Calibri"/>
-          <w:color w:val="000000"/>
-          <w:kern w:val="0"/>
-          <w:sz w:val="28"/>
-          <w:szCs w:val="28"/>
-          <w:lang w:eastAsia="en-IN"/>
-          <w14:ligatures w14:val="none"/>
-        </w:rPr>
         <w:t>Basis table → the table from which the view gets its data</w:t>
       </w:r>
     </w:p>
@@ -2071,7 +2019,7 @@
         <w:pStyle w:val="ListParagraph"/>
         <w:spacing w:after="0" w:line="240" w:lineRule="auto"/>
         <w:rPr>
-          <w:rFonts w:ascii="Calibri" w:hAnsi="Calibri" w:eastAsia="Times New Roman" w:cs="Calibri"/>
+          <w:rFonts w:ascii="Calibri" w:eastAsia="Times New Roman" w:hAnsi="Calibri" w:cs="Calibri"/>
           <w:color w:val="000000"/>
           <w:kern w:val="0"/>
           <w:sz w:val="28"/>
@@ -2305,7 +2253,7 @@
         </w:numPr>
         <w:spacing w:after="0" w:line="240" w:lineRule="auto"/>
         <w:rPr>
-          <w:rFonts w:ascii="Calibri" w:hAnsi="Calibri" w:eastAsia="Times New Roman" w:cs="Calibri"/>
+          <w:rFonts w:ascii="Calibri" w:eastAsia="Times New Roman" w:hAnsi="Calibri" w:cs="Calibri"/>
           <w:b/>
           <w:bCs/>
           <w:color w:val="000000"/>
@@ -2318,7 +2266,7 @@
       </w:pPr>
       <w:r>
         <w:rPr>
-          <w:rFonts w:ascii="Calibri" w:hAnsi="Calibri" w:eastAsia="Times New Roman" w:cs="Calibri"/>
+          <w:rFonts w:ascii="Calibri" w:eastAsia="Times New Roman" w:hAnsi="Calibri" w:cs="Calibri"/>
           <w:b/>
           <w:bCs/>
           <w:color w:val="000000"/>
@@ -2497,7 +2445,7 @@
         </w:numPr>
         <w:spacing w:after="0" w:line="240" w:lineRule="auto"/>
         <w:rPr>
-          <w:rFonts w:ascii="Calibri" w:hAnsi="Calibri" w:eastAsia="Times New Roman" w:cs="Calibri"/>
+          <w:rFonts w:ascii="Calibri" w:eastAsia="Times New Roman" w:hAnsi="Calibri" w:cs="Calibri"/>
           <w:b/>
           <w:bCs/>
           <w:color w:val="000000"/>
@@ -2510,7 +2458,7 @@
       </w:pPr>
       <w:r>
         <w:rPr>
-          <w:rFonts w:ascii="Calibri" w:hAnsi="Calibri" w:eastAsia="Times New Roman" w:cs="Calibri"/>
+          <w:rFonts w:ascii="Calibri" w:eastAsia="Times New Roman" w:hAnsi="Calibri" w:cs="Calibri"/>
           <w:b/>
           <w:bCs/>
           <w:color w:val="000000"/>
@@ -2525,7 +2473,7 @@
       <w:proofErr w:type="spellStart"/>
       <w:r>
         <w:rPr>
-          <w:rFonts w:ascii="Calibri" w:hAnsi="Calibri" w:eastAsia="Times New Roman" w:cs="Calibri"/>
+          <w:rFonts w:ascii="Calibri" w:eastAsia="Times New Roman" w:hAnsi="Calibri" w:cs="Calibri"/>
           <w:b/>
           <w:bCs/>
           <w:color w:val="000000"/>
@@ -2539,7 +2487,7 @@
       </w:r>
       <w:r>
         <w:rPr>
-          <w:rFonts w:ascii="Calibri" w:hAnsi="Calibri" w:eastAsia="Times New Roman" w:cs="Calibri"/>
+          <w:rFonts w:ascii="Calibri" w:eastAsia="Times New Roman" w:hAnsi="Calibri" w:cs="Calibri"/>
           <w:b/>
           <w:bCs/>
           <w:color w:val="000000"/>
@@ -2553,7 +2501,7 @@
       </w:r>
       <w:r>
         <w:rPr>
-          <w:rFonts w:ascii="Calibri" w:hAnsi="Calibri" w:eastAsia="Times New Roman" w:cs="Calibri"/>
+          <w:rFonts w:ascii="Calibri" w:eastAsia="Times New Roman" w:hAnsi="Calibri" w:cs="Calibri"/>
           <w:b/>
           <w:bCs/>
           <w:color w:val="000000"/>
@@ -2567,7 +2515,7 @@
       </w:r>
       <w:r>
         <w:rPr>
-          <w:rFonts w:ascii="Calibri" w:hAnsi="Calibri" w:eastAsia="Times New Roman" w:cs="Calibri"/>
+          <w:rFonts w:ascii="Calibri" w:eastAsia="Times New Roman" w:hAnsi="Calibri" w:cs="Calibri"/>
           <w:b/>
           <w:bCs/>
           <w:color w:val="000000"/>
@@ -2582,7 +2530,7 @@
       <w:proofErr w:type="spellEnd"/>
       <w:r>
         <w:rPr>
-          <w:rFonts w:ascii="Calibri" w:hAnsi="Calibri" w:eastAsia="Times New Roman" w:cs="Calibri"/>
+          <w:rFonts w:ascii="Calibri" w:eastAsia="Times New Roman" w:hAnsi="Calibri" w:cs="Calibri"/>
           <w:b/>
           <w:bCs/>
           <w:color w:val="000000"/>
@@ -2596,7 +2544,7 @@
       </w:r>
       <w:r>
         <w:rPr>
-          <w:rFonts w:ascii="Calibri" w:hAnsi="Calibri" w:eastAsia="Times New Roman" w:cs="Calibri"/>
+          <w:rFonts w:ascii="Calibri" w:eastAsia="Times New Roman" w:hAnsi="Calibri" w:cs="Calibri"/>
           <w:b/>
           <w:bCs/>
           <w:color w:val="000000"/>
@@ -2610,7 +2558,7 @@
       </w:r>
       <w:r>
         <w:rPr>
-          <w:rFonts w:ascii="Calibri" w:hAnsi="Calibri" w:eastAsia="Times New Roman" w:cs="Calibri"/>
+          <w:rFonts w:ascii="Calibri" w:eastAsia="Times New Roman" w:hAnsi="Calibri" w:cs="Calibri"/>
           <w:b/>
           <w:bCs/>
           <w:color w:val="000000"/>
@@ -2632,7 +2580,7 @@
         </w:numPr>
         <w:spacing w:after="0" w:line="240" w:lineRule="auto"/>
         <w:rPr>
-          <w:rFonts w:ascii="Calibri" w:hAnsi="Calibri" w:eastAsia="Times New Roman" w:cs="Calibri"/>
+          <w:rFonts w:ascii="Calibri" w:eastAsia="Times New Roman" w:hAnsi="Calibri" w:cs="Calibri"/>
           <w:b/>
           <w:bCs/>
           <w:color w:val="000000"/>
@@ -2645,7 +2593,7 @@
       </w:pPr>
       <w:r>
         <w:rPr>
-          <w:rFonts w:ascii="Calibri" w:hAnsi="Calibri" w:eastAsia="Times New Roman" w:cs="Calibri"/>
+          <w:rFonts w:ascii="Calibri" w:eastAsia="Times New Roman" w:hAnsi="Calibri" w:cs="Calibri"/>
           <w:color w:val="000000"/>
           <w:kern w:val="0"/>
           <w:sz w:val="28"/>
@@ -2657,7 +2605,7 @@
       </w:r>
       <w:r>
         <w:rPr>
-          <w:rFonts w:ascii="Calibri" w:hAnsi="Calibri" w:eastAsia="Times New Roman" w:cs="Calibri"/>
+          <w:rFonts w:ascii="Calibri" w:eastAsia="Times New Roman" w:hAnsi="Calibri" w:cs="Calibri"/>
           <w:color w:val="000000"/>
           <w:kern w:val="0"/>
           <w:sz w:val="28"/>
@@ -2677,18 +2625,18 @@
         </w:numPr>
         <w:spacing w:after="0" w:line="240" w:lineRule="auto"/>
         <w:rPr>
-          <w:rFonts w:ascii="Calibri" w:hAnsi="Calibri" w:eastAsia="Times New Roman" w:cs="Calibri"/>
-          <w:color w:val="000000"/>
-          <w:kern w:val="0"/>
-          <w:sz w:val="28"/>
-          <w:szCs w:val="28"/>
-          <w:lang w:eastAsia="en-IN"/>
-          <w14:ligatures w14:val="none"/>
-        </w:rPr>
-      </w:pPr>
-      <w:r>
-        <w:rPr>
-          <w:rFonts w:ascii="Calibri" w:hAnsi="Calibri" w:eastAsia="Times New Roman" w:cs="Calibri"/>
+          <w:rFonts w:ascii="Calibri" w:eastAsia="Times New Roman" w:hAnsi="Calibri" w:cs="Calibri"/>
+          <w:color w:val="000000"/>
+          <w:kern w:val="0"/>
+          <w:sz w:val="28"/>
+          <w:szCs w:val="28"/>
+          <w:lang w:eastAsia="en-IN"/>
+          <w14:ligatures w14:val="none"/>
+        </w:rPr>
+      </w:pPr>
+      <w:r>
+        <w:rPr>
+          <w:rFonts w:ascii="Calibri" w:eastAsia="Times New Roman" w:hAnsi="Calibri" w:cs="Calibri"/>
           <w:color w:val="000000"/>
           <w:kern w:val="0"/>
           <w:sz w:val="28"/>
@@ -2700,7 +2648,7 @@
       </w:r>
       <w:r>
         <w:rPr>
-          <w:rFonts w:ascii="Calibri" w:hAnsi="Calibri" w:eastAsia="Times New Roman" w:cs="Calibri"/>
+          <w:rFonts w:ascii="Calibri" w:eastAsia="Times New Roman" w:hAnsi="Calibri" w:cs="Calibri"/>
           <w:b/>
           <w:bCs/>
           <w:color w:val="000000"/>
@@ -2714,7 +2662,7 @@
       </w:r>
       <w:r>
         <w:rPr>
-          <w:rFonts w:ascii="Calibri" w:hAnsi="Calibri" w:eastAsia="Times New Roman" w:cs="Calibri"/>
+          <w:rFonts w:ascii="Calibri" w:eastAsia="Times New Roman" w:hAnsi="Calibri" w:cs="Calibri"/>
           <w:color w:val="000000"/>
           <w:kern w:val="0"/>
           <w:sz w:val="28"/>
@@ -2727,7 +2675,7 @@
       <w:proofErr w:type="gramStart"/>
       <w:r>
         <w:rPr>
-          <w:rFonts w:ascii="Calibri" w:hAnsi="Calibri" w:eastAsia="Times New Roman" w:cs="Calibri"/>
+          <w:rFonts w:ascii="Calibri" w:eastAsia="Times New Roman" w:hAnsi="Calibri" w:cs="Calibri"/>
           <w:color w:val="000000"/>
           <w:kern w:val="0"/>
           <w:sz w:val="28"/>
@@ -2740,7 +2688,7 @@
       <w:proofErr w:type="gramEnd"/>
       <w:r>
         <w:rPr>
-          <w:rFonts w:ascii="Calibri" w:hAnsi="Calibri" w:eastAsia="Times New Roman" w:cs="Calibri"/>
+          <w:rFonts w:ascii="Calibri" w:eastAsia="Times New Roman" w:hAnsi="Calibri" w:cs="Calibri"/>
           <w:color w:val="000000"/>
           <w:kern w:val="0"/>
           <w:sz w:val="28"/>
@@ -2760,18 +2708,18 @@
         </w:numPr>
         <w:spacing w:after="0" w:line="240" w:lineRule="auto"/>
         <w:rPr>
-          <w:rFonts w:ascii="Calibri" w:hAnsi="Calibri" w:eastAsia="Times New Roman" w:cs="Calibri"/>
-          <w:color w:val="000000"/>
-          <w:kern w:val="0"/>
-          <w:sz w:val="28"/>
-          <w:szCs w:val="28"/>
-          <w:lang w:eastAsia="en-IN"/>
-          <w14:ligatures w14:val="none"/>
-        </w:rPr>
-      </w:pPr>
-      <w:r>
-        <w:rPr>
-          <w:rFonts w:ascii="Calibri" w:hAnsi="Calibri" w:eastAsia="Times New Roman" w:cs="Calibri"/>
+          <w:rFonts w:ascii="Calibri" w:eastAsia="Times New Roman" w:hAnsi="Calibri" w:cs="Calibri"/>
+          <w:color w:val="000000"/>
+          <w:kern w:val="0"/>
+          <w:sz w:val="28"/>
+          <w:szCs w:val="28"/>
+          <w:lang w:eastAsia="en-IN"/>
+          <w14:ligatures w14:val="none"/>
+        </w:rPr>
+      </w:pPr>
+      <w:r>
+        <w:rPr>
+          <w:rFonts w:ascii="Calibri" w:eastAsia="Times New Roman" w:hAnsi="Calibri" w:cs="Calibri"/>
           <w:noProof/>
           <w:color w:val="000000"/>
           <w:kern w:val="0"/>
@@ -2832,25 +2780,26 @@
         </w:numPr>
         <w:spacing w:after="0" w:line="240" w:lineRule="auto"/>
         <w:rPr>
-          <w:rFonts w:ascii="Calibri" w:hAnsi="Calibri" w:eastAsia="Times New Roman" w:cs="Calibri"/>
-          <w:color w:val="000000"/>
-          <w:kern w:val="0"/>
-          <w:sz w:val="28"/>
-          <w:szCs w:val="28"/>
-          <w:lang w:eastAsia="en-IN"/>
-          <w14:ligatures w14:val="none"/>
-        </w:rPr>
-      </w:pPr>
-      <w:r>
-        <w:rPr>
-          <w:rFonts w:ascii="Calibri" w:hAnsi="Calibri" w:eastAsia="Times New Roman" w:cs="Calibri"/>
-          <w:color w:val="000000"/>
-          <w:kern w:val="0"/>
-          <w:sz w:val="28"/>
-          <w:szCs w:val="28"/>
-          <w:lang w:eastAsia="en-IN"/>
-          <w14:ligatures w14:val="none"/>
-        </w:rPr>
+          <w:rFonts w:ascii="Calibri" w:eastAsia="Times New Roman" w:hAnsi="Calibri" w:cs="Calibri"/>
+          <w:color w:val="000000"/>
+          <w:kern w:val="0"/>
+          <w:sz w:val="28"/>
+          <w:szCs w:val="28"/>
+          <w:lang w:eastAsia="en-IN"/>
+          <w14:ligatures w14:val="none"/>
+        </w:rPr>
+      </w:pPr>
+      <w:r>
+        <w:rPr>
+          <w:rFonts w:ascii="Calibri" w:eastAsia="Times New Roman" w:hAnsi="Calibri" w:cs="Calibri"/>
+          <w:color w:val="000000"/>
+          <w:kern w:val="0"/>
+          <w:sz w:val="28"/>
+          <w:szCs w:val="28"/>
+          <w:lang w:eastAsia="en-IN"/>
+          <w14:ligatures w14:val="none"/>
+        </w:rPr>
+        <w:lastRenderedPageBreak/>
         <w:t>Select the Database View button and click on the Copy button.</w:t>
       </w:r>
     </w:p>
@@ -2863,18 +2812,18 @@
         </w:numPr>
         <w:spacing w:after="0" w:line="240" w:lineRule="auto"/>
         <w:rPr>
-          <w:rFonts w:ascii="Calibri" w:hAnsi="Calibri" w:eastAsia="Times New Roman" w:cs="Calibri"/>
-          <w:color w:val="000000"/>
-          <w:kern w:val="0"/>
-          <w:sz w:val="28"/>
-          <w:szCs w:val="28"/>
-          <w:lang w:eastAsia="en-IN"/>
-          <w14:ligatures w14:val="none"/>
-        </w:rPr>
-      </w:pPr>
-      <w:r>
-        <w:rPr>
-          <w:rFonts w:ascii="Calibri" w:hAnsi="Calibri" w:eastAsia="Times New Roman" w:cs="Calibri"/>
+          <w:rFonts w:ascii="Calibri" w:eastAsia="Times New Roman" w:hAnsi="Calibri" w:cs="Calibri"/>
+          <w:color w:val="000000"/>
+          <w:kern w:val="0"/>
+          <w:sz w:val="28"/>
+          <w:szCs w:val="28"/>
+          <w:lang w:eastAsia="en-IN"/>
+          <w14:ligatures w14:val="none"/>
+        </w:rPr>
+      </w:pPr>
+      <w:r>
+        <w:rPr>
+          <w:rFonts w:ascii="Calibri" w:eastAsia="Times New Roman" w:hAnsi="Calibri" w:cs="Calibri"/>
           <w:noProof/>
           <w:color w:val="000000"/>
           <w:kern w:val="0"/>
@@ -3439,6 +3388,7 @@
         </w:rPr>
       </w:pPr>
       <w:r>
+        <w:lastRenderedPageBreak/>
         <w:t xml:space="preserve">Select the fields of the table </w:t>
       </w:r>
       <w:proofErr w:type="gramStart"/>
@@ -3886,6 +3836,7 @@
           <w:sz w:val="28"/>
           <w:szCs w:val="28"/>
         </w:rPr>
+        <w:lastRenderedPageBreak/>
         <w:t>The data base view shows values fro</w:t>
       </w:r>
       <w:r>
@@ -4128,7 +4079,7 @@
       <w:r>
         <w:rPr>
           <w:rStyle w:val="Strong"/>
-          <w:rFonts w:asciiTheme="minorHAnsi" w:hAnsiTheme="minorHAnsi" w:eastAsiaTheme="majorEastAsia" w:cstheme="minorHAnsi"/>
+          <w:rFonts w:asciiTheme="minorHAnsi" w:eastAsiaTheme="majorEastAsia" w:hAnsiTheme="minorHAnsi" w:cstheme="minorHAnsi"/>
           <w:sz w:val="28"/>
           <w:szCs w:val="28"/>
         </w:rPr>
@@ -4145,7 +4096,7 @@
       <w:r>
         <w:rPr>
           <w:rStyle w:val="Strong"/>
-          <w:rFonts w:asciiTheme="minorHAnsi" w:hAnsiTheme="minorHAnsi" w:eastAsiaTheme="majorEastAsia" w:cstheme="minorHAnsi"/>
+          <w:rFonts w:asciiTheme="minorHAnsi" w:eastAsiaTheme="majorEastAsia" w:hAnsiTheme="minorHAnsi" w:cstheme="minorHAnsi"/>
           <w:b w:val="0"/>
           <w:bCs w:val="0"/>
           <w:sz w:val="28"/>
@@ -4394,6 +4345,7 @@
           <w:sz w:val="28"/>
           <w:szCs w:val="28"/>
         </w:rPr>
+        <w:lastRenderedPageBreak/>
         <w:t>View the contents</w:t>
       </w:r>
       <w:r>
@@ -4484,7 +4436,7 @@
         </w:numPr>
         <w:spacing w:after="0" w:line="240" w:lineRule="auto"/>
         <w:rPr>
-          <w:rFonts w:ascii="Calibri" w:hAnsi="Calibri" w:eastAsia="Times New Roman" w:cs="Calibri"/>
+          <w:rFonts w:ascii="Calibri" w:eastAsia="Times New Roman" w:hAnsi="Calibri" w:cs="Calibri"/>
           <w:b/>
           <w:bCs/>
           <w:color w:val="000000"/>
@@ -4497,7 +4449,7 @@
       </w:pPr>
       <w:r>
         <w:rPr>
-          <w:rFonts w:ascii="Calibri" w:hAnsi="Calibri" w:eastAsia="Times New Roman" w:cs="Calibri"/>
+          <w:rFonts w:ascii="Calibri" w:eastAsia="Times New Roman" w:hAnsi="Calibri" w:cs="Calibri"/>
           <w:b/>
           <w:bCs/>
           <w:color w:val="000000"/>
@@ -4884,6 +4836,7 @@
           <w:sz w:val="28"/>
           <w:szCs w:val="28"/>
         </w:rPr>
+        <w:lastRenderedPageBreak/>
         <w:t xml:space="preserve">Select the </w:t>
       </w:r>
       <w:r>
@@ -5140,7 +5093,7 @@
         </w:numPr>
         <w:spacing w:after="0" w:line="240" w:lineRule="auto"/>
         <w:rPr>
-          <w:rFonts w:ascii="Calibri" w:hAnsi="Calibri" w:eastAsia="Times New Roman" w:cs="Calibri"/>
+          <w:rFonts w:ascii="Calibri" w:eastAsia="Times New Roman" w:hAnsi="Calibri" w:cs="Calibri"/>
           <w:b/>
           <w:bCs/>
           <w:color w:val="000000"/>
@@ -5153,7 +5106,7 @@
       </w:pPr>
       <w:r>
         <w:rPr>
-          <w:rFonts w:ascii="Calibri" w:hAnsi="Calibri" w:eastAsia="Times New Roman" w:cs="Calibri"/>
+          <w:rFonts w:ascii="Calibri" w:eastAsia="Times New Roman" w:hAnsi="Calibri" w:cs="Calibri"/>
           <w:b/>
           <w:bCs/>
           <w:color w:val="000000"/>
@@ -5167,7 +5120,7 @@
       </w:r>
       <w:r>
         <w:rPr>
-          <w:rFonts w:ascii="Calibri" w:hAnsi="Calibri" w:eastAsia="Times New Roman" w:cs="Calibri"/>
+          <w:rFonts w:ascii="Calibri" w:eastAsia="Times New Roman" w:hAnsi="Calibri" w:cs="Calibri"/>
           <w:b/>
           <w:bCs/>
           <w:color w:val="000000"/>
@@ -5181,7 +5134,7 @@
       </w:r>
       <w:r>
         <w:rPr>
-          <w:rFonts w:ascii="Calibri" w:hAnsi="Calibri" w:eastAsia="Times New Roman" w:cs="Calibri"/>
+          <w:rFonts w:ascii="Calibri" w:eastAsia="Times New Roman" w:hAnsi="Calibri" w:cs="Calibri"/>
           <w:b/>
           <w:bCs/>
           <w:color w:val="000000"/>
@@ -5195,7 +5148,7 @@
       </w:r>
       <w:r>
         <w:rPr>
-          <w:rFonts w:ascii="Calibri" w:hAnsi="Calibri" w:eastAsia="Times New Roman" w:cs="Calibri"/>
+          <w:rFonts w:ascii="Calibri" w:eastAsia="Times New Roman" w:hAnsi="Calibri" w:cs="Calibri"/>
           <w:b/>
           <w:bCs/>
           <w:color w:val="000000"/>
@@ -5207,11 +5160,11 @@
         </w:rPr>
         <w:t xml:space="preserve"> </w:t>
       </w:r>
-      <w:hyperlink w:history="1" w:anchor=":~:text=Reference%20Type-,Maintenance%20Status,-The%20maintenance%20status" r:id="rId28">
+      <w:hyperlink r:id="rId28" w:anchor=":~:text=Reference%20Type-,Maintenance%20Status,-The%20maintenance%20status" w:history="1">
         <w:r>
           <w:rPr>
             <w:rStyle w:val="Hyperlink"/>
-            <w:rFonts w:ascii="Calibri" w:hAnsi="Calibri" w:eastAsia="Times New Roman" w:cs="Calibri"/>
+            <w:rFonts w:ascii="Calibri" w:eastAsia="Times New Roman" w:hAnsi="Calibri" w:cs="Calibri"/>
             <w:b/>
             <w:bCs/>
             <w:kern w:val="0"/>
@@ -5233,18 +5186,18 @@
         </w:numPr>
         <w:spacing w:after="0" w:line="240" w:lineRule="auto"/>
         <w:rPr>
-          <w:rFonts w:ascii="Calibri" w:hAnsi="Calibri" w:eastAsia="Times New Roman" w:cs="Calibri"/>
-          <w:color w:val="000000"/>
-          <w:kern w:val="0"/>
-          <w:sz w:val="28"/>
-          <w:szCs w:val="28"/>
-          <w:lang w:eastAsia="en-IN"/>
-          <w14:ligatures w14:val="none"/>
-        </w:rPr>
-      </w:pPr>
-      <w:r>
-        <w:rPr>
-          <w:rFonts w:ascii="Calibri" w:hAnsi="Calibri" w:eastAsia="Times New Roman" w:cs="Calibri"/>
+          <w:rFonts w:ascii="Calibri" w:eastAsia="Times New Roman" w:hAnsi="Calibri" w:cs="Calibri"/>
+          <w:color w:val="000000"/>
+          <w:kern w:val="0"/>
+          <w:sz w:val="28"/>
+          <w:szCs w:val="28"/>
+          <w:lang w:eastAsia="en-IN"/>
+          <w14:ligatures w14:val="none"/>
+        </w:rPr>
+      </w:pPr>
+      <w:r>
+        <w:rPr>
+          <w:rFonts w:ascii="Calibri" w:eastAsia="Times New Roman" w:hAnsi="Calibri" w:cs="Calibri"/>
           <w:color w:val="000000"/>
           <w:kern w:val="0"/>
           <w:sz w:val="28"/>
@@ -5260,7 +5213,7 @@
         <w:pStyle w:val="ListParagraph"/>
         <w:spacing w:after="0" w:line="240" w:lineRule="auto"/>
         <w:rPr>
-          <w:rFonts w:ascii="Calibri" w:hAnsi="Calibri" w:eastAsia="Times New Roman" w:cs="Calibri"/>
+          <w:rFonts w:ascii="Calibri" w:eastAsia="Times New Roman" w:hAnsi="Calibri" w:cs="Calibri"/>
           <w:color w:val="000000"/>
           <w:kern w:val="0"/>
           <w:sz w:val="28"/>
@@ -5279,18 +5232,18 @@
         </w:numPr>
         <w:spacing w:after="0" w:line="240" w:lineRule="auto"/>
         <w:rPr>
-          <w:rFonts w:ascii="Calibri" w:hAnsi="Calibri" w:eastAsia="Times New Roman" w:cs="Calibri"/>
-          <w:color w:val="000000"/>
-          <w:kern w:val="0"/>
-          <w:sz w:val="28"/>
-          <w:szCs w:val="28"/>
-          <w:lang w:eastAsia="en-IN"/>
-          <w14:ligatures w14:val="none"/>
-        </w:rPr>
-      </w:pPr>
-      <w:r>
-        <w:rPr>
-          <w:rFonts w:ascii="Calibri" w:hAnsi="Calibri" w:eastAsia="Times New Roman" w:cs="Calibri"/>
+          <w:rFonts w:ascii="Calibri" w:eastAsia="Times New Roman" w:hAnsi="Calibri" w:cs="Calibri"/>
+          <w:color w:val="000000"/>
+          <w:kern w:val="0"/>
+          <w:sz w:val="28"/>
+          <w:szCs w:val="28"/>
+          <w:lang w:eastAsia="en-IN"/>
+          <w14:ligatures w14:val="none"/>
+        </w:rPr>
+      </w:pPr>
+      <w:r>
+        <w:rPr>
+          <w:rFonts w:ascii="Calibri" w:eastAsia="Times New Roman" w:hAnsi="Calibri" w:cs="Calibri"/>
           <w:color w:val="000000"/>
           <w:kern w:val="0"/>
           <w:sz w:val="28"/>
@@ -5310,18 +5263,18 @@
         </w:numPr>
         <w:spacing w:after="0" w:line="240" w:lineRule="auto"/>
         <w:rPr>
-          <w:rFonts w:ascii="Calibri" w:hAnsi="Calibri" w:eastAsia="Times New Roman" w:cs="Calibri"/>
-          <w:color w:val="000000"/>
-          <w:kern w:val="0"/>
-          <w:sz w:val="28"/>
-          <w:szCs w:val="28"/>
-          <w:lang w:eastAsia="en-IN"/>
-          <w14:ligatures w14:val="none"/>
-        </w:rPr>
-      </w:pPr>
-      <w:r>
-        <w:rPr>
-          <w:rFonts w:ascii="Calibri" w:hAnsi="Calibri" w:eastAsia="Times New Roman" w:cs="Calibri"/>
+          <w:rFonts w:ascii="Calibri" w:eastAsia="Times New Roman" w:hAnsi="Calibri" w:cs="Calibri"/>
+          <w:color w:val="000000"/>
+          <w:kern w:val="0"/>
+          <w:sz w:val="28"/>
+          <w:szCs w:val="28"/>
+          <w:lang w:eastAsia="en-IN"/>
+          <w14:ligatures w14:val="none"/>
+        </w:rPr>
+      </w:pPr>
+      <w:r>
+        <w:rPr>
+          <w:rFonts w:ascii="Calibri" w:eastAsia="Times New Roman" w:hAnsi="Calibri" w:cs="Calibri"/>
           <w:color w:val="000000"/>
           <w:kern w:val="0"/>
           <w:sz w:val="28"/>
@@ -5341,18 +5294,18 @@
         </w:numPr>
         <w:spacing w:after="0" w:line="240" w:lineRule="auto"/>
         <w:rPr>
-          <w:rFonts w:ascii="Calibri" w:hAnsi="Calibri" w:eastAsia="Times New Roman" w:cs="Calibri"/>
-          <w:color w:val="000000"/>
-          <w:kern w:val="0"/>
-          <w:sz w:val="28"/>
-          <w:szCs w:val="28"/>
-          <w:lang w:eastAsia="en-IN"/>
-          <w14:ligatures w14:val="none"/>
-        </w:rPr>
-      </w:pPr>
-      <w:r>
-        <w:rPr>
-          <w:rFonts w:ascii="Calibri" w:hAnsi="Calibri" w:eastAsia="Times New Roman" w:cs="Calibri"/>
+          <w:rFonts w:ascii="Calibri" w:eastAsia="Times New Roman" w:hAnsi="Calibri" w:cs="Calibri"/>
+          <w:color w:val="000000"/>
+          <w:kern w:val="0"/>
+          <w:sz w:val="28"/>
+          <w:szCs w:val="28"/>
+          <w:lang w:eastAsia="en-IN"/>
+          <w14:ligatures w14:val="none"/>
+        </w:rPr>
+      </w:pPr>
+      <w:r>
+        <w:rPr>
+          <w:rFonts w:ascii="Calibri" w:eastAsia="Times New Roman" w:hAnsi="Calibri" w:cs="Calibri"/>
           <w:color w:val="000000"/>
           <w:kern w:val="0"/>
           <w:sz w:val="28"/>
@@ -5383,7 +5336,7 @@
       </w:pPr>
       <w:r>
         <w:rPr>
-          <w:rFonts w:ascii="Calibri" w:hAnsi="Calibri" w:eastAsia="Times New Roman" w:cs="Calibri"/>
+          <w:rFonts w:ascii="Calibri" w:eastAsia="Times New Roman" w:hAnsi="Calibri" w:cs="Calibri"/>
           <w:color w:val="000000"/>
           <w:kern w:val="0"/>
           <w:sz w:val="28"/>
@@ -5419,7 +5372,7 @@
         <w:spacing w:after="0" w:line="240" w:lineRule="auto"/>
         <w:rPr>
           <w:rStyle w:val="ph"/>
-          <w:rFonts w:ascii="Calibri" w:hAnsi="Calibri" w:eastAsia="Times New Roman" w:cs="Calibri"/>
+          <w:rFonts w:ascii="Calibri" w:eastAsia="Times New Roman" w:hAnsi="Calibri" w:cs="Calibri"/>
           <w:color w:val="000000"/>
           <w:kern w:val="0"/>
           <w:sz w:val="28"/>
@@ -5431,7 +5384,7 @@
       <w:r>
         <w:rPr>
           <w:rStyle w:val="ph"/>
-          <w:rFonts w:ascii="Calibri" w:hAnsi="Calibri" w:eastAsia="Times New Roman" w:cs="Calibri"/>
+          <w:rFonts w:ascii="Calibri" w:eastAsia="Times New Roman" w:hAnsi="Calibri" w:cs="Calibri"/>
           <w:color w:val="000000"/>
           <w:kern w:val="0"/>
           <w:sz w:val="28"/>
@@ -5445,7 +5398,7 @@
       <w:r>
         <w:rPr>
           <w:rStyle w:val="ph"/>
-          <w:rFonts w:ascii="Calibri" w:hAnsi="Calibri" w:eastAsia="Times New Roman" w:cs="Calibri"/>
+          <w:rFonts w:ascii="Calibri" w:eastAsia="Times New Roman" w:hAnsi="Calibri" w:cs="Calibri"/>
           <w:color w:val="000000"/>
           <w:kern w:val="0"/>
           <w:sz w:val="28"/>
@@ -5459,7 +5412,7 @@
       <w:r>
         <w:rPr>
           <w:rStyle w:val="ph"/>
-          <w:rFonts w:ascii="Calibri" w:hAnsi="Calibri" w:eastAsia="Times New Roman" w:cs="Calibri"/>
+          <w:rFonts w:ascii="Calibri" w:eastAsia="Times New Roman" w:hAnsi="Calibri" w:cs="Calibri"/>
           <w:color w:val="000000"/>
           <w:kern w:val="0"/>
           <w:sz w:val="28"/>
@@ -5480,7 +5433,7 @@
         <w:spacing w:after="0" w:line="240" w:lineRule="auto"/>
         <w:rPr>
           <w:rStyle w:val="ph"/>
-          <w:rFonts w:ascii="Calibri" w:hAnsi="Calibri" w:eastAsia="Times New Roman" w:cs="Calibri"/>
+          <w:rFonts w:ascii="Calibri" w:eastAsia="Times New Roman" w:hAnsi="Calibri" w:cs="Calibri"/>
           <w:color w:val="000000"/>
           <w:kern w:val="0"/>
           <w:sz w:val="28"/>
@@ -5492,7 +5445,7 @@
       <w:r>
         <w:rPr>
           <w:rStyle w:val="ph"/>
-          <w:rFonts w:ascii="Calibri" w:hAnsi="Calibri" w:eastAsia="Times New Roman" w:cs="Calibri"/>
+          <w:rFonts w:ascii="Calibri" w:eastAsia="Times New Roman" w:hAnsi="Calibri" w:cs="Calibri"/>
           <w:color w:val="000000"/>
           <w:kern w:val="0"/>
           <w:sz w:val="28"/>
@@ -5506,7 +5459,7 @@
       <w:r>
         <w:rPr>
           <w:rStyle w:val="ph"/>
-          <w:rFonts w:ascii="Calibri" w:hAnsi="Calibri" w:eastAsia="Times New Roman" w:cs="Calibri"/>
+          <w:rFonts w:ascii="Calibri" w:eastAsia="Times New Roman" w:hAnsi="Calibri" w:cs="Calibri"/>
           <w:color w:val="000000"/>
           <w:kern w:val="0"/>
           <w:sz w:val="28"/>
@@ -5520,7 +5473,7 @@
       <w:r>
         <w:rPr>
           <w:rStyle w:val="ph"/>
-          <w:rFonts w:ascii="Calibri" w:hAnsi="Calibri" w:eastAsia="Times New Roman" w:cs="Calibri"/>
+          <w:rFonts w:ascii="Calibri" w:eastAsia="Times New Roman" w:hAnsi="Calibri" w:cs="Calibri"/>
           <w:color w:val="000000"/>
           <w:kern w:val="0"/>
           <w:sz w:val="28"/>
@@ -5537,7 +5490,7 @@
         <w:spacing w:after="0" w:line="240" w:lineRule="auto"/>
         <w:rPr>
           <w:rStyle w:val="ph"/>
-          <w:rFonts w:ascii="Calibri" w:hAnsi="Calibri" w:eastAsia="Times New Roman" w:cs="Calibri"/>
+          <w:rFonts w:ascii="Calibri" w:eastAsia="Times New Roman" w:hAnsi="Calibri" w:cs="Calibri"/>
           <w:color w:val="000000"/>
           <w:kern w:val="0"/>
           <w:sz w:val="28"/>
@@ -5556,18 +5509,18 @@
         </w:numPr>
         <w:spacing w:after="0" w:line="240" w:lineRule="auto"/>
         <w:rPr>
-          <w:rFonts w:ascii="Calibri" w:hAnsi="Calibri" w:eastAsia="Times New Roman" w:cs="Calibri"/>
-          <w:color w:val="000000"/>
-          <w:kern w:val="0"/>
-          <w:sz w:val="28"/>
-          <w:szCs w:val="28"/>
-          <w:lang w:eastAsia="en-IN"/>
-          <w14:ligatures w14:val="none"/>
-        </w:rPr>
-      </w:pPr>
-      <w:r>
-        <w:rPr>
-          <w:rFonts w:ascii="Calibri" w:hAnsi="Calibri" w:eastAsia="Times New Roman" w:cs="Calibri"/>
+          <w:rFonts w:ascii="Calibri" w:eastAsia="Times New Roman" w:hAnsi="Calibri" w:cs="Calibri"/>
+          <w:color w:val="000000"/>
+          <w:kern w:val="0"/>
+          <w:sz w:val="28"/>
+          <w:szCs w:val="28"/>
+          <w:lang w:eastAsia="en-IN"/>
+          <w14:ligatures w14:val="none"/>
+        </w:rPr>
+      </w:pPr>
+      <w:r>
+        <w:rPr>
+          <w:rFonts w:ascii="Calibri" w:eastAsia="Times New Roman" w:hAnsi="Calibri" w:cs="Calibri"/>
           <w:color w:val="000000"/>
           <w:kern w:val="0"/>
           <w:sz w:val="28"/>
@@ -5580,7 +5533,7 @@
       <w:proofErr w:type="gramStart"/>
       <w:r>
         <w:rPr>
-          <w:rFonts w:ascii="Calibri" w:hAnsi="Calibri" w:eastAsia="Times New Roman" w:cs="Calibri"/>
+          <w:rFonts w:ascii="Calibri" w:eastAsia="Times New Roman" w:hAnsi="Calibri" w:cs="Calibri"/>
           <w:color w:val="000000"/>
           <w:kern w:val="0"/>
           <w:sz w:val="28"/>
@@ -5593,7 +5546,7 @@
       <w:proofErr w:type="gramEnd"/>
       <w:r>
         <w:rPr>
-          <w:rFonts w:ascii="Calibri" w:hAnsi="Calibri" w:eastAsia="Times New Roman" w:cs="Calibri"/>
+          <w:rFonts w:ascii="Calibri" w:eastAsia="Times New Roman" w:hAnsi="Calibri" w:cs="Calibri"/>
           <w:color w:val="000000"/>
           <w:kern w:val="0"/>
           <w:sz w:val="28"/>
@@ -5613,18 +5566,18 @@
         </w:numPr>
         <w:spacing w:after="0" w:line="240" w:lineRule="auto"/>
         <w:rPr>
-          <w:rFonts w:ascii="Calibri" w:hAnsi="Calibri" w:eastAsia="Times New Roman" w:cs="Calibri"/>
-          <w:color w:val="000000"/>
-          <w:kern w:val="0"/>
-          <w:sz w:val="28"/>
-          <w:szCs w:val="28"/>
-          <w:lang w:eastAsia="en-IN"/>
-          <w14:ligatures w14:val="none"/>
-        </w:rPr>
-      </w:pPr>
-      <w:r>
-        <w:rPr>
-          <w:rFonts w:ascii="Calibri" w:hAnsi="Calibri" w:eastAsia="Times New Roman" w:cs="Calibri"/>
+          <w:rFonts w:ascii="Calibri" w:eastAsia="Times New Roman" w:hAnsi="Calibri" w:cs="Calibri"/>
+          <w:color w:val="000000"/>
+          <w:kern w:val="0"/>
+          <w:sz w:val="28"/>
+          <w:szCs w:val="28"/>
+          <w:lang w:eastAsia="en-IN"/>
+          <w14:ligatures w14:val="none"/>
+        </w:rPr>
+      </w:pPr>
+      <w:r>
+        <w:rPr>
+          <w:rFonts w:ascii="Calibri" w:eastAsia="Times New Roman" w:hAnsi="Calibri" w:cs="Calibri"/>
           <w:color w:val="000000"/>
           <w:kern w:val="0"/>
           <w:sz w:val="28"/>
@@ -5637,7 +5590,7 @@
       <w:proofErr w:type="gramStart"/>
       <w:r>
         <w:rPr>
-          <w:rFonts w:ascii="Calibri" w:hAnsi="Calibri" w:eastAsia="Times New Roman" w:cs="Calibri"/>
+          <w:rFonts w:ascii="Calibri" w:eastAsia="Times New Roman" w:hAnsi="Calibri" w:cs="Calibri"/>
           <w:color w:val="000000"/>
           <w:kern w:val="0"/>
           <w:sz w:val="28"/>
@@ -5650,7 +5603,7 @@
       <w:proofErr w:type="gramEnd"/>
       <w:r>
         <w:rPr>
-          <w:rFonts w:ascii="Calibri" w:hAnsi="Calibri" w:eastAsia="Times New Roman" w:cs="Calibri"/>
+          <w:rFonts w:ascii="Calibri" w:eastAsia="Times New Roman" w:hAnsi="Calibri" w:cs="Calibri"/>
           <w:color w:val="000000"/>
           <w:kern w:val="0"/>
           <w:sz w:val="28"/>
@@ -5666,7 +5619,7 @@
         <w:pStyle w:val="ListParagraph"/>
         <w:spacing w:after="0" w:line="240" w:lineRule="auto"/>
         <w:rPr>
-          <w:rFonts w:ascii="Calibri" w:hAnsi="Calibri" w:eastAsia="Times New Roman" w:cs="Calibri"/>
+          <w:rFonts w:ascii="Calibri" w:eastAsia="Times New Roman" w:hAnsi="Calibri" w:cs="Calibri"/>
           <w:color w:val="000000"/>
           <w:kern w:val="0"/>
           <w:sz w:val="28"/>
@@ -5695,6 +5648,7 @@
           <w:sz w:val="28"/>
           <w:szCs w:val="28"/>
         </w:rPr>
+        <w:lastRenderedPageBreak/>
         <w:drawing>
           <wp:inline distT="0" distB="0" distL="0" distR="0" wp14:anchorId="0DAE4B25" wp14:editId="5E30CF50">
             <wp:extent cx="5204460" cy="1797286"/>
@@ -5756,7 +5710,7 @@
         </w:numPr>
         <w:spacing w:after="0" w:line="240" w:lineRule="auto"/>
         <w:rPr>
-          <w:rFonts w:ascii="Calibri" w:hAnsi="Calibri" w:eastAsia="Times New Roman" w:cs="Calibri"/>
+          <w:rFonts w:ascii="Calibri" w:eastAsia="Times New Roman" w:hAnsi="Calibri" w:cs="Calibri"/>
           <w:b/>
           <w:bCs/>
           <w:color w:val="000000"/>
@@ -5769,7 +5723,7 @@
       </w:pPr>
       <w:r>
         <w:rPr>
-          <w:rFonts w:ascii="Calibri" w:hAnsi="Calibri" w:eastAsia="Times New Roman" w:cs="Calibri"/>
+          <w:rFonts w:ascii="Calibri" w:eastAsia="Times New Roman" w:hAnsi="Calibri" w:cs="Calibri"/>
           <w:b/>
           <w:bCs/>
           <w:color w:val="000000"/>
@@ -5791,18 +5745,18 @@
         </w:numPr>
         <w:spacing w:after="0" w:line="240" w:lineRule="auto"/>
         <w:rPr>
-          <w:rFonts w:ascii="Calibri" w:hAnsi="Calibri" w:eastAsia="Times New Roman" w:cs="Calibri"/>
-          <w:color w:val="000000"/>
-          <w:kern w:val="0"/>
-          <w:sz w:val="28"/>
-          <w:szCs w:val="28"/>
-          <w:lang w:eastAsia="en-IN"/>
-          <w14:ligatures w14:val="none"/>
-        </w:rPr>
-      </w:pPr>
-      <w:r>
-        <w:rPr>
-          <w:rFonts w:ascii="Calibri" w:hAnsi="Calibri" w:eastAsia="Times New Roman" w:cs="Calibri"/>
+          <w:rFonts w:ascii="Calibri" w:eastAsia="Times New Roman" w:hAnsi="Calibri" w:cs="Calibri"/>
+          <w:color w:val="000000"/>
+          <w:kern w:val="0"/>
+          <w:sz w:val="28"/>
+          <w:szCs w:val="28"/>
+          <w:lang w:eastAsia="en-IN"/>
+          <w14:ligatures w14:val="none"/>
+        </w:rPr>
+      </w:pPr>
+      <w:r>
+        <w:rPr>
+          <w:rFonts w:ascii="Calibri" w:eastAsia="Times New Roman" w:hAnsi="Calibri" w:cs="Calibri"/>
           <w:color w:val="000000"/>
           <w:kern w:val="0"/>
           <w:sz w:val="28"/>
@@ -5822,7 +5776,7 @@
         </w:numPr>
         <w:spacing w:after="0"/>
         <w:rPr>
-          <w:rFonts w:ascii="Calibri" w:hAnsi="Calibri" w:eastAsia="Times New Roman" w:cs="Calibri"/>
+          <w:rFonts w:ascii="Calibri" w:eastAsia="Times New Roman" w:hAnsi="Calibri" w:cs="Calibri"/>
           <w:b/>
           <w:bCs/>
           <w:color w:val="000000"/>
@@ -5835,7 +5789,7 @@
       </w:pPr>
       <w:r>
         <w:rPr>
-          <w:rFonts w:ascii="Calibri" w:hAnsi="Calibri" w:eastAsia="Times New Roman" w:cs="Calibri"/>
+          <w:rFonts w:ascii="Calibri" w:eastAsia="Times New Roman" w:hAnsi="Calibri" w:cs="Calibri"/>
           <w:b/>
           <w:bCs/>
           <w:color w:val="000000"/>
@@ -5857,18 +5811,18 @@
         </w:numPr>
         <w:spacing w:after="0"/>
         <w:rPr>
-          <w:rFonts w:ascii="Calibri" w:hAnsi="Calibri" w:eastAsia="Times New Roman" w:cs="Calibri"/>
-          <w:color w:val="000000"/>
-          <w:kern w:val="0"/>
-          <w:sz w:val="28"/>
-          <w:szCs w:val="28"/>
-          <w:lang w:eastAsia="en-IN"/>
-          <w14:ligatures w14:val="none"/>
-        </w:rPr>
-      </w:pPr>
-      <w:r>
-        <w:rPr>
-          <w:rFonts w:ascii="Calibri" w:hAnsi="Calibri" w:eastAsia="Times New Roman" w:cs="Calibri"/>
+          <w:rFonts w:ascii="Calibri" w:eastAsia="Times New Roman" w:hAnsi="Calibri" w:cs="Calibri"/>
+          <w:color w:val="000000"/>
+          <w:kern w:val="0"/>
+          <w:sz w:val="28"/>
+          <w:szCs w:val="28"/>
+          <w:lang w:eastAsia="en-IN"/>
+          <w14:ligatures w14:val="none"/>
+        </w:rPr>
+      </w:pPr>
+      <w:r>
+        <w:rPr>
+          <w:rFonts w:ascii="Calibri" w:eastAsia="Times New Roman" w:hAnsi="Calibri" w:cs="Calibri"/>
           <w:color w:val="000000"/>
           <w:kern w:val="0"/>
           <w:sz w:val="28"/>
@@ -5888,18 +5842,18 @@
         </w:numPr>
         <w:spacing w:after="0"/>
         <w:rPr>
-          <w:rFonts w:ascii="Calibri" w:hAnsi="Calibri" w:eastAsia="Times New Roman" w:cs="Calibri"/>
-          <w:color w:val="000000"/>
-          <w:kern w:val="0"/>
-          <w:sz w:val="28"/>
-          <w:szCs w:val="28"/>
-          <w:lang w:eastAsia="en-IN"/>
-          <w14:ligatures w14:val="none"/>
-        </w:rPr>
-      </w:pPr>
-      <w:r>
-        <w:rPr>
-          <w:rFonts w:ascii="Calibri" w:hAnsi="Calibri" w:eastAsia="Times New Roman" w:cs="Calibri"/>
+          <w:rFonts w:ascii="Calibri" w:eastAsia="Times New Roman" w:hAnsi="Calibri" w:cs="Calibri"/>
+          <w:color w:val="000000"/>
+          <w:kern w:val="0"/>
+          <w:sz w:val="28"/>
+          <w:szCs w:val="28"/>
+          <w:lang w:eastAsia="en-IN"/>
+          <w14:ligatures w14:val="none"/>
+        </w:rPr>
+      </w:pPr>
+      <w:r>
+        <w:rPr>
+          <w:rFonts w:ascii="Calibri" w:eastAsia="Times New Roman" w:hAnsi="Calibri" w:cs="Calibri"/>
           <w:color w:val="000000"/>
           <w:kern w:val="0"/>
           <w:sz w:val="28"/>
@@ -5919,18 +5873,18 @@
         </w:numPr>
         <w:spacing w:after="0"/>
         <w:rPr>
-          <w:rFonts w:ascii="Calibri" w:hAnsi="Calibri" w:eastAsia="Times New Roman" w:cs="Calibri"/>
-          <w:color w:val="000000"/>
-          <w:kern w:val="0"/>
-          <w:sz w:val="28"/>
-          <w:szCs w:val="28"/>
-          <w:lang w:eastAsia="en-IN"/>
-          <w14:ligatures w14:val="none"/>
-        </w:rPr>
-      </w:pPr>
-      <w:r>
-        <w:rPr>
-          <w:rFonts w:ascii="Calibri" w:hAnsi="Calibri" w:eastAsia="Times New Roman" w:cs="Calibri"/>
+          <w:rFonts w:ascii="Calibri" w:eastAsia="Times New Roman" w:hAnsi="Calibri" w:cs="Calibri"/>
+          <w:color w:val="000000"/>
+          <w:kern w:val="0"/>
+          <w:sz w:val="28"/>
+          <w:szCs w:val="28"/>
+          <w:lang w:eastAsia="en-IN"/>
+          <w14:ligatures w14:val="none"/>
+        </w:rPr>
+      </w:pPr>
+      <w:r>
+        <w:rPr>
+          <w:rFonts w:ascii="Calibri" w:eastAsia="Times New Roman" w:hAnsi="Calibri" w:cs="Calibri"/>
           <w:color w:val="000000"/>
           <w:kern w:val="0"/>
           <w:sz w:val="28"/>
@@ -5950,18 +5904,18 @@
         </w:numPr>
         <w:spacing w:after="0"/>
         <w:rPr>
-          <w:rFonts w:ascii="Calibri" w:hAnsi="Calibri" w:eastAsia="Times New Roman" w:cs="Calibri"/>
-          <w:color w:val="000000"/>
-          <w:kern w:val="0"/>
-          <w:sz w:val="28"/>
-          <w:szCs w:val="28"/>
-          <w:lang w:eastAsia="en-IN"/>
-          <w14:ligatures w14:val="none"/>
-        </w:rPr>
-      </w:pPr>
-      <w:r>
-        <w:rPr>
-          <w:rFonts w:ascii="Calibri" w:hAnsi="Calibri" w:eastAsia="Times New Roman" w:cs="Calibri"/>
+          <w:rFonts w:ascii="Calibri" w:eastAsia="Times New Roman" w:hAnsi="Calibri" w:cs="Calibri"/>
+          <w:color w:val="000000"/>
+          <w:kern w:val="0"/>
+          <w:sz w:val="28"/>
+          <w:szCs w:val="28"/>
+          <w:lang w:eastAsia="en-IN"/>
+          <w14:ligatures w14:val="none"/>
+        </w:rPr>
+      </w:pPr>
+      <w:r>
+        <w:rPr>
+          <w:rFonts w:ascii="Calibri" w:eastAsia="Times New Roman" w:hAnsi="Calibri" w:cs="Calibri"/>
           <w:color w:val="000000"/>
           <w:kern w:val="0"/>
           <w:sz w:val="28"/>
@@ -5981,7 +5935,7 @@
         </w:numPr>
         <w:spacing w:after="0"/>
         <w:rPr>
-          <w:rFonts w:ascii="Calibri" w:hAnsi="Calibri" w:eastAsia="Times New Roman" w:cs="Calibri"/>
+          <w:rFonts w:ascii="Calibri" w:eastAsia="Times New Roman" w:hAnsi="Calibri" w:cs="Calibri"/>
           <w:b/>
           <w:bCs/>
           <w:color w:val="000000"/>
@@ -5994,7 +5948,7 @@
       </w:pPr>
       <w:r>
         <w:rPr>
-          <w:rFonts w:ascii="Calibri" w:hAnsi="Calibri" w:eastAsia="Times New Roman" w:cs="Calibri"/>
+          <w:rFonts w:ascii="Calibri" w:eastAsia="Times New Roman" w:hAnsi="Calibri" w:cs="Calibri"/>
           <w:b/>
           <w:bCs/>
           <w:color w:val="000000"/>
@@ -6016,18 +5970,18 @@
         </w:numPr>
         <w:spacing w:after="0"/>
         <w:rPr>
-          <w:rFonts w:ascii="Calibri" w:hAnsi="Calibri" w:eastAsia="Times New Roman" w:cs="Calibri"/>
-          <w:color w:val="000000"/>
-          <w:kern w:val="0"/>
-          <w:sz w:val="28"/>
-          <w:szCs w:val="28"/>
-          <w:lang w:eastAsia="en-IN"/>
-          <w14:ligatures w14:val="none"/>
-        </w:rPr>
-      </w:pPr>
-      <w:r>
-        <w:rPr>
-          <w:rFonts w:ascii="Calibri" w:hAnsi="Calibri" w:eastAsia="Times New Roman" w:cs="Calibri"/>
+          <w:rFonts w:ascii="Calibri" w:eastAsia="Times New Roman" w:hAnsi="Calibri" w:cs="Calibri"/>
+          <w:color w:val="000000"/>
+          <w:kern w:val="0"/>
+          <w:sz w:val="28"/>
+          <w:szCs w:val="28"/>
+          <w:lang w:eastAsia="en-IN"/>
+          <w14:ligatures w14:val="none"/>
+        </w:rPr>
+      </w:pPr>
+      <w:r>
+        <w:rPr>
+          <w:rFonts w:ascii="Calibri" w:eastAsia="Times New Roman" w:hAnsi="Calibri" w:cs="Calibri"/>
           <w:color w:val="000000"/>
           <w:kern w:val="0"/>
           <w:sz w:val="28"/>
@@ -6047,18 +6001,18 @@
         </w:numPr>
         <w:spacing w:after="0"/>
         <w:rPr>
-          <w:rFonts w:ascii="Calibri" w:hAnsi="Calibri" w:eastAsia="Times New Roman" w:cs="Calibri"/>
-          <w:color w:val="000000"/>
-          <w:kern w:val="0"/>
-          <w:sz w:val="28"/>
-          <w:szCs w:val="28"/>
-          <w:lang w:eastAsia="en-IN"/>
-          <w14:ligatures w14:val="none"/>
-        </w:rPr>
-      </w:pPr>
-      <w:r>
-        <w:rPr>
-          <w:rFonts w:ascii="Calibri" w:hAnsi="Calibri" w:eastAsia="Times New Roman" w:cs="Calibri"/>
+          <w:rFonts w:ascii="Calibri" w:eastAsia="Times New Roman" w:hAnsi="Calibri" w:cs="Calibri"/>
+          <w:color w:val="000000"/>
+          <w:kern w:val="0"/>
+          <w:sz w:val="28"/>
+          <w:szCs w:val="28"/>
+          <w:lang w:eastAsia="en-IN"/>
+          <w14:ligatures w14:val="none"/>
+        </w:rPr>
+      </w:pPr>
+      <w:r>
+        <w:rPr>
+          <w:rFonts w:ascii="Calibri" w:eastAsia="Times New Roman" w:hAnsi="Calibri" w:cs="Calibri"/>
           <w:color w:val="000000"/>
           <w:kern w:val="0"/>
           <w:sz w:val="28"/>
@@ -6078,18 +6032,18 @@
         </w:numPr>
         <w:spacing w:after="0"/>
         <w:rPr>
-          <w:rFonts w:ascii="Calibri" w:hAnsi="Calibri" w:eastAsia="Times New Roman" w:cs="Calibri"/>
-          <w:color w:val="000000"/>
-          <w:kern w:val="0"/>
-          <w:sz w:val="28"/>
-          <w:szCs w:val="28"/>
-          <w:lang w:eastAsia="en-IN"/>
-          <w14:ligatures w14:val="none"/>
-        </w:rPr>
-      </w:pPr>
-      <w:r>
-        <w:rPr>
-          <w:rFonts w:ascii="Calibri" w:hAnsi="Calibri" w:eastAsia="Times New Roman" w:cs="Calibri"/>
+          <w:rFonts w:ascii="Calibri" w:eastAsia="Times New Roman" w:hAnsi="Calibri" w:cs="Calibri"/>
+          <w:color w:val="000000"/>
+          <w:kern w:val="0"/>
+          <w:sz w:val="28"/>
+          <w:szCs w:val="28"/>
+          <w:lang w:eastAsia="en-IN"/>
+          <w14:ligatures w14:val="none"/>
+        </w:rPr>
+      </w:pPr>
+      <w:r>
+        <w:rPr>
+          <w:rFonts w:ascii="Calibri" w:eastAsia="Times New Roman" w:hAnsi="Calibri" w:cs="Calibri"/>
           <w:color w:val="000000"/>
           <w:kern w:val="0"/>
           <w:sz w:val="28"/>
@@ -6109,7 +6063,7 @@
         </w:numPr>
         <w:spacing w:after="0"/>
         <w:rPr>
-          <w:rFonts w:ascii="Calibri" w:hAnsi="Calibri" w:eastAsia="Times New Roman" w:cs="Calibri"/>
+          <w:rFonts w:ascii="Calibri" w:eastAsia="Times New Roman" w:hAnsi="Calibri" w:cs="Calibri"/>
           <w:b/>
           <w:bCs/>
           <w:color w:val="000000"/>
@@ -6122,7 +6076,7 @@
       </w:pPr>
       <w:r>
         <w:rPr>
-          <w:rFonts w:ascii="Calibri" w:hAnsi="Calibri" w:eastAsia="Times New Roman" w:cs="Calibri"/>
+          <w:rFonts w:ascii="Calibri" w:eastAsia="Times New Roman" w:hAnsi="Calibri" w:cs="Calibri"/>
           <w:color w:val="000000"/>
           <w:kern w:val="0"/>
           <w:sz w:val="28"/>
@@ -6138,7 +6092,7 @@
         <w:pStyle w:val="ListParagraph"/>
         <w:spacing w:after="0" w:line="240" w:lineRule="auto"/>
         <w:rPr>
-          <w:rFonts w:ascii="Calibri" w:hAnsi="Calibri" w:eastAsia="Times New Roman" w:cs="Calibri"/>
+          <w:rFonts w:ascii="Calibri" w:eastAsia="Times New Roman" w:hAnsi="Calibri" w:cs="Calibri"/>
           <w:b/>
           <w:bCs/>
           <w:color w:val="000000"/>
@@ -6154,7 +6108,7 @@
       <w:pPr>
         <w:spacing w:after="0" w:line="240" w:lineRule="auto"/>
         <w:rPr>
-          <w:rFonts w:ascii="Calibri" w:hAnsi="Calibri" w:eastAsia="Times New Roman" w:cs="Calibri"/>
+          <w:rFonts w:ascii="Calibri" w:eastAsia="Times New Roman" w:hAnsi="Calibri" w:cs="Calibri"/>
           <w:b/>
           <w:bCs/>
           <w:color w:val="000000"/>
@@ -6170,7 +6124,7 @@
       <w:pPr>
         <w:spacing w:after="0" w:line="240" w:lineRule="auto"/>
         <w:rPr>
-          <w:rFonts w:ascii="Calibri" w:hAnsi="Calibri" w:eastAsia="Times New Roman" w:cs="Calibri"/>
+          <w:rFonts w:ascii="Calibri" w:eastAsia="Times New Roman" w:hAnsi="Calibri" w:cs="Calibri"/>
           <w:b/>
           <w:bCs/>
           <w:color w:val="000000"/>
@@ -6191,7 +6145,7 @@
         </w:numPr>
         <w:spacing w:after="0" w:line="240" w:lineRule="auto"/>
         <w:rPr>
-          <w:rFonts w:ascii="Calibri" w:hAnsi="Calibri" w:eastAsia="Calibri" w:cs="Calibri"/>
+          <w:rFonts w:ascii="Calibri" w:eastAsia="Calibri" w:hAnsi="Calibri" w:cs="Calibri"/>
           <w:b/>
           <w:bCs/>
           <w:color w:val="000000" w:themeColor="text1"/>
@@ -6201,10 +6155,10 @@
       </w:pPr>
       <w:r>
         <w:rPr>
-          <w:rFonts w:ascii="Calibri" w:hAnsi="Calibri" w:eastAsia="Calibri" w:cs="Calibri"/>
-          <w:b w:val="1"/>
-          <w:bCs w:val="1"/>
-          <w:color w:val="000000" w:themeColor="text1" w:themeTint="FF" w:themeShade="FF"/>
+          <w:rFonts w:ascii="Calibri" w:eastAsia="Calibri" w:hAnsi="Calibri" w:cs="Calibri"/>
+          <w:b/>
+          <w:bCs/>
+          <w:color w:val="000000" w:themeColor="text1"/>
           <w:sz w:val="28"/>
           <w:szCs w:val="28"/>
         </w:rPr>
@@ -6213,10 +6167,10 @@
       <w:proofErr w:type="gramStart"/>
       <w:r>
         <w:rPr>
-          <w:rFonts w:ascii="Calibri" w:hAnsi="Calibri" w:eastAsia="Calibri" w:cs="Calibri"/>
-          <w:b w:val="1"/>
-          <w:bCs w:val="1"/>
-          <w:color w:val="000000" w:themeColor="text1" w:themeTint="FF" w:themeShade="FF"/>
+          <w:rFonts w:ascii="Calibri" w:eastAsia="Calibri" w:hAnsi="Calibri" w:cs="Calibri"/>
+          <w:b/>
+          <w:bCs/>
+          <w:color w:val="000000" w:themeColor="text1"/>
           <w:sz w:val="28"/>
           <w:szCs w:val="28"/>
         </w:rPr>
@@ -6225,10 +6179,10 @@
       <w:proofErr w:type="gramEnd"/>
       <w:r>
         <w:rPr>
-          <w:rFonts w:ascii="Calibri" w:hAnsi="Calibri" w:eastAsia="Calibri" w:cs="Calibri"/>
-          <w:b w:val="1"/>
-          <w:bCs w:val="1"/>
-          <w:color w:val="000000" w:themeColor="text1" w:themeTint="FF" w:themeShade="FF"/>
+          <w:rFonts w:ascii="Calibri" w:eastAsia="Calibri" w:hAnsi="Calibri" w:cs="Calibri"/>
+          <w:b/>
+          <w:bCs/>
+          <w:color w:val="000000" w:themeColor="text1"/>
           <w:sz w:val="28"/>
           <w:szCs w:val="28"/>
         </w:rPr>
@@ -6243,10 +6197,10 @@
         <w:tblLook w:val="06A0" w:firstRow="1" w:lastRow="0" w:firstColumn="1" w:lastColumn="0" w:noHBand="1" w:noVBand="1"/>
       </w:tblPr>
       <w:tblGrid>
-        <w:gridCol w:w="2070"/>
-        <w:gridCol w:w="2145"/>
-        <w:gridCol w:w="2228"/>
-        <w:gridCol w:w="1969"/>
+        <w:gridCol w:w="2033"/>
+        <w:gridCol w:w="2111"/>
+        <w:gridCol w:w="2220"/>
+        <w:gridCol w:w="1932"/>
       </w:tblGrid>
       <w:tr>
         <w:trPr>
@@ -6254,28 +6208,25 @@
         </w:trPr>
         <w:tc>
           <w:tcPr>
-            <w:cnfStyle w:val="001000000000" w:firstRow="0" w:lastRow="0" w:firstColumn="1" w:lastColumn="0" w:oddVBand="0" w:evenVBand="0" w:oddHBand="0" w:evenHBand="0" w:firstRowFirstColumn="0" w:firstRowLastColumn="0" w:lastRowFirstColumn="0" w:lastRowLastColumn="0"/>
             <w:tcW w:w="2070" w:type="dxa"/>
-            <w:tcMar/>
           </w:tcPr>
           <w:p>
             <w:pPr>
-              <w:pStyle w:val="Normal"/>
               <w:rPr>
-                <w:rFonts w:ascii="Calibri" w:hAnsi="Calibri" w:eastAsia="Calibri" w:cs="Calibri"/>
-                <w:b w:val="1"/>
-                <w:bCs w:val="1"/>
-                <w:color w:val="000000" w:themeColor="text1" w:themeTint="FF" w:themeShade="FF"/>
+                <w:rFonts w:ascii="Calibri" w:eastAsia="Calibri" w:hAnsi="Calibri" w:cs="Calibri"/>
+                <w:b/>
+                <w:bCs/>
+                <w:color w:val="000000" w:themeColor="text1"/>
                 <w:sz w:val="28"/>
                 <w:szCs w:val="28"/>
               </w:rPr>
             </w:pPr>
             <w:r>
               <w:rPr>
-                <w:rFonts w:ascii="Calibri" w:hAnsi="Calibri" w:eastAsia="Calibri" w:cs="Calibri"/>
-                <w:b w:val="1"/>
-                <w:bCs w:val="1"/>
-                <w:color w:val="000000" w:themeColor="text1" w:themeTint="FF" w:themeShade="FF"/>
+                <w:rFonts w:ascii="Calibri" w:eastAsia="Calibri" w:hAnsi="Calibri" w:cs="Calibri"/>
+                <w:b/>
+                <w:bCs/>
+                <w:color w:val="000000" w:themeColor="text1"/>
                 <w:sz w:val="28"/>
                 <w:szCs w:val="28"/>
               </w:rPr>
@@ -6285,28 +6236,25 @@
         </w:tc>
         <w:tc>
           <w:tcPr>
-            <w:cnfStyle w:val="000000000000" w:firstRow="0" w:lastRow="0" w:firstColumn="0" w:lastColumn="0" w:oddVBand="0" w:evenVBand="0" w:oddHBand="0" w:evenHBand="0" w:firstRowFirstColumn="0" w:firstRowLastColumn="0" w:lastRowFirstColumn="0" w:lastRowLastColumn="0"/>
             <w:tcW w:w="2145" w:type="dxa"/>
-            <w:tcMar/>
           </w:tcPr>
           <w:p>
             <w:pPr>
-              <w:pStyle w:val="Normal"/>
               <w:rPr>
-                <w:rFonts w:ascii="Calibri" w:hAnsi="Calibri" w:eastAsia="Calibri" w:cs="Calibri"/>
-                <w:b w:val="1"/>
-                <w:bCs w:val="1"/>
-                <w:color w:val="000000" w:themeColor="text1" w:themeTint="FF" w:themeShade="FF"/>
+                <w:rFonts w:ascii="Calibri" w:eastAsia="Calibri" w:hAnsi="Calibri" w:cs="Calibri"/>
+                <w:b/>
+                <w:bCs/>
+                <w:color w:val="000000" w:themeColor="text1"/>
                 <w:sz w:val="28"/>
                 <w:szCs w:val="28"/>
               </w:rPr>
             </w:pPr>
             <w:r>
               <w:rPr>
-                <w:rFonts w:ascii="Calibri" w:hAnsi="Calibri" w:eastAsia="Calibri" w:cs="Calibri"/>
-                <w:b w:val="1"/>
-                <w:bCs w:val="1"/>
-                <w:color w:val="000000" w:themeColor="text1" w:themeTint="FF" w:themeShade="FF"/>
+                <w:rFonts w:ascii="Calibri" w:eastAsia="Calibri" w:hAnsi="Calibri" w:cs="Calibri"/>
+                <w:b/>
+                <w:bCs/>
+                <w:color w:val="000000" w:themeColor="text1"/>
                 <w:sz w:val="28"/>
                 <w:szCs w:val="28"/>
               </w:rPr>
@@ -6316,28 +6264,25 @@
         </w:tc>
         <w:tc>
           <w:tcPr>
-            <w:cnfStyle w:val="000000000000" w:firstRow="0" w:lastRow="0" w:firstColumn="0" w:lastColumn="0" w:oddVBand="0" w:evenVBand="0" w:oddHBand="0" w:evenHBand="0" w:firstRowFirstColumn="0" w:firstRowLastColumn="0" w:lastRowFirstColumn="0" w:lastRowLastColumn="0"/>
             <w:tcW w:w="2228" w:type="dxa"/>
-            <w:tcMar/>
           </w:tcPr>
           <w:p>
             <w:pPr>
-              <w:pStyle w:val="Normal"/>
               <w:rPr>
-                <w:rFonts w:ascii="Calibri" w:hAnsi="Calibri" w:eastAsia="Calibri" w:cs="Calibri"/>
-                <w:b w:val="1"/>
-                <w:bCs w:val="1"/>
-                <w:color w:val="000000" w:themeColor="text1" w:themeTint="FF" w:themeShade="FF"/>
+                <w:rFonts w:ascii="Calibri" w:eastAsia="Calibri" w:hAnsi="Calibri" w:cs="Calibri"/>
+                <w:b/>
+                <w:bCs/>
+                <w:color w:val="000000" w:themeColor="text1"/>
                 <w:sz w:val="28"/>
                 <w:szCs w:val="28"/>
               </w:rPr>
             </w:pPr>
             <w:r>
               <w:rPr>
-                <w:rFonts w:ascii="Calibri" w:hAnsi="Calibri" w:eastAsia="Calibri" w:cs="Calibri"/>
-                <w:b w:val="1"/>
-                <w:bCs w:val="1"/>
-                <w:color w:val="000000" w:themeColor="text1" w:themeTint="FF" w:themeShade="FF"/>
+                <w:rFonts w:ascii="Calibri" w:eastAsia="Calibri" w:hAnsi="Calibri" w:cs="Calibri"/>
+                <w:b/>
+                <w:bCs/>
+                <w:color w:val="000000" w:themeColor="text1"/>
                 <w:sz w:val="28"/>
                 <w:szCs w:val="28"/>
               </w:rPr>
@@ -6347,25 +6292,15 @@
         </w:tc>
         <w:tc>
           <w:tcPr>
-            <w:cnfStyle w:val="000000000000" w:firstRow="0" w:lastRow="0" w:firstColumn="0" w:lastColumn="0" w:oddVBand="0" w:evenVBand="0" w:oddHBand="0" w:evenHBand="0" w:firstRowFirstColumn="0" w:firstRowLastColumn="0" w:lastRowFirstColumn="0" w:lastRowLastColumn="0"/>
             <w:tcW w:w="1969" w:type="dxa"/>
-            <w:tcMar/>
           </w:tcPr>
           <w:p>
-            <w:pPr>
-              <w:pStyle w:val="Normal"/>
-              <w:suppressLineNumbers w:val="0"/>
-              <w:bidi w:val="0"/>
-              <w:spacing w:before="0" w:beforeAutospacing="off" w:after="0" w:afterAutospacing="off" w:line="240" w:lineRule="auto"/>
-              <w:ind w:left="0" w:right="0"/>
-              <w:jc w:val="left"/>
-            </w:pPr>
             <w:r>
               <w:rPr>
-                <w:rFonts w:ascii="Calibri" w:hAnsi="Calibri" w:eastAsia="Calibri" w:cs="Calibri"/>
-                <w:b w:val="1"/>
-                <w:bCs w:val="1"/>
-                <w:color w:val="000000" w:themeColor="text1" w:themeTint="FF" w:themeShade="FF"/>
+                <w:rFonts w:ascii="Calibri" w:eastAsia="Calibri" w:hAnsi="Calibri" w:cs="Calibri"/>
+                <w:b/>
+                <w:bCs/>
+                <w:color w:val="000000" w:themeColor="text1"/>
                 <w:sz w:val="28"/>
                 <w:szCs w:val="28"/>
               </w:rPr>
@@ -6380,28 +6315,25 @@
         </w:trPr>
         <w:tc>
           <w:tcPr>
-            <w:cnfStyle w:val="001000000000" w:firstRow="0" w:lastRow="0" w:firstColumn="1" w:lastColumn="0" w:oddVBand="0" w:evenVBand="0" w:oddHBand="0" w:evenHBand="0" w:firstRowFirstColumn="0" w:firstRowLastColumn="0" w:lastRowFirstColumn="0" w:lastRowLastColumn="0"/>
             <w:tcW w:w="2070" w:type="dxa"/>
-            <w:tcMar/>
           </w:tcPr>
           <w:p>
             <w:pPr>
-              <w:pStyle w:val="Normal"/>
               <w:rPr>
-                <w:rFonts w:ascii="Calibri" w:hAnsi="Calibri" w:eastAsia="Calibri" w:cs="Calibri"/>
-                <w:b w:val="1"/>
-                <w:bCs w:val="1"/>
-                <w:color w:val="000000" w:themeColor="text1" w:themeTint="FF" w:themeShade="FF"/>
+                <w:rFonts w:ascii="Calibri" w:eastAsia="Calibri" w:hAnsi="Calibri" w:cs="Calibri"/>
+                <w:b/>
+                <w:bCs/>
+                <w:color w:val="000000" w:themeColor="text1"/>
                 <w:sz w:val="28"/>
                 <w:szCs w:val="28"/>
               </w:rPr>
             </w:pPr>
             <w:r>
               <w:rPr>
-                <w:rFonts w:ascii="Calibri" w:hAnsi="Calibri" w:eastAsia="Calibri" w:cs="Calibri"/>
-                <w:b w:val="1"/>
-                <w:bCs w:val="1"/>
-                <w:color w:val="000000" w:themeColor="text1" w:themeTint="FF" w:themeShade="FF"/>
+                <w:rFonts w:ascii="Calibri" w:eastAsia="Calibri" w:hAnsi="Calibri" w:cs="Calibri"/>
+                <w:b/>
+                <w:bCs/>
+                <w:color w:val="000000" w:themeColor="text1"/>
                 <w:sz w:val="28"/>
                 <w:szCs w:val="28"/>
               </w:rPr>
@@ -6411,28 +6343,25 @@
         </w:tc>
         <w:tc>
           <w:tcPr>
-            <w:cnfStyle w:val="000000000000" w:firstRow="0" w:lastRow="0" w:firstColumn="0" w:lastColumn="0" w:oddVBand="0" w:evenVBand="0" w:oddHBand="0" w:evenHBand="0" w:firstRowFirstColumn="0" w:firstRowLastColumn="0" w:lastRowFirstColumn="0" w:lastRowLastColumn="0"/>
             <w:tcW w:w="2145" w:type="dxa"/>
-            <w:tcMar/>
           </w:tcPr>
           <w:p>
             <w:pPr>
-              <w:pStyle w:val="Normal"/>
               <w:rPr>
-                <w:rFonts w:ascii="Calibri" w:hAnsi="Calibri" w:eastAsia="Calibri" w:cs="Calibri"/>
-                <w:b w:val="1"/>
-                <w:bCs w:val="1"/>
-                <w:color w:val="000000" w:themeColor="text1" w:themeTint="FF" w:themeShade="FF"/>
+                <w:rFonts w:ascii="Calibri" w:eastAsia="Calibri" w:hAnsi="Calibri" w:cs="Calibri"/>
+                <w:b/>
+                <w:bCs/>
+                <w:color w:val="000000" w:themeColor="text1"/>
                 <w:sz w:val="28"/>
                 <w:szCs w:val="28"/>
               </w:rPr>
             </w:pPr>
             <w:r>
               <w:rPr>
-                <w:rFonts w:ascii="Calibri" w:hAnsi="Calibri" w:eastAsia="Calibri" w:cs="Calibri"/>
-                <w:b w:val="1"/>
-                <w:bCs w:val="1"/>
-                <w:color w:val="000000" w:themeColor="text1" w:themeTint="FF" w:themeShade="FF"/>
+                <w:rFonts w:ascii="Calibri" w:eastAsia="Calibri" w:hAnsi="Calibri" w:cs="Calibri"/>
+                <w:b/>
+                <w:bCs/>
+                <w:color w:val="000000" w:themeColor="text1"/>
                 <w:sz w:val="28"/>
                 <w:szCs w:val="28"/>
               </w:rPr>
@@ -6442,28 +6371,25 @@
         </w:tc>
         <w:tc>
           <w:tcPr>
-            <w:cnfStyle w:val="000000000000" w:firstRow="0" w:lastRow="0" w:firstColumn="0" w:lastColumn="0" w:oddVBand="0" w:evenVBand="0" w:oddHBand="0" w:evenHBand="0" w:firstRowFirstColumn="0" w:firstRowLastColumn="0" w:lastRowFirstColumn="0" w:lastRowLastColumn="0"/>
             <w:tcW w:w="2228" w:type="dxa"/>
-            <w:tcMar/>
           </w:tcPr>
           <w:p>
             <w:pPr>
-              <w:pStyle w:val="Normal"/>
               <w:rPr>
-                <w:rFonts w:ascii="Calibri" w:hAnsi="Calibri" w:eastAsia="Calibri" w:cs="Calibri"/>
-                <w:b w:val="1"/>
-                <w:bCs w:val="1"/>
-                <w:color w:val="000000" w:themeColor="text1" w:themeTint="FF" w:themeShade="FF"/>
+                <w:rFonts w:ascii="Calibri" w:eastAsia="Calibri" w:hAnsi="Calibri" w:cs="Calibri"/>
+                <w:b/>
+                <w:bCs/>
+                <w:color w:val="000000" w:themeColor="text1"/>
                 <w:sz w:val="28"/>
                 <w:szCs w:val="28"/>
               </w:rPr>
             </w:pPr>
             <w:r>
               <w:rPr>
-                <w:rFonts w:ascii="Calibri" w:hAnsi="Calibri" w:eastAsia="Calibri" w:cs="Calibri"/>
-                <w:b w:val="1"/>
-                <w:bCs w:val="1"/>
-                <w:color w:val="000000" w:themeColor="text1" w:themeTint="FF" w:themeShade="FF"/>
+                <w:rFonts w:ascii="Calibri" w:eastAsia="Calibri" w:hAnsi="Calibri" w:cs="Calibri"/>
+                <w:b/>
+                <w:bCs/>
+                <w:color w:val="000000" w:themeColor="text1"/>
                 <w:sz w:val="28"/>
                 <w:szCs w:val="28"/>
               </w:rPr>
@@ -6473,28 +6399,25 @@
         </w:tc>
         <w:tc>
           <w:tcPr>
-            <w:cnfStyle w:val="000000000000" w:firstRow="0" w:lastRow="0" w:firstColumn="0" w:lastColumn="0" w:oddVBand="0" w:evenVBand="0" w:oddHBand="0" w:evenHBand="0" w:firstRowFirstColumn="0" w:firstRowLastColumn="0" w:lastRowFirstColumn="0" w:lastRowLastColumn="0"/>
             <w:tcW w:w="1969" w:type="dxa"/>
-            <w:tcMar/>
           </w:tcPr>
           <w:p>
             <w:pPr>
-              <w:pStyle w:val="Normal"/>
               <w:rPr>
-                <w:rFonts w:ascii="Calibri" w:hAnsi="Calibri" w:eastAsia="Calibri" w:cs="Calibri"/>
-                <w:b w:val="1"/>
-                <w:bCs w:val="1"/>
-                <w:color w:val="000000" w:themeColor="text1" w:themeTint="FF" w:themeShade="FF"/>
+                <w:rFonts w:ascii="Calibri" w:eastAsia="Calibri" w:hAnsi="Calibri" w:cs="Calibri"/>
+                <w:b/>
+                <w:bCs/>
+                <w:color w:val="000000" w:themeColor="text1"/>
                 <w:sz w:val="28"/>
                 <w:szCs w:val="28"/>
               </w:rPr>
             </w:pPr>
             <w:r>
               <w:rPr>
-                <w:rFonts w:ascii="Calibri" w:hAnsi="Calibri" w:eastAsia="Calibri" w:cs="Calibri"/>
-                <w:b w:val="1"/>
-                <w:bCs w:val="1"/>
-                <w:color w:val="000000" w:themeColor="text1" w:themeTint="FF" w:themeShade="FF"/>
+                <w:rFonts w:ascii="Calibri" w:eastAsia="Calibri" w:hAnsi="Calibri" w:cs="Calibri"/>
+                <w:b/>
+                <w:bCs/>
+                <w:color w:val="000000" w:themeColor="text1"/>
                 <w:sz w:val="28"/>
                 <w:szCs w:val="28"/>
               </w:rPr>
@@ -6509,28 +6432,25 @@
         </w:trPr>
         <w:tc>
           <w:tcPr>
-            <w:cnfStyle w:val="001000000000" w:firstRow="0" w:lastRow="0" w:firstColumn="1" w:lastColumn="0" w:oddVBand="0" w:evenVBand="0" w:oddHBand="0" w:evenHBand="0" w:firstRowFirstColumn="0" w:firstRowLastColumn="0" w:lastRowFirstColumn="0" w:lastRowLastColumn="0"/>
             <w:tcW w:w="2070" w:type="dxa"/>
-            <w:tcMar/>
           </w:tcPr>
           <w:p>
             <w:pPr>
-              <w:pStyle w:val="Normal"/>
               <w:rPr>
-                <w:rFonts w:ascii="Calibri" w:hAnsi="Calibri" w:eastAsia="Calibri" w:cs="Calibri"/>
-                <w:b w:val="1"/>
-                <w:bCs w:val="1"/>
-                <w:color w:val="000000" w:themeColor="text1" w:themeTint="FF" w:themeShade="FF"/>
+                <w:rFonts w:ascii="Calibri" w:eastAsia="Calibri" w:hAnsi="Calibri" w:cs="Calibri"/>
+                <w:b/>
+                <w:bCs/>
+                <w:color w:val="000000" w:themeColor="text1"/>
                 <w:sz w:val="28"/>
                 <w:szCs w:val="28"/>
               </w:rPr>
             </w:pPr>
             <w:r>
               <w:rPr>
-                <w:rFonts w:ascii="Calibri" w:hAnsi="Calibri" w:eastAsia="Calibri" w:cs="Calibri"/>
-                <w:b w:val="1"/>
-                <w:bCs w:val="1"/>
-                <w:color w:val="000000" w:themeColor="text1" w:themeTint="FF" w:themeShade="FF"/>
+                <w:rFonts w:ascii="Calibri" w:eastAsia="Calibri" w:hAnsi="Calibri" w:cs="Calibri"/>
+                <w:b/>
+                <w:bCs/>
+                <w:color w:val="000000" w:themeColor="text1"/>
                 <w:sz w:val="28"/>
                 <w:szCs w:val="28"/>
               </w:rPr>
@@ -6540,28 +6460,25 @@
         </w:tc>
         <w:tc>
           <w:tcPr>
-            <w:cnfStyle w:val="000000000000" w:firstRow="0" w:lastRow="0" w:firstColumn="0" w:lastColumn="0" w:oddVBand="0" w:evenVBand="0" w:oddHBand="0" w:evenHBand="0" w:firstRowFirstColumn="0" w:firstRowLastColumn="0" w:lastRowFirstColumn="0" w:lastRowLastColumn="0"/>
             <w:tcW w:w="2145" w:type="dxa"/>
-            <w:tcMar/>
           </w:tcPr>
           <w:p>
             <w:pPr>
-              <w:pStyle w:val="Normal"/>
               <w:rPr>
-                <w:rFonts w:ascii="Calibri" w:hAnsi="Calibri" w:eastAsia="Calibri" w:cs="Calibri"/>
-                <w:b w:val="1"/>
-                <w:bCs w:val="1"/>
-                <w:color w:val="000000" w:themeColor="text1" w:themeTint="FF" w:themeShade="FF"/>
+                <w:rFonts w:ascii="Calibri" w:eastAsia="Calibri" w:hAnsi="Calibri" w:cs="Calibri"/>
+                <w:b/>
+                <w:bCs/>
+                <w:color w:val="000000" w:themeColor="text1"/>
                 <w:sz w:val="28"/>
                 <w:szCs w:val="28"/>
               </w:rPr>
             </w:pPr>
             <w:r>
               <w:rPr>
-                <w:rFonts w:ascii="Calibri" w:hAnsi="Calibri" w:eastAsia="Calibri" w:cs="Calibri"/>
-                <w:b w:val="1"/>
-                <w:bCs w:val="1"/>
-                <w:color w:val="000000" w:themeColor="text1" w:themeTint="FF" w:themeShade="FF"/>
+                <w:rFonts w:ascii="Calibri" w:eastAsia="Calibri" w:hAnsi="Calibri" w:cs="Calibri"/>
+                <w:b/>
+                <w:bCs/>
+                <w:color w:val="000000" w:themeColor="text1"/>
                 <w:sz w:val="28"/>
                 <w:szCs w:val="28"/>
               </w:rPr>
@@ -6571,28 +6488,25 @@
         </w:tc>
         <w:tc>
           <w:tcPr>
-            <w:cnfStyle w:val="000000000000" w:firstRow="0" w:lastRow="0" w:firstColumn="0" w:lastColumn="0" w:oddVBand="0" w:evenVBand="0" w:oddHBand="0" w:evenHBand="0" w:firstRowFirstColumn="0" w:firstRowLastColumn="0" w:lastRowFirstColumn="0" w:lastRowLastColumn="0"/>
             <w:tcW w:w="2228" w:type="dxa"/>
-            <w:tcMar/>
           </w:tcPr>
           <w:p>
             <w:pPr>
-              <w:pStyle w:val="Normal"/>
               <w:rPr>
-                <w:rFonts w:ascii="Calibri" w:hAnsi="Calibri" w:eastAsia="Calibri" w:cs="Calibri"/>
-                <w:b w:val="1"/>
-                <w:bCs w:val="1"/>
-                <w:color w:val="000000" w:themeColor="text1" w:themeTint="FF" w:themeShade="FF"/>
+                <w:rFonts w:ascii="Calibri" w:eastAsia="Calibri" w:hAnsi="Calibri" w:cs="Calibri"/>
+                <w:b/>
+                <w:bCs/>
+                <w:color w:val="000000" w:themeColor="text1"/>
                 <w:sz w:val="28"/>
                 <w:szCs w:val="28"/>
               </w:rPr>
             </w:pPr>
             <w:r>
               <w:rPr>
-                <w:rFonts w:ascii="Calibri" w:hAnsi="Calibri" w:eastAsia="Calibri" w:cs="Calibri"/>
-                <w:b w:val="1"/>
-                <w:bCs w:val="1"/>
-                <w:color w:val="000000" w:themeColor="text1" w:themeTint="FF" w:themeShade="FF"/>
+                <w:rFonts w:ascii="Calibri" w:eastAsia="Calibri" w:hAnsi="Calibri" w:cs="Calibri"/>
+                <w:b/>
+                <w:bCs/>
+                <w:color w:val="000000" w:themeColor="text1"/>
                 <w:sz w:val="28"/>
                 <w:szCs w:val="28"/>
               </w:rPr>
@@ -6602,28 +6516,25 @@
         </w:tc>
         <w:tc>
           <w:tcPr>
-            <w:cnfStyle w:val="000000000000" w:firstRow="0" w:lastRow="0" w:firstColumn="0" w:lastColumn="0" w:oddVBand="0" w:evenVBand="0" w:oddHBand="0" w:evenHBand="0" w:firstRowFirstColumn="0" w:firstRowLastColumn="0" w:lastRowFirstColumn="0" w:lastRowLastColumn="0"/>
             <w:tcW w:w="1969" w:type="dxa"/>
-            <w:tcMar/>
           </w:tcPr>
           <w:p>
             <w:pPr>
-              <w:pStyle w:val="Normal"/>
               <w:rPr>
-                <w:rFonts w:ascii="Calibri" w:hAnsi="Calibri" w:eastAsia="Calibri" w:cs="Calibri"/>
-                <w:b w:val="1"/>
-                <w:bCs w:val="1"/>
-                <w:color w:val="000000" w:themeColor="text1" w:themeTint="FF" w:themeShade="FF"/>
+                <w:rFonts w:ascii="Calibri" w:eastAsia="Calibri" w:hAnsi="Calibri" w:cs="Calibri"/>
+                <w:b/>
+                <w:bCs/>
+                <w:color w:val="000000" w:themeColor="text1"/>
                 <w:sz w:val="28"/>
                 <w:szCs w:val="28"/>
               </w:rPr>
             </w:pPr>
             <w:r>
               <w:rPr>
-                <w:rFonts w:ascii="Calibri" w:hAnsi="Calibri" w:eastAsia="Calibri" w:cs="Calibri"/>
-                <w:b w:val="1"/>
-                <w:bCs w:val="1"/>
-                <w:color w:val="000000" w:themeColor="text1" w:themeTint="FF" w:themeShade="FF"/>
+                <w:rFonts w:ascii="Calibri" w:eastAsia="Calibri" w:hAnsi="Calibri" w:cs="Calibri"/>
+                <w:b/>
+                <w:bCs/>
+                <w:color w:val="000000" w:themeColor="text1"/>
                 <w:sz w:val="28"/>
                 <w:szCs w:val="28"/>
               </w:rPr>
@@ -6638,59 +6549,66 @@
         </w:trPr>
         <w:tc>
           <w:tcPr>
-            <w:cnfStyle w:val="001000000000" w:firstRow="0" w:lastRow="0" w:firstColumn="1" w:lastColumn="0" w:oddVBand="0" w:evenVBand="0" w:oddHBand="0" w:evenHBand="0" w:firstRowFirstColumn="0" w:firstRowLastColumn="0" w:lastRowFirstColumn="0" w:lastRowLastColumn="0"/>
             <w:tcW w:w="2070" w:type="dxa"/>
-            <w:tcMar/>
           </w:tcPr>
           <w:p>
             <w:pPr>
-              <w:pStyle w:val="Normal"/>
               <w:rPr>
-                <w:rFonts w:ascii="Calibri" w:hAnsi="Calibri" w:eastAsia="Calibri" w:cs="Calibri"/>
-                <w:b w:val="1"/>
-                <w:bCs w:val="1"/>
-                <w:color w:val="000000" w:themeColor="text1" w:themeTint="FF" w:themeShade="FF"/>
+                <w:rFonts w:ascii="Calibri" w:eastAsia="Calibri" w:hAnsi="Calibri" w:cs="Calibri"/>
+                <w:b/>
+                <w:bCs/>
+                <w:color w:val="000000" w:themeColor="text1"/>
                 <w:sz w:val="28"/>
                 <w:szCs w:val="28"/>
               </w:rPr>
             </w:pPr>
             <w:r>
               <w:rPr>
-                <w:rFonts w:ascii="Calibri" w:hAnsi="Calibri" w:eastAsia="Calibri" w:cs="Calibri"/>
-                <w:b w:val="1"/>
-                <w:bCs w:val="1"/>
-                <w:color w:val="000000" w:themeColor="text1" w:themeTint="FF" w:themeShade="FF"/>
+                <w:rFonts w:ascii="Calibri" w:eastAsia="Calibri" w:hAnsi="Calibri" w:cs="Calibri"/>
+                <w:b/>
+                <w:bCs/>
+                <w:color w:val="000000" w:themeColor="text1"/>
                 <w:sz w:val="28"/>
                 <w:szCs w:val="28"/>
               </w:rPr>
-              <w:t>Read and Change</w:t>
+              <w:t xml:space="preserve">Read and </w:t>
             </w:r>
+            <w:proofErr w:type="gramStart"/>
+            <w:r>
+              <w:rPr>
+                <w:rFonts w:ascii="Calibri" w:eastAsia="Calibri" w:hAnsi="Calibri" w:cs="Calibri"/>
+                <w:b/>
+                <w:bCs/>
+                <w:color w:val="000000" w:themeColor="text1"/>
+                <w:sz w:val="28"/>
+                <w:szCs w:val="28"/>
+              </w:rPr>
+              <w:t>Change</w:t>
+            </w:r>
+            <w:proofErr w:type="gramEnd"/>
           </w:p>
         </w:tc>
         <w:tc>
           <w:tcPr>
-            <w:cnfStyle w:val="000000000000" w:firstRow="0" w:lastRow="0" w:firstColumn="0" w:lastColumn="0" w:oddVBand="0" w:evenVBand="0" w:oddHBand="0" w:evenHBand="0" w:firstRowFirstColumn="0" w:firstRowLastColumn="0" w:lastRowFirstColumn="0" w:lastRowLastColumn="0"/>
             <w:tcW w:w="2145" w:type="dxa"/>
-            <w:tcMar/>
           </w:tcPr>
           <w:p>
             <w:pPr>
-              <w:pStyle w:val="Normal"/>
               <w:rPr>
-                <w:rFonts w:ascii="Calibri" w:hAnsi="Calibri" w:eastAsia="Calibri" w:cs="Calibri"/>
-                <w:b w:val="1"/>
-                <w:bCs w:val="1"/>
-                <w:color w:val="000000" w:themeColor="text1" w:themeTint="FF" w:themeShade="FF"/>
+                <w:rFonts w:ascii="Calibri" w:eastAsia="Calibri" w:hAnsi="Calibri" w:cs="Calibri"/>
+                <w:b/>
+                <w:bCs/>
+                <w:color w:val="000000" w:themeColor="text1"/>
                 <w:sz w:val="28"/>
                 <w:szCs w:val="28"/>
               </w:rPr>
             </w:pPr>
             <w:r>
               <w:rPr>
-                <w:rFonts w:ascii="Calibri" w:hAnsi="Calibri" w:eastAsia="Calibri" w:cs="Calibri"/>
-                <w:b w:val="1"/>
-                <w:bCs w:val="1"/>
-                <w:color w:val="000000" w:themeColor="text1" w:themeTint="FF" w:themeShade="FF"/>
+                <w:rFonts w:ascii="Calibri" w:eastAsia="Calibri" w:hAnsi="Calibri" w:cs="Calibri"/>
+                <w:b/>
+                <w:bCs/>
+                <w:color w:val="000000" w:themeColor="text1"/>
                 <w:sz w:val="28"/>
                 <w:szCs w:val="28"/>
               </w:rPr>
@@ -6700,83 +6618,91 @@
         </w:tc>
         <w:tc>
           <w:tcPr>
-            <w:cnfStyle w:val="000000000000" w:firstRow="0" w:lastRow="0" w:firstColumn="0" w:lastColumn="0" w:oddVBand="0" w:evenVBand="0" w:oddHBand="0" w:evenHBand="0" w:firstRowFirstColumn="0" w:firstRowLastColumn="0" w:lastRowFirstColumn="0" w:lastRowLastColumn="0"/>
             <w:tcW w:w="2228" w:type="dxa"/>
-            <w:tcMar/>
           </w:tcPr>
           <w:p>
             <w:pPr>
-              <w:pStyle w:val="Normal"/>
               <w:rPr>
-                <w:rFonts w:ascii="Calibri" w:hAnsi="Calibri" w:eastAsia="Calibri" w:cs="Calibri"/>
-                <w:b w:val="1"/>
-                <w:bCs w:val="1"/>
-                <w:color w:val="000000" w:themeColor="text1" w:themeTint="FF" w:themeShade="FF"/>
+                <w:rFonts w:ascii="Calibri" w:eastAsia="Calibri" w:hAnsi="Calibri" w:cs="Calibri"/>
+                <w:b/>
+                <w:bCs/>
+                <w:color w:val="000000" w:themeColor="text1"/>
+                <w:sz w:val="28"/>
+                <w:szCs w:val="28"/>
+              </w:rPr>
+            </w:pPr>
+            <w:proofErr w:type="gramStart"/>
+            <w:r>
+              <w:rPr>
+                <w:rFonts w:ascii="Calibri" w:eastAsia="Calibri" w:hAnsi="Calibri" w:cs="Calibri"/>
+                <w:b/>
+                <w:bCs/>
+                <w:color w:val="000000" w:themeColor="text1"/>
+                <w:sz w:val="28"/>
+                <w:szCs w:val="28"/>
+              </w:rPr>
+              <w:t>Read,Update</w:t>
+            </w:r>
+            <w:proofErr w:type="gramEnd"/>
+            <w:r>
+              <w:rPr>
+                <w:rFonts w:ascii="Calibri" w:eastAsia="Calibri" w:hAnsi="Calibri" w:cs="Calibri"/>
+                <w:b/>
+                <w:bCs/>
+                <w:color w:val="000000" w:themeColor="text1"/>
+                <w:sz w:val="28"/>
+                <w:szCs w:val="28"/>
+              </w:rPr>
+              <w:t>,</w:t>
+            </w:r>
+          </w:p>
+          <w:p>
+            <w:pPr>
+              <w:rPr>
+                <w:rFonts w:ascii="Calibri" w:eastAsia="Calibri" w:hAnsi="Calibri" w:cs="Calibri"/>
+                <w:b/>
+                <w:bCs/>
+                <w:color w:val="000000" w:themeColor="text1"/>
+                <w:sz w:val="28"/>
+                <w:szCs w:val="28"/>
+              </w:rPr>
+            </w:pPr>
+            <w:proofErr w:type="gramStart"/>
+            <w:r>
+              <w:rPr>
+                <w:rFonts w:ascii="Calibri" w:eastAsia="Calibri" w:hAnsi="Calibri" w:cs="Calibri"/>
+                <w:b/>
+                <w:bCs/>
+                <w:color w:val="000000" w:themeColor="text1"/>
+                <w:sz w:val="28"/>
+                <w:szCs w:val="28"/>
+              </w:rPr>
+              <w:t>delete,Maintain</w:t>
+            </w:r>
+            <w:proofErr w:type="gramEnd"/>
+          </w:p>
+        </w:tc>
+        <w:tc>
+          <w:tcPr>
+            <w:tcW w:w="1969" w:type="dxa"/>
+          </w:tcPr>
+          <w:p>
+            <w:pPr>
+              <w:rPr>
+                <w:rFonts w:ascii="Calibri" w:eastAsia="Calibri" w:hAnsi="Calibri" w:cs="Calibri"/>
+                <w:b/>
+                <w:bCs/>
+                <w:color w:val="000000" w:themeColor="text1"/>
                 <w:sz w:val="28"/>
                 <w:szCs w:val="28"/>
               </w:rPr>
             </w:pPr>
             <w:r>
               <w:rPr>
-                <w:rFonts w:ascii="Calibri" w:hAnsi="Calibri" w:eastAsia="Calibri" w:cs="Calibri"/>
-                <w:b w:val="1"/>
-                <w:bCs w:val="1"/>
-                <w:color w:val="000000" w:themeColor="text1" w:themeTint="FF" w:themeShade="FF"/>
-                <w:sz w:val="28"/>
-                <w:szCs w:val="28"/>
-              </w:rPr>
-              <w:t>Read,Update,</w:t>
-            </w:r>
-          </w:p>
-          <w:p>
-            <w:pPr>
-              <w:pStyle w:val="Normal"/>
-              <w:rPr>
-                <w:rFonts w:ascii="Calibri" w:hAnsi="Calibri" w:eastAsia="Calibri" w:cs="Calibri"/>
-                <w:b w:val="1"/>
-                <w:bCs w:val="1"/>
-                <w:color w:val="000000" w:themeColor="text1" w:themeTint="FF" w:themeShade="FF"/>
-                <w:sz w:val="28"/>
-                <w:szCs w:val="28"/>
-              </w:rPr>
-            </w:pPr>
-            <w:r>
-              <w:rPr>
-                <w:rFonts w:ascii="Calibri" w:hAnsi="Calibri" w:eastAsia="Calibri" w:cs="Calibri"/>
-                <w:b w:val="1"/>
-                <w:bCs w:val="1"/>
-                <w:color w:val="000000" w:themeColor="text1" w:themeTint="FF" w:themeShade="FF"/>
-                <w:sz w:val="28"/>
-                <w:szCs w:val="28"/>
-              </w:rPr>
-              <w:t>delete,Maintain</w:t>
-            </w:r>
-          </w:p>
-        </w:tc>
-        <w:tc>
-          <w:tcPr>
-            <w:cnfStyle w:val="000000000000" w:firstRow="0" w:lastRow="0" w:firstColumn="0" w:lastColumn="0" w:oddVBand="0" w:evenVBand="0" w:oddHBand="0" w:evenHBand="0" w:firstRowFirstColumn="0" w:firstRowLastColumn="0" w:lastRowFirstColumn="0" w:lastRowLastColumn="0"/>
-            <w:tcW w:w="1969" w:type="dxa"/>
-            <w:tcMar/>
-          </w:tcPr>
-          <w:p>
-            <w:pPr>
-              <w:pStyle w:val="Normal"/>
-              <w:rPr>
-                <w:rFonts w:ascii="Calibri" w:hAnsi="Calibri" w:eastAsia="Calibri" w:cs="Calibri"/>
-                <w:b w:val="1"/>
-                <w:bCs w:val="1"/>
-                <w:color w:val="000000" w:themeColor="text1" w:themeTint="FF" w:themeShade="FF"/>
-                <w:sz w:val="28"/>
-                <w:szCs w:val="28"/>
-              </w:rPr>
-            </w:pPr>
-            <w:r>
-              <w:rPr>
-                <w:rFonts w:ascii="Calibri" w:hAnsi="Calibri" w:eastAsia="Calibri" w:cs="Calibri"/>
-                <w:b w:val="1"/>
-                <w:bCs w:val="1"/>
-                <w:color w:val="000000" w:themeColor="text1" w:themeTint="FF" w:themeShade="FF"/>
+                <w:rFonts w:ascii="Calibri" w:eastAsia="Calibri" w:hAnsi="Calibri" w:cs="Calibri"/>
+                <w:b/>
+                <w:bCs/>
+                <w:color w:val="000000" w:themeColor="text1"/>
                 <w:sz w:val="28"/>
                 <w:szCs w:val="28"/>
               </w:rPr>
@@ -6785,12 +6711,11 @@
           </w:p>
           <w:p>
             <w:pPr>
-              <w:pStyle w:val="Normal"/>
               <w:rPr>
-                <w:rFonts w:ascii="Calibri" w:hAnsi="Calibri" w:eastAsia="Calibri" w:cs="Calibri"/>
-                <w:b w:val="1"/>
-                <w:bCs w:val="1"/>
-                <w:color w:val="000000" w:themeColor="text1" w:themeTint="FF" w:themeShade="FF"/>
+                <w:rFonts w:ascii="Calibri" w:eastAsia="Calibri" w:hAnsi="Calibri" w:cs="Calibri"/>
+                <w:b/>
+                <w:bCs/>
+                <w:color w:val="000000" w:themeColor="text1"/>
                 <w:sz w:val="28"/>
                 <w:szCs w:val="28"/>
               </w:rPr>
@@ -6805,16 +6730,14 @@
         <w:tc>
           <w:tcPr>
             <w:tcW w:w="2070" w:type="dxa"/>
-            <w:tcMar/>
           </w:tcPr>
           <w:p>
             <w:pPr>
-              <w:pStyle w:val="Normal"/>
               <w:rPr>
-                <w:rFonts w:ascii="Calibri" w:hAnsi="Calibri" w:eastAsia="Calibri" w:cs="Calibri"/>
-                <w:b w:val="1"/>
-                <w:bCs w:val="1"/>
-                <w:color w:val="000000" w:themeColor="text1" w:themeTint="FF" w:themeShade="FF"/>
+                <w:rFonts w:ascii="Calibri" w:eastAsia="Calibri" w:hAnsi="Calibri" w:cs="Calibri"/>
+                <w:b/>
+                <w:bCs/>
+                <w:color w:val="000000" w:themeColor="text1"/>
                 <w:sz w:val="28"/>
                 <w:szCs w:val="28"/>
               </w:rPr>
@@ -6824,26 +6747,24 @@
         <w:tc>
           <w:tcPr>
             <w:tcW w:w="2145" w:type="dxa"/>
-            <w:tcMar/>
           </w:tcPr>
           <w:p>
             <w:pPr>
-              <w:pStyle w:val="Normal"/>
               <w:rPr>
-                <w:rFonts w:ascii="Calibri" w:hAnsi="Calibri" w:eastAsia="Calibri" w:cs="Calibri"/>
-                <w:b w:val="1"/>
-                <w:bCs w:val="1"/>
-                <w:color w:val="000000" w:themeColor="text1" w:themeTint="FF" w:themeShade="FF"/>
+                <w:rFonts w:ascii="Calibri" w:eastAsia="Calibri" w:hAnsi="Calibri" w:cs="Calibri"/>
+                <w:b/>
+                <w:bCs/>
+                <w:color w:val="000000" w:themeColor="text1"/>
                 <w:sz w:val="28"/>
                 <w:szCs w:val="28"/>
               </w:rPr>
             </w:pPr>
             <w:r>
               <w:rPr>
-                <w:rFonts w:ascii="Calibri" w:hAnsi="Calibri" w:eastAsia="Calibri" w:cs="Calibri"/>
-                <w:b w:val="1"/>
-                <w:bCs w:val="1"/>
-                <w:color w:val="000000" w:themeColor="text1" w:themeTint="FF" w:themeShade="FF"/>
+                <w:rFonts w:ascii="Calibri" w:eastAsia="Calibri" w:hAnsi="Calibri" w:cs="Calibri"/>
+                <w:b/>
+                <w:bCs/>
+                <w:color w:val="000000" w:themeColor="text1"/>
                 <w:sz w:val="28"/>
                 <w:szCs w:val="28"/>
               </w:rPr>
@@ -6854,61 +6775,72 @@
         <w:tc>
           <w:tcPr>
             <w:tcW w:w="2228" w:type="dxa"/>
-            <w:tcMar/>
           </w:tcPr>
           <w:p>
             <w:pPr>
-              <w:pStyle w:val="Normal"/>
               <w:rPr>
-                <w:rFonts w:ascii="Calibri" w:hAnsi="Calibri" w:eastAsia="Calibri" w:cs="Calibri"/>
-                <w:b w:val="1"/>
-                <w:bCs w:val="1"/>
-                <w:color w:val="000000" w:themeColor="text1" w:themeTint="FF" w:themeShade="FF"/>
+                <w:rFonts w:ascii="Calibri" w:eastAsia="Calibri" w:hAnsi="Calibri" w:cs="Calibri"/>
+                <w:b/>
+                <w:bCs/>
+                <w:color w:val="000000" w:themeColor="text1"/>
                 <w:sz w:val="28"/>
                 <w:szCs w:val="28"/>
               </w:rPr>
             </w:pPr>
             <w:r>
               <w:rPr>
-                <w:rFonts w:ascii="Calibri" w:hAnsi="Calibri" w:eastAsia="Calibri" w:cs="Calibri"/>
-                <w:b w:val="1"/>
-                <w:bCs w:val="1"/>
-                <w:color w:val="000000" w:themeColor="text1" w:themeTint="FF" w:themeShade="FF"/>
+                <w:rFonts w:ascii="Calibri" w:eastAsia="Calibri" w:hAnsi="Calibri" w:cs="Calibri"/>
+                <w:b/>
+                <w:bCs/>
+                <w:color w:val="000000" w:themeColor="text1"/>
                 <w:sz w:val="28"/>
                 <w:szCs w:val="28"/>
               </w:rPr>
-              <w:t>1:1 or 1:N</w:t>
+              <w:t xml:space="preserve">1:1 or </w:t>
             </w:r>
+            <w:proofErr w:type="gramStart"/>
+            <w:r>
+              <w:rPr>
+                <w:rFonts w:ascii="Calibri" w:eastAsia="Calibri" w:hAnsi="Calibri" w:cs="Calibri"/>
+                <w:b/>
+                <w:bCs/>
+                <w:color w:val="000000" w:themeColor="text1"/>
+                <w:sz w:val="28"/>
+                <w:szCs w:val="28"/>
+              </w:rPr>
+              <w:t>1:N</w:t>
+            </w:r>
+            <w:proofErr w:type="gramEnd"/>
           </w:p>
         </w:tc>
         <w:tc>
           <w:tcPr>
             <w:tcW w:w="1969" w:type="dxa"/>
-            <w:tcMar/>
           </w:tcPr>
           <w:p>
             <w:pPr>
-              <w:pStyle w:val="Normal"/>
               <w:rPr>
-                <w:rFonts w:ascii="Calibri" w:hAnsi="Calibri" w:eastAsia="Calibri" w:cs="Calibri"/>
-                <w:b w:val="1"/>
-                <w:bCs w:val="1"/>
-                <w:color w:val="000000" w:themeColor="text1" w:themeTint="FF" w:themeShade="FF"/>
+                <w:rFonts w:ascii="Calibri" w:eastAsia="Calibri" w:hAnsi="Calibri" w:cs="Calibri"/>
+                <w:b/>
+                <w:bCs/>
+                <w:color w:val="000000" w:themeColor="text1"/>
                 <w:sz w:val="28"/>
                 <w:szCs w:val="28"/>
               </w:rPr>
             </w:pPr>
+            <w:proofErr w:type="gramStart"/>
             <w:r>
               <w:rPr>
-                <w:rFonts w:ascii="Calibri" w:hAnsi="Calibri" w:eastAsia="Calibri" w:cs="Calibri"/>
-                <w:b w:val="1"/>
-                <w:bCs w:val="1"/>
-                <w:color w:val="000000" w:themeColor="text1" w:themeTint="FF" w:themeShade="FF"/>
+                <w:rFonts w:ascii="Calibri" w:eastAsia="Calibri" w:hAnsi="Calibri" w:cs="Calibri"/>
+                <w:b/>
+                <w:bCs/>
+                <w:color w:val="000000" w:themeColor="text1"/>
                 <w:sz w:val="28"/>
                 <w:szCs w:val="28"/>
               </w:rPr>
               <w:t>1:N</w:t>
             </w:r>
+            <w:proofErr w:type="gramEnd"/>
           </w:p>
         </w:tc>
       </w:tr>
@@ -6922,17 +6854,17 @@
         </w:numPr>
         <w:spacing w:after="0" w:line="240" w:lineRule="auto"/>
         <w:rPr>
-          <w:rFonts w:ascii="Calibri" w:hAnsi="Calibri" w:eastAsia="Calibri" w:cs="Calibri"/>
-          <w:b w:val="1"/>
-          <w:bCs w:val="1"/>
-          <w:color w:val="000000" w:themeColor="text1" w:themeTint="FF" w:themeShade="FF"/>
+          <w:rFonts w:ascii="Calibri" w:eastAsia="Calibri" w:hAnsi="Calibri" w:cs="Calibri"/>
+          <w:b/>
+          <w:bCs/>
+          <w:color w:val="000000" w:themeColor="text1"/>
           <w:sz w:val="28"/>
           <w:szCs w:val="28"/>
         </w:rPr>
       </w:pPr>
     </w:p>
     <w:sectPr>
-      <w:pgSz w:w="11906" w:h="16838" w:orient="portrait"/>
+      <w:pgSz w:w="11906" w:h="16838"/>
       <w:pgMar w:top="1440" w:right="1440" w:bottom="1440" w:left="1440" w:header="708" w:footer="708" w:gutter="0"/>
       <w:cols w:space="708"/>
       <w:docGrid w:linePitch="360"/>
@@ -6956,7 +6888,7 @@
         <w:ind w:left="720" w:hanging="360"/>
       </w:pPr>
       <w:rPr>
-        <w:rFonts w:hint="default" w:ascii="Wingdings" w:hAnsi="Wingdings" w:eastAsia="Times New Roman" w:cs="Calibri"/>
+        <w:rFonts w:ascii="Wingdings" w:eastAsia="Times New Roman" w:hAnsi="Wingdings" w:cs="Calibri" w:hint="default"/>
       </w:rPr>
     </w:lvl>
     <w:lvl w:ilvl="1" w:tplc="40090003" w:tentative="1">
@@ -6968,7 +6900,7 @@
         <w:ind w:left="1440" w:hanging="360"/>
       </w:pPr>
       <w:rPr>
-        <w:rFonts w:hint="default" w:ascii="Courier New" w:hAnsi="Courier New" w:cs="Courier New"/>
+        <w:rFonts w:ascii="Courier New" w:hAnsi="Courier New" w:cs="Courier New" w:hint="default"/>
       </w:rPr>
     </w:lvl>
     <w:lvl w:ilvl="2" w:tplc="40090005" w:tentative="1">
@@ -6980,7 +6912,7 @@
         <w:ind w:left="2160" w:hanging="360"/>
       </w:pPr>
       <w:rPr>
-        <w:rFonts w:hint="default" w:ascii="Wingdings" w:hAnsi="Wingdings"/>
+        <w:rFonts w:ascii="Wingdings" w:hAnsi="Wingdings" w:hint="default"/>
       </w:rPr>
     </w:lvl>
     <w:lvl w:ilvl="3" w:tplc="40090001" w:tentative="1">
@@ -6992,7 +6924,7 @@
         <w:ind w:left="2880" w:hanging="360"/>
       </w:pPr>
       <w:rPr>
-        <w:rFonts w:hint="default" w:ascii="Symbol" w:hAnsi="Symbol"/>
+        <w:rFonts w:ascii="Symbol" w:hAnsi="Symbol" w:hint="default"/>
       </w:rPr>
     </w:lvl>
     <w:lvl w:ilvl="4" w:tplc="40090003" w:tentative="1">
@@ -7004,7 +6936,7 @@
         <w:ind w:left="3600" w:hanging="360"/>
       </w:pPr>
       <w:rPr>
-        <w:rFonts w:hint="default" w:ascii="Courier New" w:hAnsi="Courier New" w:cs="Courier New"/>
+        <w:rFonts w:ascii="Courier New" w:hAnsi="Courier New" w:cs="Courier New" w:hint="default"/>
       </w:rPr>
     </w:lvl>
     <w:lvl w:ilvl="5" w:tplc="40090005" w:tentative="1">
@@ -7016,7 +6948,7 @@
         <w:ind w:left="4320" w:hanging="360"/>
       </w:pPr>
       <w:rPr>
-        <w:rFonts w:hint="default" w:ascii="Wingdings" w:hAnsi="Wingdings"/>
+        <w:rFonts w:ascii="Wingdings" w:hAnsi="Wingdings" w:hint="default"/>
       </w:rPr>
     </w:lvl>
     <w:lvl w:ilvl="6" w:tplc="40090001" w:tentative="1">
@@ -7028,7 +6960,7 @@
         <w:ind w:left="5040" w:hanging="360"/>
       </w:pPr>
       <w:rPr>
-        <w:rFonts w:hint="default" w:ascii="Symbol" w:hAnsi="Symbol"/>
+        <w:rFonts w:ascii="Symbol" w:hAnsi="Symbol" w:hint="default"/>
       </w:rPr>
     </w:lvl>
     <w:lvl w:ilvl="7" w:tplc="40090003" w:tentative="1">
@@ -7040,7 +6972,7 @@
         <w:ind w:left="5760" w:hanging="360"/>
       </w:pPr>
       <w:rPr>
-        <w:rFonts w:hint="default" w:ascii="Courier New" w:hAnsi="Courier New" w:cs="Courier New"/>
+        <w:rFonts w:ascii="Courier New" w:hAnsi="Courier New" w:cs="Courier New" w:hint="default"/>
       </w:rPr>
     </w:lvl>
     <w:lvl w:ilvl="8" w:tplc="40090005" w:tentative="1">
@@ -7052,7 +6984,7 @@
         <w:ind w:left="6480" w:hanging="360"/>
       </w:pPr>
       <w:rPr>
-        <w:rFonts w:hint="default" w:ascii="Wingdings" w:hAnsi="Wingdings"/>
+        <w:rFonts w:ascii="Wingdings" w:hAnsi="Wingdings" w:hint="default"/>
       </w:rPr>
     </w:lvl>
   </w:abstractNum>
@@ -7069,7 +7001,7 @@
         <w:ind w:left="720" w:hanging="360"/>
       </w:pPr>
       <w:rPr>
-        <w:rFonts w:hint="default" w:ascii="Wingdings" w:hAnsi="Wingdings"/>
+        <w:rFonts w:ascii="Wingdings" w:hAnsi="Wingdings" w:hint="default"/>
       </w:rPr>
     </w:lvl>
     <w:lvl w:ilvl="1" w:tplc="4CA6CE6C">
@@ -7081,7 +7013,7 @@
         <w:ind w:left="1440" w:hanging="360"/>
       </w:pPr>
       <w:rPr>
-        <w:rFonts w:hint="default" w:ascii="Courier New" w:hAnsi="Courier New"/>
+        <w:rFonts w:ascii="Courier New" w:hAnsi="Courier New" w:hint="default"/>
       </w:rPr>
     </w:lvl>
     <w:lvl w:ilvl="2" w:tplc="A6A0BA12">
@@ -7093,7 +7025,7 @@
         <w:ind w:left="2160" w:hanging="360"/>
       </w:pPr>
       <w:rPr>
-        <w:rFonts w:hint="default" w:ascii="Wingdings" w:hAnsi="Wingdings"/>
+        <w:rFonts w:ascii="Wingdings" w:hAnsi="Wingdings" w:hint="default"/>
       </w:rPr>
     </w:lvl>
     <w:lvl w:ilvl="3" w:tplc="B7DA9E66">
@@ -7105,7 +7037,7 @@
         <w:ind w:left="2880" w:hanging="360"/>
       </w:pPr>
       <w:rPr>
-        <w:rFonts w:hint="default" w:ascii="Symbol" w:hAnsi="Symbol"/>
+        <w:rFonts w:ascii="Symbol" w:hAnsi="Symbol" w:hint="default"/>
       </w:rPr>
     </w:lvl>
     <w:lvl w:ilvl="4" w:tplc="4AFE828E">
@@ -7117,7 +7049,7 @@
         <w:ind w:left="3600" w:hanging="360"/>
       </w:pPr>
       <w:rPr>
-        <w:rFonts w:hint="default" w:ascii="Courier New" w:hAnsi="Courier New"/>
+        <w:rFonts w:ascii="Courier New" w:hAnsi="Courier New" w:hint="default"/>
       </w:rPr>
     </w:lvl>
     <w:lvl w:ilvl="5" w:tplc="200A70B2">
@@ -7129,7 +7061,7 @@
         <w:ind w:left="4320" w:hanging="360"/>
       </w:pPr>
       <w:rPr>
-        <w:rFonts w:hint="default" w:ascii="Wingdings" w:hAnsi="Wingdings"/>
+        <w:rFonts w:ascii="Wingdings" w:hAnsi="Wingdings" w:hint="default"/>
       </w:rPr>
     </w:lvl>
     <w:lvl w:ilvl="6" w:tplc="CD360ADC">
@@ -7141,7 +7073,7 @@
         <w:ind w:left="5040" w:hanging="360"/>
       </w:pPr>
       <w:rPr>
-        <w:rFonts w:hint="default" w:ascii="Symbol" w:hAnsi="Symbol"/>
+        <w:rFonts w:ascii="Symbol" w:hAnsi="Symbol" w:hint="default"/>
       </w:rPr>
     </w:lvl>
     <w:lvl w:ilvl="7" w:tplc="F8FC7628">
@@ -7153,7 +7085,7 @@
         <w:ind w:left="5760" w:hanging="360"/>
       </w:pPr>
       <w:rPr>
-        <w:rFonts w:hint="default" w:ascii="Courier New" w:hAnsi="Courier New"/>
+        <w:rFonts w:ascii="Courier New" w:hAnsi="Courier New" w:hint="default"/>
       </w:rPr>
     </w:lvl>
     <w:lvl w:ilvl="8" w:tplc="78EC6F86">
@@ -7165,7 +7097,7 @@
         <w:ind w:left="6480" w:hanging="360"/>
       </w:pPr>
       <w:rPr>
-        <w:rFonts w:hint="default" w:ascii="Wingdings" w:hAnsi="Wingdings"/>
+        <w:rFonts w:ascii="Wingdings" w:hAnsi="Wingdings" w:hint="default"/>
       </w:rPr>
     </w:lvl>
   </w:abstractNum>
@@ -7185,7 +7117,7 @@
         <w:ind w:left="720" w:hanging="360"/>
       </w:pPr>
       <w:rPr>
-        <w:rFonts w:hint="default" w:ascii="Symbol" w:hAnsi="Symbol"/>
+        <w:rFonts w:ascii="Symbol" w:hAnsi="Symbol" w:hint="default"/>
         <w:sz w:val="20"/>
       </w:rPr>
     </w:lvl>
@@ -7201,7 +7133,7 @@
         <w:ind w:left="1440" w:hanging="360"/>
       </w:pPr>
       <w:rPr>
-        <w:rFonts w:hint="default" w:ascii="Courier New" w:hAnsi="Courier New"/>
+        <w:rFonts w:ascii="Courier New" w:hAnsi="Courier New" w:hint="default"/>
         <w:sz w:val="20"/>
       </w:rPr>
     </w:lvl>
@@ -7217,7 +7149,7 @@
         <w:ind w:left="2160" w:hanging="360"/>
       </w:pPr>
       <w:rPr>
-        <w:rFonts w:hint="default" w:ascii="Wingdings" w:hAnsi="Wingdings"/>
+        <w:rFonts w:ascii="Wingdings" w:hAnsi="Wingdings" w:hint="default"/>
         <w:sz w:val="20"/>
       </w:rPr>
     </w:lvl>
@@ -7233,7 +7165,7 @@
         <w:ind w:left="2880" w:hanging="360"/>
       </w:pPr>
       <w:rPr>
-        <w:rFonts w:hint="default" w:ascii="Wingdings" w:hAnsi="Wingdings"/>
+        <w:rFonts w:ascii="Wingdings" w:hAnsi="Wingdings" w:hint="default"/>
         <w:sz w:val="20"/>
       </w:rPr>
     </w:lvl>
@@ -7249,7 +7181,7 @@
         <w:ind w:left="3600" w:hanging="360"/>
       </w:pPr>
       <w:rPr>
-        <w:rFonts w:hint="default" w:ascii="Wingdings" w:hAnsi="Wingdings"/>
+        <w:rFonts w:ascii="Wingdings" w:hAnsi="Wingdings" w:hint="default"/>
         <w:sz w:val="20"/>
       </w:rPr>
     </w:lvl>
@@ -7265,7 +7197,7 @@
         <w:ind w:left="4320" w:hanging="360"/>
       </w:pPr>
       <w:rPr>
-        <w:rFonts w:hint="default" w:ascii="Wingdings" w:hAnsi="Wingdings"/>
+        <w:rFonts w:ascii="Wingdings" w:hAnsi="Wingdings" w:hint="default"/>
         <w:sz w:val="20"/>
       </w:rPr>
     </w:lvl>
@@ -7281,7 +7213,7 @@
         <w:ind w:left="5040" w:hanging="360"/>
       </w:pPr>
       <w:rPr>
-        <w:rFonts w:hint="default" w:ascii="Wingdings" w:hAnsi="Wingdings"/>
+        <w:rFonts w:ascii="Wingdings" w:hAnsi="Wingdings" w:hint="default"/>
         <w:sz w:val="20"/>
       </w:rPr>
     </w:lvl>
@@ -7297,7 +7229,7 @@
         <w:ind w:left="5760" w:hanging="360"/>
       </w:pPr>
       <w:rPr>
-        <w:rFonts w:hint="default" w:ascii="Wingdings" w:hAnsi="Wingdings"/>
+        <w:rFonts w:ascii="Wingdings" w:hAnsi="Wingdings" w:hint="default"/>
         <w:sz w:val="20"/>
       </w:rPr>
     </w:lvl>
@@ -7313,7 +7245,7 @@
         <w:ind w:left="6480" w:hanging="360"/>
       </w:pPr>
       <w:rPr>
-        <w:rFonts w:hint="default" w:ascii="Wingdings" w:hAnsi="Wingdings"/>
+        <w:rFonts w:ascii="Wingdings" w:hAnsi="Wingdings" w:hint="default"/>
         <w:sz w:val="20"/>
       </w:rPr>
     </w:lvl>
@@ -7331,7 +7263,7 @@
         <w:ind w:left="720" w:hanging="360"/>
       </w:pPr>
       <w:rPr>
-        <w:rFonts w:hint="default" w:ascii="Wingdings" w:hAnsi="Wingdings" w:eastAsia="Times New Roman" w:cs="Calibri"/>
+        <w:rFonts w:ascii="Wingdings" w:eastAsia="Times New Roman" w:hAnsi="Wingdings" w:cs="Calibri" w:hint="default"/>
       </w:rPr>
     </w:lvl>
     <w:lvl w:ilvl="1" w:tplc="40090003" w:tentative="1">
@@ -7343,7 +7275,7 @@
         <w:ind w:left="1440" w:hanging="360"/>
       </w:pPr>
       <w:rPr>
-        <w:rFonts w:hint="default" w:ascii="Courier New" w:hAnsi="Courier New" w:cs="Courier New"/>
+        <w:rFonts w:ascii="Courier New" w:hAnsi="Courier New" w:cs="Courier New" w:hint="default"/>
       </w:rPr>
     </w:lvl>
     <w:lvl w:ilvl="2" w:tplc="40090005" w:tentative="1">
@@ -7355,7 +7287,7 @@
         <w:ind w:left="2160" w:hanging="360"/>
       </w:pPr>
       <w:rPr>
-        <w:rFonts w:hint="default" w:ascii="Wingdings" w:hAnsi="Wingdings"/>
+        <w:rFonts w:ascii="Wingdings" w:hAnsi="Wingdings" w:hint="default"/>
       </w:rPr>
     </w:lvl>
     <w:lvl w:ilvl="3" w:tplc="40090001" w:tentative="1">
@@ -7367,7 +7299,7 @@
         <w:ind w:left="2880" w:hanging="360"/>
       </w:pPr>
       <w:rPr>
-        <w:rFonts w:hint="default" w:ascii="Symbol" w:hAnsi="Symbol"/>
+        <w:rFonts w:ascii="Symbol" w:hAnsi="Symbol" w:hint="default"/>
       </w:rPr>
     </w:lvl>
     <w:lvl w:ilvl="4" w:tplc="40090003" w:tentative="1">
@@ -7379,7 +7311,7 @@
         <w:ind w:left="3600" w:hanging="360"/>
       </w:pPr>
       <w:rPr>
-        <w:rFonts w:hint="default" w:ascii="Courier New" w:hAnsi="Courier New" w:cs="Courier New"/>
+        <w:rFonts w:ascii="Courier New" w:hAnsi="Courier New" w:cs="Courier New" w:hint="default"/>
       </w:rPr>
     </w:lvl>
     <w:lvl w:ilvl="5" w:tplc="40090005" w:tentative="1">
@@ -7391,7 +7323,7 @@
         <w:ind w:left="4320" w:hanging="360"/>
       </w:pPr>
       <w:rPr>
-        <w:rFonts w:hint="default" w:ascii="Wingdings" w:hAnsi="Wingdings"/>
+        <w:rFonts w:ascii="Wingdings" w:hAnsi="Wingdings" w:hint="default"/>
       </w:rPr>
     </w:lvl>
     <w:lvl w:ilvl="6" w:tplc="40090001" w:tentative="1">
@@ -7403,7 +7335,7 @@
         <w:ind w:left="5040" w:hanging="360"/>
       </w:pPr>
       <w:rPr>
-        <w:rFonts w:hint="default" w:ascii="Symbol" w:hAnsi="Symbol"/>
+        <w:rFonts w:ascii="Symbol" w:hAnsi="Symbol" w:hint="default"/>
       </w:rPr>
     </w:lvl>
     <w:lvl w:ilvl="7" w:tplc="40090003" w:tentative="1">
@@ -7415,7 +7347,7 @@
         <w:ind w:left="5760" w:hanging="360"/>
       </w:pPr>
       <w:rPr>
-        <w:rFonts w:hint="default" w:ascii="Courier New" w:hAnsi="Courier New" w:cs="Courier New"/>
+        <w:rFonts w:ascii="Courier New" w:hAnsi="Courier New" w:cs="Courier New" w:hint="default"/>
       </w:rPr>
     </w:lvl>
     <w:lvl w:ilvl="8" w:tplc="40090005" w:tentative="1">
@@ -7427,7 +7359,7 @@
         <w:ind w:left="6480" w:hanging="360"/>
       </w:pPr>
       <w:rPr>
-        <w:rFonts w:hint="default" w:ascii="Wingdings" w:hAnsi="Wingdings"/>
+        <w:rFonts w:ascii="Wingdings" w:hAnsi="Wingdings" w:hint="default"/>
       </w:rPr>
     </w:lvl>
   </w:abstractNum>
@@ -7533,7 +7465,7 @@
         <w:ind w:left="720" w:hanging="360"/>
       </w:pPr>
       <w:rPr>
-        <w:rFonts w:hint="default" w:ascii="Wingdings" w:hAnsi="Wingdings" w:eastAsia="Times New Roman" w:cs="Calibri"/>
+        <w:rFonts w:ascii="Wingdings" w:eastAsia="Times New Roman" w:hAnsi="Wingdings" w:cs="Calibri" w:hint="default"/>
       </w:rPr>
     </w:lvl>
     <w:lvl w:ilvl="1" w:tplc="40090003" w:tentative="1">
@@ -7545,7 +7477,7 @@
         <w:ind w:left="1440" w:hanging="360"/>
       </w:pPr>
       <w:rPr>
-        <w:rFonts w:hint="default" w:ascii="Courier New" w:hAnsi="Courier New" w:cs="Courier New"/>
+        <w:rFonts w:ascii="Courier New" w:hAnsi="Courier New" w:cs="Courier New" w:hint="default"/>
       </w:rPr>
     </w:lvl>
     <w:lvl w:ilvl="2" w:tplc="40090005" w:tentative="1">
@@ -7557,7 +7489,7 @@
         <w:ind w:left="2160" w:hanging="360"/>
       </w:pPr>
       <w:rPr>
-        <w:rFonts w:hint="default" w:ascii="Wingdings" w:hAnsi="Wingdings"/>
+        <w:rFonts w:ascii="Wingdings" w:hAnsi="Wingdings" w:hint="default"/>
       </w:rPr>
     </w:lvl>
     <w:lvl w:ilvl="3" w:tplc="40090001" w:tentative="1">
@@ -7569,7 +7501,7 @@
         <w:ind w:left="2880" w:hanging="360"/>
       </w:pPr>
       <w:rPr>
-        <w:rFonts w:hint="default" w:ascii="Symbol" w:hAnsi="Symbol"/>
+        <w:rFonts w:ascii="Symbol" w:hAnsi="Symbol" w:hint="default"/>
       </w:rPr>
     </w:lvl>
     <w:lvl w:ilvl="4" w:tplc="40090003" w:tentative="1">
@@ -7581,7 +7513,7 @@
         <w:ind w:left="3600" w:hanging="360"/>
       </w:pPr>
       <w:rPr>
-        <w:rFonts w:hint="default" w:ascii="Courier New" w:hAnsi="Courier New" w:cs="Courier New"/>
+        <w:rFonts w:ascii="Courier New" w:hAnsi="Courier New" w:cs="Courier New" w:hint="default"/>
       </w:rPr>
     </w:lvl>
     <w:lvl w:ilvl="5" w:tplc="40090005" w:tentative="1">
@@ -7593,7 +7525,7 @@
         <w:ind w:left="4320" w:hanging="360"/>
       </w:pPr>
       <w:rPr>
-        <w:rFonts w:hint="default" w:ascii="Wingdings" w:hAnsi="Wingdings"/>
+        <w:rFonts w:ascii="Wingdings" w:hAnsi="Wingdings" w:hint="default"/>
       </w:rPr>
     </w:lvl>
     <w:lvl w:ilvl="6" w:tplc="40090001" w:tentative="1">
@@ -7605,7 +7537,7 @@
         <w:ind w:left="5040" w:hanging="360"/>
       </w:pPr>
       <w:rPr>
-        <w:rFonts w:hint="default" w:ascii="Symbol" w:hAnsi="Symbol"/>
+        <w:rFonts w:ascii="Symbol" w:hAnsi="Symbol" w:hint="default"/>
       </w:rPr>
     </w:lvl>
     <w:lvl w:ilvl="7" w:tplc="40090003" w:tentative="1">
@@ -7617,7 +7549,7 @@
         <w:ind w:left="5760" w:hanging="360"/>
       </w:pPr>
       <w:rPr>
-        <w:rFonts w:hint="default" w:ascii="Courier New" w:hAnsi="Courier New" w:cs="Courier New"/>
+        <w:rFonts w:ascii="Courier New" w:hAnsi="Courier New" w:cs="Courier New" w:hint="default"/>
       </w:rPr>
     </w:lvl>
     <w:lvl w:ilvl="8" w:tplc="40090005" w:tentative="1">
@@ -7629,7 +7561,7 @@
         <w:ind w:left="6480" w:hanging="360"/>
       </w:pPr>
       <w:rPr>
-        <w:rFonts w:hint="default" w:ascii="Wingdings" w:hAnsi="Wingdings"/>
+        <w:rFonts w:ascii="Wingdings" w:hAnsi="Wingdings" w:hint="default"/>
       </w:rPr>
     </w:lvl>
   </w:abstractNum>
@@ -7646,7 +7578,7 @@
         <w:ind w:left="1080" w:hanging="360"/>
       </w:pPr>
       <w:rPr>
-        <w:rFonts w:hint="default" w:ascii="Wingdings" w:hAnsi="Wingdings" w:eastAsia="Times New Roman" w:cs="Calibri"/>
+        <w:rFonts w:ascii="Wingdings" w:eastAsia="Times New Roman" w:hAnsi="Wingdings" w:cs="Calibri" w:hint="default"/>
       </w:rPr>
     </w:lvl>
     <w:lvl w:ilvl="1" w:tplc="40090003" w:tentative="1">
@@ -7658,7 +7590,7 @@
         <w:ind w:left="1800" w:hanging="360"/>
       </w:pPr>
       <w:rPr>
-        <w:rFonts w:hint="default" w:ascii="Courier New" w:hAnsi="Courier New" w:cs="Courier New"/>
+        <w:rFonts w:ascii="Courier New" w:hAnsi="Courier New" w:cs="Courier New" w:hint="default"/>
       </w:rPr>
     </w:lvl>
     <w:lvl w:ilvl="2" w:tplc="40090005" w:tentative="1">
@@ -7670,7 +7602,7 @@
         <w:ind w:left="2520" w:hanging="360"/>
       </w:pPr>
       <w:rPr>
-        <w:rFonts w:hint="default" w:ascii="Wingdings" w:hAnsi="Wingdings"/>
+        <w:rFonts w:ascii="Wingdings" w:hAnsi="Wingdings" w:hint="default"/>
       </w:rPr>
     </w:lvl>
     <w:lvl w:ilvl="3" w:tplc="40090001" w:tentative="1">
@@ -7682,7 +7614,7 @@
         <w:ind w:left="3240" w:hanging="360"/>
       </w:pPr>
       <w:rPr>
-        <w:rFonts w:hint="default" w:ascii="Symbol" w:hAnsi="Symbol"/>
+        <w:rFonts w:ascii="Symbol" w:hAnsi="Symbol" w:hint="default"/>
       </w:rPr>
     </w:lvl>
     <w:lvl w:ilvl="4" w:tplc="40090003" w:tentative="1">
@@ -7694,7 +7626,7 @@
         <w:ind w:left="3960" w:hanging="360"/>
       </w:pPr>
       <w:rPr>
-        <w:rFonts w:hint="default" w:ascii="Courier New" w:hAnsi="Courier New" w:cs="Courier New"/>
+        <w:rFonts w:ascii="Courier New" w:hAnsi="Courier New" w:cs="Courier New" w:hint="default"/>
       </w:rPr>
     </w:lvl>
     <w:lvl w:ilvl="5" w:tplc="40090005" w:tentative="1">
@@ -7706,7 +7638,7 @@
         <w:ind w:left="4680" w:hanging="360"/>
       </w:pPr>
       <w:rPr>
-        <w:rFonts w:hint="default" w:ascii="Wingdings" w:hAnsi="Wingdings"/>
+        <w:rFonts w:ascii="Wingdings" w:hAnsi="Wingdings" w:hint="default"/>
       </w:rPr>
     </w:lvl>
     <w:lvl w:ilvl="6" w:tplc="40090001" w:tentative="1">
@@ -7718,7 +7650,7 @@
         <w:ind w:left="5400" w:hanging="360"/>
       </w:pPr>
       <w:rPr>
-        <w:rFonts w:hint="default" w:ascii="Symbol" w:hAnsi="Symbol"/>
+        <w:rFonts w:ascii="Symbol" w:hAnsi="Symbol" w:hint="default"/>
       </w:rPr>
     </w:lvl>
     <w:lvl w:ilvl="7" w:tplc="40090003" w:tentative="1">
@@ -7730,7 +7662,7 @@
         <w:ind w:left="6120" w:hanging="360"/>
       </w:pPr>
       <w:rPr>
-        <w:rFonts w:hint="default" w:ascii="Courier New" w:hAnsi="Courier New" w:cs="Courier New"/>
+        <w:rFonts w:ascii="Courier New" w:hAnsi="Courier New" w:cs="Courier New" w:hint="default"/>
       </w:rPr>
     </w:lvl>
     <w:lvl w:ilvl="8" w:tplc="40090005" w:tentative="1">
@@ -7742,7 +7674,7 @@
         <w:ind w:left="6840" w:hanging="360"/>
       </w:pPr>
       <w:rPr>
-        <w:rFonts w:hint="default" w:ascii="Wingdings" w:hAnsi="Wingdings"/>
+        <w:rFonts w:ascii="Wingdings" w:hAnsi="Wingdings" w:hint="default"/>
       </w:rPr>
     </w:lvl>
   </w:abstractNum>
@@ -7762,7 +7694,7 @@
         <w:ind w:left="720" w:hanging="360"/>
       </w:pPr>
       <w:rPr>
-        <w:rFonts w:hint="default" w:ascii="Symbol" w:hAnsi="Symbol"/>
+        <w:rFonts w:ascii="Symbol" w:hAnsi="Symbol" w:hint="default"/>
         <w:sz w:val="20"/>
       </w:rPr>
     </w:lvl>
@@ -7778,7 +7710,7 @@
         <w:ind w:left="1440" w:hanging="360"/>
       </w:pPr>
       <w:rPr>
-        <w:rFonts w:hint="default" w:ascii="Courier New" w:hAnsi="Courier New"/>
+        <w:rFonts w:ascii="Courier New" w:hAnsi="Courier New" w:hint="default"/>
         <w:sz w:val="20"/>
       </w:rPr>
     </w:lvl>
@@ -7794,7 +7726,7 @@
         <w:ind w:left="2160" w:hanging="360"/>
       </w:pPr>
       <w:rPr>
-        <w:rFonts w:hint="default" w:ascii="Wingdings" w:hAnsi="Wingdings"/>
+        <w:rFonts w:ascii="Wingdings" w:hAnsi="Wingdings" w:hint="default"/>
         <w:sz w:val="20"/>
       </w:rPr>
     </w:lvl>
@@ -7810,7 +7742,7 @@
         <w:ind w:left="2880" w:hanging="360"/>
       </w:pPr>
       <w:rPr>
-        <w:rFonts w:hint="default" w:ascii="Wingdings" w:hAnsi="Wingdings"/>
+        <w:rFonts w:ascii="Wingdings" w:hAnsi="Wingdings" w:hint="default"/>
         <w:sz w:val="20"/>
       </w:rPr>
     </w:lvl>
@@ -7826,7 +7758,7 @@
         <w:ind w:left="3600" w:hanging="360"/>
       </w:pPr>
       <w:rPr>
-        <w:rFonts w:hint="default" w:ascii="Wingdings" w:hAnsi="Wingdings"/>
+        <w:rFonts w:ascii="Wingdings" w:hAnsi="Wingdings" w:hint="default"/>
         <w:sz w:val="20"/>
       </w:rPr>
     </w:lvl>
@@ -7842,7 +7774,7 @@
         <w:ind w:left="4320" w:hanging="360"/>
       </w:pPr>
       <w:rPr>
-        <w:rFonts w:hint="default" w:ascii="Wingdings" w:hAnsi="Wingdings"/>
+        <w:rFonts w:ascii="Wingdings" w:hAnsi="Wingdings" w:hint="default"/>
         <w:sz w:val="20"/>
       </w:rPr>
     </w:lvl>
@@ -7858,7 +7790,7 @@
         <w:ind w:left="5040" w:hanging="360"/>
       </w:pPr>
       <w:rPr>
-        <w:rFonts w:hint="default" w:ascii="Wingdings" w:hAnsi="Wingdings"/>
+        <w:rFonts w:ascii="Wingdings" w:hAnsi="Wingdings" w:hint="default"/>
         <w:sz w:val="20"/>
       </w:rPr>
     </w:lvl>
@@ -7874,7 +7806,7 @@
         <w:ind w:left="5760" w:hanging="360"/>
       </w:pPr>
       <w:rPr>
-        <w:rFonts w:hint="default" w:ascii="Wingdings" w:hAnsi="Wingdings"/>
+        <w:rFonts w:ascii="Wingdings" w:hAnsi="Wingdings" w:hint="default"/>
         <w:sz w:val="20"/>
       </w:rPr>
     </w:lvl>
@@ -7890,7 +7822,7 @@
         <w:ind w:left="6480" w:hanging="360"/>
       </w:pPr>
       <w:rPr>
-        <w:rFonts w:hint="default" w:ascii="Wingdings" w:hAnsi="Wingdings"/>
+        <w:rFonts w:ascii="Wingdings" w:hAnsi="Wingdings" w:hint="default"/>
         <w:sz w:val="20"/>
       </w:rPr>
     </w:lvl>
@@ -7908,7 +7840,7 @@
         <w:ind w:left="1080" w:hanging="360"/>
       </w:pPr>
       <w:rPr>
-        <w:rFonts w:hint="default" w:ascii="Symbol" w:hAnsi="Symbol"/>
+        <w:rFonts w:ascii="Symbol" w:hAnsi="Symbol" w:hint="default"/>
       </w:rPr>
     </w:lvl>
     <w:lvl w:ilvl="1" w:tplc="40090003" w:tentative="1">
@@ -7920,7 +7852,7 @@
         <w:ind w:left="1800" w:hanging="360"/>
       </w:pPr>
       <w:rPr>
-        <w:rFonts w:hint="default" w:ascii="Courier New" w:hAnsi="Courier New" w:cs="Courier New"/>
+        <w:rFonts w:ascii="Courier New" w:hAnsi="Courier New" w:cs="Courier New" w:hint="default"/>
       </w:rPr>
     </w:lvl>
     <w:lvl w:ilvl="2" w:tplc="40090005" w:tentative="1">
@@ -7932,7 +7864,7 @@
         <w:ind w:left="2520" w:hanging="360"/>
       </w:pPr>
       <w:rPr>
-        <w:rFonts w:hint="default" w:ascii="Wingdings" w:hAnsi="Wingdings"/>
+        <w:rFonts w:ascii="Wingdings" w:hAnsi="Wingdings" w:hint="default"/>
       </w:rPr>
     </w:lvl>
     <w:lvl w:ilvl="3" w:tplc="40090001" w:tentative="1">
@@ -7944,7 +7876,7 @@
         <w:ind w:left="3240" w:hanging="360"/>
       </w:pPr>
       <w:rPr>
-        <w:rFonts w:hint="default" w:ascii="Symbol" w:hAnsi="Symbol"/>
+        <w:rFonts w:ascii="Symbol" w:hAnsi="Symbol" w:hint="default"/>
       </w:rPr>
     </w:lvl>
     <w:lvl w:ilvl="4" w:tplc="40090003" w:tentative="1">
@@ -7956,7 +7888,7 @@
         <w:ind w:left="3960" w:hanging="360"/>
       </w:pPr>
       <w:rPr>
-        <w:rFonts w:hint="default" w:ascii="Courier New" w:hAnsi="Courier New" w:cs="Courier New"/>
+        <w:rFonts w:ascii="Courier New" w:hAnsi="Courier New" w:cs="Courier New" w:hint="default"/>
       </w:rPr>
     </w:lvl>
     <w:lvl w:ilvl="5" w:tplc="40090005" w:tentative="1">
@@ -7968,7 +7900,7 @@
         <w:ind w:left="4680" w:hanging="360"/>
       </w:pPr>
       <w:rPr>
-        <w:rFonts w:hint="default" w:ascii="Wingdings" w:hAnsi="Wingdings"/>
+        <w:rFonts w:ascii="Wingdings" w:hAnsi="Wingdings" w:hint="default"/>
       </w:rPr>
     </w:lvl>
     <w:lvl w:ilvl="6" w:tplc="40090001" w:tentative="1">
@@ -7980,7 +7912,7 @@
         <w:ind w:left="5400" w:hanging="360"/>
       </w:pPr>
       <w:rPr>
-        <w:rFonts w:hint="default" w:ascii="Symbol" w:hAnsi="Symbol"/>
+        <w:rFonts w:ascii="Symbol" w:hAnsi="Symbol" w:hint="default"/>
       </w:rPr>
     </w:lvl>
     <w:lvl w:ilvl="7" w:tplc="40090003" w:tentative="1">
@@ -7992,7 +7924,7 @@
         <w:ind w:left="6120" w:hanging="360"/>
       </w:pPr>
       <w:rPr>
-        <w:rFonts w:hint="default" w:ascii="Courier New" w:hAnsi="Courier New" w:cs="Courier New"/>
+        <w:rFonts w:ascii="Courier New" w:hAnsi="Courier New" w:cs="Courier New" w:hint="default"/>
       </w:rPr>
     </w:lvl>
     <w:lvl w:ilvl="8" w:tplc="40090005" w:tentative="1">
@@ -8004,7 +7936,7 @@
         <w:ind w:left="6840" w:hanging="360"/>
       </w:pPr>
       <w:rPr>
-        <w:rFonts w:hint="default" w:ascii="Wingdings" w:hAnsi="Wingdings"/>
+        <w:rFonts w:ascii="Wingdings" w:hAnsi="Wingdings" w:hint="default"/>
       </w:rPr>
     </w:lvl>
   </w:abstractNum>
@@ -8112,7 +8044,7 @@
         <w:ind w:left="720" w:hanging="360"/>
       </w:pPr>
       <w:rPr>
-        <w:rFonts w:hint="default" w:ascii="Wingdings" w:hAnsi="Wingdings"/>
+        <w:rFonts w:ascii="Wingdings" w:hAnsi="Wingdings" w:hint="default"/>
       </w:rPr>
     </w:lvl>
     <w:lvl w:ilvl="1" w:tplc="CA7A2E6E">
@@ -8124,7 +8056,7 @@
         <w:ind w:left="1440" w:hanging="360"/>
       </w:pPr>
       <w:rPr>
-        <w:rFonts w:hint="default" w:ascii="Wingdings" w:hAnsi="Wingdings"/>
+        <w:rFonts w:ascii="Wingdings" w:hAnsi="Wingdings" w:hint="default"/>
       </w:rPr>
     </w:lvl>
     <w:lvl w:ilvl="2" w:tplc="A6C8CA84">
@@ -8136,7 +8068,7 @@
         <w:ind w:left="2160" w:hanging="360"/>
       </w:pPr>
       <w:rPr>
-        <w:rFonts w:hint="default" w:ascii="Wingdings" w:hAnsi="Wingdings"/>
+        <w:rFonts w:ascii="Wingdings" w:hAnsi="Wingdings" w:hint="default"/>
       </w:rPr>
     </w:lvl>
     <w:lvl w:ilvl="3" w:tplc="D8BC5C2C">
@@ -8148,7 +8080,7 @@
         <w:ind w:left="2880" w:hanging="360"/>
       </w:pPr>
       <w:rPr>
-        <w:rFonts w:hint="default" w:ascii="Wingdings" w:hAnsi="Wingdings"/>
+        <w:rFonts w:ascii="Wingdings" w:hAnsi="Wingdings" w:hint="default"/>
       </w:rPr>
     </w:lvl>
     <w:lvl w:ilvl="4" w:tplc="8654B544">
@@ -8160,7 +8092,7 @@
         <w:ind w:left="3600" w:hanging="360"/>
       </w:pPr>
       <w:rPr>
-        <w:rFonts w:hint="default" w:ascii="Wingdings" w:hAnsi="Wingdings"/>
+        <w:rFonts w:ascii="Wingdings" w:hAnsi="Wingdings" w:hint="default"/>
       </w:rPr>
     </w:lvl>
     <w:lvl w:ilvl="5" w:tplc="65922BFC">
@@ -8172,7 +8104,7 @@
         <w:ind w:left="4320" w:hanging="360"/>
       </w:pPr>
       <w:rPr>
-        <w:rFonts w:hint="default" w:ascii="Wingdings" w:hAnsi="Wingdings"/>
+        <w:rFonts w:ascii="Wingdings" w:hAnsi="Wingdings" w:hint="default"/>
       </w:rPr>
     </w:lvl>
     <w:lvl w:ilvl="6" w:tplc="DD84CAE2">
@@ -8184,7 +8116,7 @@
         <w:ind w:left="5040" w:hanging="360"/>
       </w:pPr>
       <w:rPr>
-        <w:rFonts w:hint="default" w:ascii="Wingdings" w:hAnsi="Wingdings"/>
+        <w:rFonts w:ascii="Wingdings" w:hAnsi="Wingdings" w:hint="default"/>
       </w:rPr>
     </w:lvl>
     <w:lvl w:ilvl="7" w:tplc="C2CEE10A">
@@ -8196,7 +8128,7 @@
         <w:ind w:left="5760" w:hanging="360"/>
       </w:pPr>
       <w:rPr>
-        <w:rFonts w:hint="default" w:ascii="Wingdings" w:hAnsi="Wingdings"/>
+        <w:rFonts w:ascii="Wingdings" w:hAnsi="Wingdings" w:hint="default"/>
       </w:rPr>
     </w:lvl>
     <w:lvl w:ilvl="8" w:tplc="B6623BCC">
@@ -8208,7 +8140,7 @@
         <w:ind w:left="6480" w:hanging="360"/>
       </w:pPr>
       <w:rPr>
-        <w:rFonts w:hint="default" w:ascii="Wingdings" w:hAnsi="Wingdings"/>
+        <w:rFonts w:ascii="Wingdings" w:hAnsi="Wingdings" w:hint="default"/>
       </w:rPr>
     </w:lvl>
   </w:abstractNum>
@@ -8228,7 +8160,7 @@
         <w:ind w:left="720" w:hanging="360"/>
       </w:pPr>
       <w:rPr>
-        <w:rFonts w:hint="default" w:ascii="Symbol" w:hAnsi="Symbol"/>
+        <w:rFonts w:ascii="Symbol" w:hAnsi="Symbol" w:hint="default"/>
         <w:sz w:val="20"/>
       </w:rPr>
     </w:lvl>
@@ -8244,7 +8176,7 @@
         <w:ind w:left="1440" w:hanging="360"/>
       </w:pPr>
       <w:rPr>
-        <w:rFonts w:hint="default" w:ascii="Courier New" w:hAnsi="Courier New"/>
+        <w:rFonts w:ascii="Courier New" w:hAnsi="Courier New" w:hint="default"/>
         <w:sz w:val="20"/>
       </w:rPr>
     </w:lvl>
@@ -8260,7 +8192,7 @@
         <w:ind w:left="2160" w:hanging="360"/>
       </w:pPr>
       <w:rPr>
-        <w:rFonts w:hint="default" w:ascii="Wingdings" w:hAnsi="Wingdings"/>
+        <w:rFonts w:ascii="Wingdings" w:hAnsi="Wingdings" w:hint="default"/>
         <w:sz w:val="20"/>
       </w:rPr>
     </w:lvl>
@@ -8276,7 +8208,7 @@
         <w:ind w:left="2880" w:hanging="360"/>
       </w:pPr>
       <w:rPr>
-        <w:rFonts w:hint="default" w:ascii="Wingdings" w:hAnsi="Wingdings"/>
+        <w:rFonts w:ascii="Wingdings" w:hAnsi="Wingdings" w:hint="default"/>
         <w:sz w:val="20"/>
       </w:rPr>
     </w:lvl>
@@ -8292,7 +8224,7 @@
         <w:ind w:left="3600" w:hanging="360"/>
       </w:pPr>
       <w:rPr>
-        <w:rFonts w:hint="default" w:ascii="Wingdings" w:hAnsi="Wingdings"/>
+        <w:rFonts w:ascii="Wingdings" w:hAnsi="Wingdings" w:hint="default"/>
         <w:sz w:val="20"/>
       </w:rPr>
     </w:lvl>
@@ -8308,7 +8240,7 @@
         <w:ind w:left="4320" w:hanging="360"/>
       </w:pPr>
       <w:rPr>
-        <w:rFonts w:hint="default" w:ascii="Wingdings" w:hAnsi="Wingdings"/>
+        <w:rFonts w:ascii="Wingdings" w:hAnsi="Wingdings" w:hint="default"/>
         <w:sz w:val="20"/>
       </w:rPr>
     </w:lvl>
@@ -8324,7 +8256,7 @@
         <w:ind w:left="5040" w:hanging="360"/>
       </w:pPr>
       <w:rPr>
-        <w:rFonts w:hint="default" w:ascii="Wingdings" w:hAnsi="Wingdings"/>
+        <w:rFonts w:ascii="Wingdings" w:hAnsi="Wingdings" w:hint="default"/>
         <w:sz w:val="20"/>
       </w:rPr>
     </w:lvl>
@@ -8340,7 +8272,7 @@
         <w:ind w:left="5760" w:hanging="360"/>
       </w:pPr>
       <w:rPr>
-        <w:rFonts w:hint="default" w:ascii="Wingdings" w:hAnsi="Wingdings"/>
+        <w:rFonts w:ascii="Wingdings" w:hAnsi="Wingdings" w:hint="default"/>
         <w:sz w:val="20"/>
       </w:rPr>
     </w:lvl>
@@ -8356,7 +8288,7 @@
         <w:ind w:left="6480" w:hanging="360"/>
       </w:pPr>
       <w:rPr>
-        <w:rFonts w:hint="default" w:ascii="Wingdings" w:hAnsi="Wingdings"/>
+        <w:rFonts w:ascii="Wingdings" w:hAnsi="Wingdings" w:hint="default"/>
         <w:sz w:val="20"/>
       </w:rPr>
     </w:lvl>
@@ -8374,7 +8306,7 @@
         <w:ind w:left="720" w:hanging="360"/>
       </w:pPr>
       <w:rPr>
-        <w:rFonts w:hint="default" w:ascii="Wingdings" w:hAnsi="Wingdings" w:eastAsia="Times New Roman" w:cs="Calibri"/>
+        <w:rFonts w:ascii="Wingdings" w:eastAsia="Times New Roman" w:hAnsi="Wingdings" w:cs="Calibri" w:hint="default"/>
       </w:rPr>
     </w:lvl>
     <w:lvl w:ilvl="1" w:tplc="40090003" w:tentative="1">
@@ -8386,7 +8318,7 @@
         <w:ind w:left="1440" w:hanging="360"/>
       </w:pPr>
       <w:rPr>
-        <w:rFonts w:hint="default" w:ascii="Courier New" w:hAnsi="Courier New" w:cs="Courier New"/>
+        <w:rFonts w:ascii="Courier New" w:hAnsi="Courier New" w:cs="Courier New" w:hint="default"/>
       </w:rPr>
     </w:lvl>
     <w:lvl w:ilvl="2" w:tplc="40090005" w:tentative="1">
@@ -8398,7 +8330,7 @@
         <w:ind w:left="2160" w:hanging="360"/>
       </w:pPr>
       <w:rPr>
-        <w:rFonts w:hint="default" w:ascii="Wingdings" w:hAnsi="Wingdings"/>
+        <w:rFonts w:ascii="Wingdings" w:hAnsi="Wingdings" w:hint="default"/>
       </w:rPr>
     </w:lvl>
     <w:lvl w:ilvl="3" w:tplc="40090001" w:tentative="1">
@@ -8410,7 +8342,7 @@
         <w:ind w:left="2880" w:hanging="360"/>
       </w:pPr>
       <w:rPr>
-        <w:rFonts w:hint="default" w:ascii="Symbol" w:hAnsi="Symbol"/>
+        <w:rFonts w:ascii="Symbol" w:hAnsi="Symbol" w:hint="default"/>
       </w:rPr>
     </w:lvl>
     <w:lvl w:ilvl="4" w:tplc="40090003" w:tentative="1">
@@ -8422,7 +8354,7 @@
         <w:ind w:left="3600" w:hanging="360"/>
       </w:pPr>
       <w:rPr>
-        <w:rFonts w:hint="default" w:ascii="Courier New" w:hAnsi="Courier New" w:cs="Courier New"/>
+        <w:rFonts w:ascii="Courier New" w:hAnsi="Courier New" w:cs="Courier New" w:hint="default"/>
       </w:rPr>
     </w:lvl>
     <w:lvl w:ilvl="5" w:tplc="40090005" w:tentative="1">
@@ -8434,7 +8366,7 @@
         <w:ind w:left="4320" w:hanging="360"/>
       </w:pPr>
       <w:rPr>
-        <w:rFonts w:hint="default" w:ascii="Wingdings" w:hAnsi="Wingdings"/>
+        <w:rFonts w:ascii="Wingdings" w:hAnsi="Wingdings" w:hint="default"/>
       </w:rPr>
     </w:lvl>
     <w:lvl w:ilvl="6" w:tplc="40090001" w:tentative="1">
@@ -8446,7 +8378,7 @@
         <w:ind w:left="5040" w:hanging="360"/>
       </w:pPr>
       <w:rPr>
-        <w:rFonts w:hint="default" w:ascii="Symbol" w:hAnsi="Symbol"/>
+        <w:rFonts w:ascii="Symbol" w:hAnsi="Symbol" w:hint="default"/>
       </w:rPr>
     </w:lvl>
     <w:lvl w:ilvl="7" w:tplc="40090003" w:tentative="1">
@@ -8458,7 +8390,7 @@
         <w:ind w:left="5760" w:hanging="360"/>
       </w:pPr>
       <w:rPr>
-        <w:rFonts w:hint="default" w:ascii="Courier New" w:hAnsi="Courier New" w:cs="Courier New"/>
+        <w:rFonts w:ascii="Courier New" w:hAnsi="Courier New" w:cs="Courier New" w:hint="default"/>
       </w:rPr>
     </w:lvl>
     <w:lvl w:ilvl="8" w:tplc="40090005" w:tentative="1">
@@ -8470,7 +8402,7 @@
         <w:ind w:left="6480" w:hanging="360"/>
       </w:pPr>
       <w:rPr>
-        <w:rFonts w:hint="default" w:ascii="Wingdings" w:hAnsi="Wingdings"/>
+        <w:rFonts w:ascii="Wingdings" w:hAnsi="Wingdings" w:hint="default"/>
       </w:rPr>
     </w:lvl>
   </w:abstractNum>
@@ -8487,7 +8419,7 @@
         <w:ind w:left="1440" w:hanging="360"/>
       </w:pPr>
       <w:rPr>
-        <w:rFonts w:hint="default" w:ascii="Symbol" w:hAnsi="Symbol"/>
+        <w:rFonts w:ascii="Symbol" w:hAnsi="Symbol" w:hint="default"/>
       </w:rPr>
     </w:lvl>
     <w:lvl w:ilvl="1" w:tplc="40090003" w:tentative="1">
@@ -8499,7 +8431,7 @@
         <w:ind w:left="2160" w:hanging="360"/>
       </w:pPr>
       <w:rPr>
-        <w:rFonts w:hint="default" w:ascii="Courier New" w:hAnsi="Courier New" w:cs="Courier New"/>
+        <w:rFonts w:ascii="Courier New" w:hAnsi="Courier New" w:cs="Courier New" w:hint="default"/>
       </w:rPr>
     </w:lvl>
     <w:lvl w:ilvl="2" w:tplc="40090005" w:tentative="1">
@@ -8511,7 +8443,7 @@
         <w:ind w:left="2880" w:hanging="360"/>
       </w:pPr>
       <w:rPr>
-        <w:rFonts w:hint="default" w:ascii="Wingdings" w:hAnsi="Wingdings"/>
+        <w:rFonts w:ascii="Wingdings" w:hAnsi="Wingdings" w:hint="default"/>
       </w:rPr>
     </w:lvl>
     <w:lvl w:ilvl="3" w:tplc="40090001" w:tentative="1">
@@ -8523,7 +8455,7 @@
         <w:ind w:left="3600" w:hanging="360"/>
       </w:pPr>
       <w:rPr>
-        <w:rFonts w:hint="default" w:ascii="Symbol" w:hAnsi="Symbol"/>
+        <w:rFonts w:ascii="Symbol" w:hAnsi="Symbol" w:hint="default"/>
       </w:rPr>
     </w:lvl>
     <w:lvl w:ilvl="4" w:tplc="40090003" w:tentative="1">
@@ -8535,7 +8467,7 @@
         <w:ind w:left="4320" w:hanging="360"/>
       </w:pPr>
       <w:rPr>
-        <w:rFonts w:hint="default" w:ascii="Courier New" w:hAnsi="Courier New" w:cs="Courier New"/>
+        <w:rFonts w:ascii="Courier New" w:hAnsi="Courier New" w:cs="Courier New" w:hint="default"/>
       </w:rPr>
     </w:lvl>
     <w:lvl w:ilvl="5" w:tplc="40090005" w:tentative="1">
@@ -8547,7 +8479,7 @@
         <w:ind w:left="5040" w:hanging="360"/>
       </w:pPr>
       <w:rPr>
-        <w:rFonts w:hint="default" w:ascii="Wingdings" w:hAnsi="Wingdings"/>
+        <w:rFonts w:ascii="Wingdings" w:hAnsi="Wingdings" w:hint="default"/>
       </w:rPr>
     </w:lvl>
     <w:lvl w:ilvl="6" w:tplc="40090001" w:tentative="1">
@@ -8559,7 +8491,7 @@
         <w:ind w:left="5760" w:hanging="360"/>
       </w:pPr>
       <w:rPr>
-        <w:rFonts w:hint="default" w:ascii="Symbol" w:hAnsi="Symbol"/>
+        <w:rFonts w:ascii="Symbol" w:hAnsi="Symbol" w:hint="default"/>
       </w:rPr>
     </w:lvl>
     <w:lvl w:ilvl="7" w:tplc="40090003" w:tentative="1">
@@ -8571,7 +8503,7 @@
         <w:ind w:left="6480" w:hanging="360"/>
       </w:pPr>
       <w:rPr>
-        <w:rFonts w:hint="default" w:ascii="Courier New" w:hAnsi="Courier New" w:cs="Courier New"/>
+        <w:rFonts w:ascii="Courier New" w:hAnsi="Courier New" w:cs="Courier New" w:hint="default"/>
       </w:rPr>
     </w:lvl>
     <w:lvl w:ilvl="8" w:tplc="40090005" w:tentative="1">
@@ -8583,7 +8515,7 @@
         <w:ind w:left="7200" w:hanging="360"/>
       </w:pPr>
       <w:rPr>
-        <w:rFonts w:hint="default" w:ascii="Wingdings" w:hAnsi="Wingdings"/>
+        <w:rFonts w:ascii="Wingdings" w:hAnsi="Wingdings" w:hint="default"/>
       </w:rPr>
     </w:lvl>
   </w:abstractNum>
@@ -8603,7 +8535,7 @@
         <w:ind w:left="720" w:hanging="360"/>
       </w:pPr>
       <w:rPr>
-        <w:rFonts w:hint="default" w:ascii="Symbol" w:hAnsi="Symbol"/>
+        <w:rFonts w:ascii="Symbol" w:hAnsi="Symbol" w:hint="default"/>
         <w:sz w:val="20"/>
       </w:rPr>
     </w:lvl>
@@ -8619,7 +8551,7 @@
         <w:ind w:left="1440" w:hanging="360"/>
       </w:pPr>
       <w:rPr>
-        <w:rFonts w:hint="default" w:ascii="Courier New" w:hAnsi="Courier New"/>
+        <w:rFonts w:ascii="Courier New" w:hAnsi="Courier New" w:hint="default"/>
         <w:sz w:val="20"/>
       </w:rPr>
     </w:lvl>
@@ -8635,7 +8567,7 @@
         <w:ind w:left="2160" w:hanging="360"/>
       </w:pPr>
       <w:rPr>
-        <w:rFonts w:hint="default" w:ascii="Wingdings" w:hAnsi="Wingdings"/>
+        <w:rFonts w:ascii="Wingdings" w:hAnsi="Wingdings" w:hint="default"/>
         <w:sz w:val="20"/>
       </w:rPr>
     </w:lvl>
@@ -8651,7 +8583,7 @@
         <w:ind w:left="2880" w:hanging="360"/>
       </w:pPr>
       <w:rPr>
-        <w:rFonts w:hint="default" w:ascii="Wingdings" w:hAnsi="Wingdings"/>
+        <w:rFonts w:ascii="Wingdings" w:hAnsi="Wingdings" w:hint="default"/>
         <w:sz w:val="20"/>
       </w:rPr>
     </w:lvl>
@@ -8667,7 +8599,7 @@
         <w:ind w:left="3600" w:hanging="360"/>
       </w:pPr>
       <w:rPr>
-        <w:rFonts w:hint="default" w:ascii="Wingdings" w:hAnsi="Wingdings"/>
+        <w:rFonts w:ascii="Wingdings" w:hAnsi="Wingdings" w:hint="default"/>
         <w:sz w:val="20"/>
       </w:rPr>
     </w:lvl>
@@ -8683,7 +8615,7 @@
         <w:ind w:left="4320" w:hanging="360"/>
       </w:pPr>
       <w:rPr>
-        <w:rFonts w:hint="default" w:ascii="Wingdings" w:hAnsi="Wingdings"/>
+        <w:rFonts w:ascii="Wingdings" w:hAnsi="Wingdings" w:hint="default"/>
         <w:sz w:val="20"/>
       </w:rPr>
     </w:lvl>
@@ -8699,7 +8631,7 @@
         <w:ind w:left="5040" w:hanging="360"/>
       </w:pPr>
       <w:rPr>
-        <w:rFonts w:hint="default" w:ascii="Wingdings" w:hAnsi="Wingdings"/>
+        <w:rFonts w:ascii="Wingdings" w:hAnsi="Wingdings" w:hint="default"/>
         <w:sz w:val="20"/>
       </w:rPr>
     </w:lvl>
@@ -8715,7 +8647,7 @@
         <w:ind w:left="5760" w:hanging="360"/>
       </w:pPr>
       <w:rPr>
-        <w:rFonts w:hint="default" w:ascii="Wingdings" w:hAnsi="Wingdings"/>
+        <w:rFonts w:ascii="Wingdings" w:hAnsi="Wingdings" w:hint="default"/>
         <w:sz w:val="20"/>
       </w:rPr>
     </w:lvl>
@@ -8731,7 +8663,7 @@
         <w:ind w:left="6480" w:hanging="360"/>
       </w:pPr>
       <w:rPr>
-        <w:rFonts w:hint="default" w:ascii="Wingdings" w:hAnsi="Wingdings"/>
+        <w:rFonts w:ascii="Wingdings" w:hAnsi="Wingdings" w:hint="default"/>
         <w:sz w:val="20"/>
       </w:rPr>
     </w:lvl>
@@ -8749,7 +8681,7 @@
         <w:ind w:left="720" w:hanging="360"/>
       </w:pPr>
       <w:rPr>
-        <w:rFonts w:hint="default" w:ascii="Calibri" w:hAnsi="Calibri" w:eastAsia="Times New Roman" w:cs="Calibri"/>
+        <w:rFonts w:ascii="Calibri" w:eastAsia="Times New Roman" w:hAnsi="Calibri" w:cs="Calibri" w:hint="default"/>
       </w:rPr>
     </w:lvl>
     <w:lvl w:ilvl="1" w:tplc="40090003" w:tentative="1">
@@ -8761,7 +8693,7 @@
         <w:ind w:left="1440" w:hanging="360"/>
       </w:pPr>
       <w:rPr>
-        <w:rFonts w:hint="default" w:ascii="Courier New" w:hAnsi="Courier New" w:cs="Courier New"/>
+        <w:rFonts w:ascii="Courier New" w:hAnsi="Courier New" w:cs="Courier New" w:hint="default"/>
       </w:rPr>
     </w:lvl>
     <w:lvl w:ilvl="2" w:tplc="40090005" w:tentative="1">
@@ -8773,7 +8705,7 @@
         <w:ind w:left="2160" w:hanging="360"/>
       </w:pPr>
       <w:rPr>
-        <w:rFonts w:hint="default" w:ascii="Wingdings" w:hAnsi="Wingdings"/>
+        <w:rFonts w:ascii="Wingdings" w:hAnsi="Wingdings" w:hint="default"/>
       </w:rPr>
     </w:lvl>
     <w:lvl w:ilvl="3" w:tplc="40090001" w:tentative="1">
@@ -8785,7 +8717,7 @@
         <w:ind w:left="2880" w:hanging="360"/>
       </w:pPr>
       <w:rPr>
-        <w:rFonts w:hint="default" w:ascii="Symbol" w:hAnsi="Symbol"/>
+        <w:rFonts w:ascii="Symbol" w:hAnsi="Symbol" w:hint="default"/>
       </w:rPr>
     </w:lvl>
     <w:lvl w:ilvl="4" w:tplc="40090003" w:tentative="1">
@@ -8797,7 +8729,7 @@
         <w:ind w:left="3600" w:hanging="360"/>
       </w:pPr>
       <w:rPr>
-        <w:rFonts w:hint="default" w:ascii="Courier New" w:hAnsi="Courier New" w:cs="Courier New"/>
+        <w:rFonts w:ascii="Courier New" w:hAnsi="Courier New" w:cs="Courier New" w:hint="default"/>
       </w:rPr>
     </w:lvl>
     <w:lvl w:ilvl="5" w:tplc="40090005" w:tentative="1">
@@ -8809,7 +8741,7 @@
         <w:ind w:left="4320" w:hanging="360"/>
       </w:pPr>
       <w:rPr>
-        <w:rFonts w:hint="default" w:ascii="Wingdings" w:hAnsi="Wingdings"/>
+        <w:rFonts w:ascii="Wingdings" w:hAnsi="Wingdings" w:hint="default"/>
       </w:rPr>
     </w:lvl>
     <w:lvl w:ilvl="6" w:tplc="40090001" w:tentative="1">
@@ -8821,7 +8753,7 @@
         <w:ind w:left="5040" w:hanging="360"/>
       </w:pPr>
       <w:rPr>
-        <w:rFonts w:hint="default" w:ascii="Symbol" w:hAnsi="Symbol"/>
+        <w:rFonts w:ascii="Symbol" w:hAnsi="Symbol" w:hint="default"/>
       </w:rPr>
     </w:lvl>
     <w:lvl w:ilvl="7" w:tplc="40090003" w:tentative="1">
@@ -8833,7 +8765,7 @@
         <w:ind w:left="5760" w:hanging="360"/>
       </w:pPr>
       <w:rPr>
-        <w:rFonts w:hint="default" w:ascii="Courier New" w:hAnsi="Courier New" w:cs="Courier New"/>
+        <w:rFonts w:ascii="Courier New" w:hAnsi="Courier New" w:cs="Courier New" w:hint="default"/>
       </w:rPr>
     </w:lvl>
     <w:lvl w:ilvl="8" w:tplc="40090005" w:tentative="1">
@@ -8845,7 +8777,7 @@
         <w:ind w:left="6480" w:hanging="360"/>
       </w:pPr>
       <w:rPr>
-        <w:rFonts w:hint="default" w:ascii="Wingdings" w:hAnsi="Wingdings"/>
+        <w:rFonts w:ascii="Wingdings" w:hAnsi="Wingdings" w:hint="default"/>
       </w:rPr>
     </w:lvl>
   </w:abstractNum>
@@ -8862,7 +8794,7 @@
         <w:ind w:left="720" w:hanging="360"/>
       </w:pPr>
       <w:rPr>
-        <w:rFonts w:hint="default" w:ascii="Symbol" w:hAnsi="Symbol"/>
+        <w:rFonts w:ascii="Symbol" w:hAnsi="Symbol" w:hint="default"/>
       </w:rPr>
     </w:lvl>
     <w:lvl w:ilvl="1" w:tplc="40090003" w:tentative="1">
@@ -8874,7 +8806,7 @@
         <w:ind w:left="1440" w:hanging="360"/>
       </w:pPr>
       <w:rPr>
-        <w:rFonts w:hint="default" w:ascii="Courier New" w:hAnsi="Courier New" w:cs="Courier New"/>
+        <w:rFonts w:ascii="Courier New" w:hAnsi="Courier New" w:cs="Courier New" w:hint="default"/>
       </w:rPr>
     </w:lvl>
     <w:lvl w:ilvl="2" w:tplc="40090005" w:tentative="1">
@@ -8886,7 +8818,7 @@
         <w:ind w:left="2160" w:hanging="360"/>
       </w:pPr>
       <w:rPr>
-        <w:rFonts w:hint="default" w:ascii="Wingdings" w:hAnsi="Wingdings"/>
+        <w:rFonts w:ascii="Wingdings" w:hAnsi="Wingdings" w:hint="default"/>
       </w:rPr>
     </w:lvl>
     <w:lvl w:ilvl="3" w:tplc="40090001" w:tentative="1">
@@ -8898,7 +8830,7 @@
         <w:ind w:left="2880" w:hanging="360"/>
       </w:pPr>
       <w:rPr>
-        <w:rFonts w:hint="default" w:ascii="Symbol" w:hAnsi="Symbol"/>
+        <w:rFonts w:ascii="Symbol" w:hAnsi="Symbol" w:hint="default"/>
       </w:rPr>
     </w:lvl>
     <w:lvl w:ilvl="4" w:tplc="40090003" w:tentative="1">
@@ -8910,7 +8842,7 @@
         <w:ind w:left="3600" w:hanging="360"/>
       </w:pPr>
       <w:rPr>
-        <w:rFonts w:hint="default" w:ascii="Courier New" w:hAnsi="Courier New" w:cs="Courier New"/>
+        <w:rFonts w:ascii="Courier New" w:hAnsi="Courier New" w:cs="Courier New" w:hint="default"/>
       </w:rPr>
     </w:lvl>
     <w:lvl w:ilvl="5" w:tplc="40090005" w:tentative="1">
@@ -8922,7 +8854,7 @@
         <w:ind w:left="4320" w:hanging="360"/>
       </w:pPr>
       <w:rPr>
-        <w:rFonts w:hint="default" w:ascii="Wingdings" w:hAnsi="Wingdings"/>
+        <w:rFonts w:ascii="Wingdings" w:hAnsi="Wingdings" w:hint="default"/>
       </w:rPr>
     </w:lvl>
     <w:lvl w:ilvl="6" w:tplc="40090001" w:tentative="1">
@@ -8934,7 +8866,7 @@
         <w:ind w:left="5040" w:hanging="360"/>
       </w:pPr>
       <w:rPr>
-        <w:rFonts w:hint="default" w:ascii="Symbol" w:hAnsi="Symbol"/>
+        <w:rFonts w:ascii="Symbol" w:hAnsi="Symbol" w:hint="default"/>
       </w:rPr>
     </w:lvl>
     <w:lvl w:ilvl="7" w:tplc="40090003" w:tentative="1">
@@ -8946,7 +8878,7 @@
         <w:ind w:left="5760" w:hanging="360"/>
       </w:pPr>
       <w:rPr>
-        <w:rFonts w:hint="default" w:ascii="Courier New" w:hAnsi="Courier New" w:cs="Courier New"/>
+        <w:rFonts w:ascii="Courier New" w:hAnsi="Courier New" w:cs="Courier New" w:hint="default"/>
       </w:rPr>
     </w:lvl>
     <w:lvl w:ilvl="8" w:tplc="40090005" w:tentative="1">
@@ -8958,7 +8890,7 @@
         <w:ind w:left="6480" w:hanging="360"/>
       </w:pPr>
       <w:rPr>
-        <w:rFonts w:hint="default" w:ascii="Wingdings" w:hAnsi="Wingdings"/>
+        <w:rFonts w:ascii="Wingdings" w:hAnsi="Wingdings" w:hint="default"/>
       </w:rPr>
     </w:lvl>
   </w:abstractNum>
@@ -9017,11 +8949,11 @@
 </file>
 
 <file path=word/styles.xml><?xml version="1.0" encoding="utf-8"?>
-<w:styles xmlns:wp14="http://schemas.microsoft.com/office/word/2010/wordprocessingDrawing" xmlns:mc="http://schemas.openxmlformats.org/markup-compatibility/2006" xmlns:r="http://schemas.openxmlformats.org/officeDocument/2006/relationships" xmlns:w="http://schemas.openxmlformats.org/wordprocessingml/2006/main" xmlns:w14="http://schemas.microsoft.com/office/word/2010/wordml" xmlns:w15="http://schemas.microsoft.com/office/word/2012/wordml" xmlns:w16cex="http://schemas.microsoft.com/office/word/2018/wordml/cex" xmlns:w16cid="http://schemas.microsoft.com/office/word/2016/wordml/cid" xmlns:w16="http://schemas.microsoft.com/office/word/2018/wordml" xmlns:w16du="http://schemas.microsoft.com/office/word/2023/wordml/word16du" xmlns:w16sdtdh="http://schemas.microsoft.com/office/word/2020/wordml/sdtdatahash" xmlns:w16sdtfl="http://schemas.microsoft.com/office/word/2024/wordml/sdtformatlock" xmlns:w16se="http://schemas.microsoft.com/office/word/2015/wordml/symex" mc:Ignorable="w14 w15 w16se w16cid w16 w16cex w16sdtdh w16sdtfl w16du wp14">
+<w:styles xmlns:mc="http://schemas.openxmlformats.org/markup-compatibility/2006" xmlns:r="http://schemas.openxmlformats.org/officeDocument/2006/relationships" xmlns:w="http://schemas.openxmlformats.org/wordprocessingml/2006/main" xmlns:w14="http://schemas.microsoft.com/office/word/2010/wordml" xmlns:w15="http://schemas.microsoft.com/office/word/2012/wordml" xmlns:w16cex="http://schemas.microsoft.com/office/word/2018/wordml/cex" xmlns:w16cid="http://schemas.microsoft.com/office/word/2016/wordml/cid" xmlns:w16="http://schemas.microsoft.com/office/word/2018/wordml" xmlns:w16du="http://schemas.microsoft.com/office/word/2023/wordml/word16du" xmlns:w16sdtdh="http://schemas.microsoft.com/office/word/2020/wordml/sdtdatahash" xmlns:w16sdtfl="http://schemas.microsoft.com/office/word/2024/wordml/sdtformatlock" xmlns:w16se="http://schemas.microsoft.com/office/word/2015/wordml/symex" mc:Ignorable="w14 w15 w16se w16cid w16 w16cex w16sdtdh w16sdtfl w16du">
   <w:docDefaults>
     <w:rPrDefault>
       <w:rPr>
-        <w:rFonts w:asciiTheme="minorHAnsi" w:hAnsiTheme="minorHAnsi" w:eastAsiaTheme="minorHAnsi" w:cstheme="minorBidi"/>
+        <w:rFonts w:asciiTheme="minorHAnsi" w:eastAsiaTheme="minorHAnsi" w:hAnsiTheme="minorHAnsi" w:cstheme="minorBidi"/>
         <w:kern w:val="2"/>
         <w:sz w:val="24"/>
         <w:szCs w:val="24"/>
@@ -9038,14 +8970,14 @@
   <w:latentStyles w:defLockedState="0" w:defUIPriority="99" w:defSemiHidden="0" w:defUnhideWhenUsed="0" w:defQFormat="0" w:count="376">
     <w:lsdException w:name="Normal" w:uiPriority="0" w:qFormat="1"/>
     <w:lsdException w:name="heading 1" w:uiPriority="9" w:qFormat="1"/>
-    <w:lsdException w:name="heading 2" w:uiPriority="9" w:semiHidden="1" w:unhideWhenUsed="1" w:qFormat="1"/>
-    <w:lsdException w:name="heading 3" w:uiPriority="9" w:semiHidden="1" w:unhideWhenUsed="1" w:qFormat="1"/>
-    <w:lsdException w:name="heading 4" w:uiPriority="9" w:semiHidden="1" w:unhideWhenUsed="1" w:qFormat="1"/>
-    <w:lsdException w:name="heading 5" w:uiPriority="9" w:semiHidden="1" w:unhideWhenUsed="1" w:qFormat="1"/>
-    <w:lsdException w:name="heading 6" w:uiPriority="9" w:semiHidden="1" w:unhideWhenUsed="1" w:qFormat="1"/>
-    <w:lsdException w:name="heading 7" w:uiPriority="9" w:semiHidden="1" w:unhideWhenUsed="1" w:qFormat="1"/>
-    <w:lsdException w:name="heading 8" w:uiPriority="9" w:semiHidden="1" w:unhideWhenUsed="1" w:qFormat="1"/>
-    <w:lsdException w:name="heading 9" w:uiPriority="9" w:semiHidden="1" w:unhideWhenUsed="1" w:qFormat="1"/>
+    <w:lsdException w:name="heading 2" w:semiHidden="1" w:uiPriority="9" w:unhideWhenUsed="1" w:qFormat="1"/>
+    <w:lsdException w:name="heading 3" w:semiHidden="1" w:uiPriority="9" w:unhideWhenUsed="1" w:qFormat="1"/>
+    <w:lsdException w:name="heading 4" w:semiHidden="1" w:uiPriority="9" w:unhideWhenUsed="1" w:qFormat="1"/>
+    <w:lsdException w:name="heading 5" w:semiHidden="1" w:uiPriority="9" w:unhideWhenUsed="1" w:qFormat="1"/>
+    <w:lsdException w:name="heading 6" w:semiHidden="1" w:uiPriority="9" w:unhideWhenUsed="1" w:qFormat="1"/>
+    <w:lsdException w:name="heading 7" w:semiHidden="1" w:uiPriority="9" w:unhideWhenUsed="1" w:qFormat="1"/>
+    <w:lsdException w:name="heading 8" w:semiHidden="1" w:uiPriority="9" w:unhideWhenUsed="1" w:qFormat="1"/>
+    <w:lsdException w:name="heading 9" w:semiHidden="1" w:uiPriority="9" w:unhideWhenUsed="1" w:qFormat="1"/>
     <w:lsdException w:name="index 1" w:semiHidden="1" w:unhideWhenUsed="1"/>
     <w:lsdException w:name="index 2" w:semiHidden="1" w:unhideWhenUsed="1"/>
     <w:lsdException w:name="index 3" w:semiHidden="1" w:unhideWhenUsed="1"/>
@@ -9055,22 +8987,22 @@
     <w:lsdException w:name="index 7" w:semiHidden="1" w:unhideWhenUsed="1"/>
     <w:lsdException w:name="index 8" w:semiHidden="1" w:unhideWhenUsed="1"/>
     <w:lsdException w:name="index 9" w:semiHidden="1" w:unhideWhenUsed="1"/>
-    <w:lsdException w:name="toc 1" w:uiPriority="39" w:semiHidden="1" w:unhideWhenUsed="1"/>
-    <w:lsdException w:name="toc 2" w:uiPriority="39" w:semiHidden="1" w:unhideWhenUsed="1"/>
-    <w:lsdException w:name="toc 3" w:uiPriority="39" w:semiHidden="1" w:unhideWhenUsed="1"/>
-    <w:lsdException w:name="toc 4" w:uiPriority="39" w:semiHidden="1" w:unhideWhenUsed="1"/>
-    <w:lsdException w:name="toc 5" w:uiPriority="39" w:semiHidden="1" w:unhideWhenUsed="1"/>
-    <w:lsdException w:name="toc 6" w:uiPriority="39" w:semiHidden="1" w:unhideWhenUsed="1"/>
-    <w:lsdException w:name="toc 7" w:uiPriority="39" w:semiHidden="1" w:unhideWhenUsed="1"/>
-    <w:lsdException w:name="toc 8" w:uiPriority="39" w:semiHidden="1" w:unhideWhenUsed="1"/>
-    <w:lsdException w:name="toc 9" w:uiPriority="39" w:semiHidden="1" w:unhideWhenUsed="1"/>
+    <w:lsdException w:name="toc 1" w:semiHidden="1" w:uiPriority="39" w:unhideWhenUsed="1"/>
+    <w:lsdException w:name="toc 2" w:semiHidden="1" w:uiPriority="39" w:unhideWhenUsed="1"/>
+    <w:lsdException w:name="toc 3" w:semiHidden="1" w:uiPriority="39" w:unhideWhenUsed="1"/>
+    <w:lsdException w:name="toc 4" w:semiHidden="1" w:uiPriority="39" w:unhideWhenUsed="1"/>
+    <w:lsdException w:name="toc 5" w:semiHidden="1" w:uiPriority="39" w:unhideWhenUsed="1"/>
+    <w:lsdException w:name="toc 6" w:semiHidden="1" w:uiPriority="39" w:unhideWhenUsed="1"/>
+    <w:lsdException w:name="toc 7" w:semiHidden="1" w:uiPriority="39" w:unhideWhenUsed="1"/>
+    <w:lsdException w:name="toc 8" w:semiHidden="1" w:uiPriority="39" w:unhideWhenUsed="1"/>
+    <w:lsdException w:name="toc 9" w:semiHidden="1" w:uiPriority="39" w:unhideWhenUsed="1"/>
     <w:lsdException w:name="Normal Indent" w:semiHidden="1" w:unhideWhenUsed="1"/>
     <w:lsdException w:name="footnote text" w:semiHidden="1" w:unhideWhenUsed="1"/>
     <w:lsdException w:name="annotation text" w:semiHidden="1" w:unhideWhenUsed="1"/>
     <w:lsdException w:name="header" w:semiHidden="1" w:unhideWhenUsed="1"/>
     <w:lsdException w:name="footer" w:semiHidden="1" w:unhideWhenUsed="1"/>
     <w:lsdException w:name="index heading" w:semiHidden="1" w:unhideWhenUsed="1"/>
-    <w:lsdException w:name="caption" w:uiPriority="35" w:semiHidden="1" w:unhideWhenUsed="1" w:qFormat="1"/>
+    <w:lsdException w:name="caption" w:semiHidden="1" w:uiPriority="35" w:unhideWhenUsed="1" w:qFormat="1"/>
     <w:lsdException w:name="table of figures" w:semiHidden="1" w:unhideWhenUsed="1"/>
     <w:lsdException w:name="envelope address" w:semiHidden="1" w:unhideWhenUsed="1"/>
     <w:lsdException w:name="envelope return" w:semiHidden="1" w:unhideWhenUsed="1"/>
@@ -9101,7 +9033,7 @@
     <w:lsdException w:name="Title" w:uiPriority="10" w:qFormat="1"/>
     <w:lsdException w:name="Closing" w:semiHidden="1" w:unhideWhenUsed="1"/>
     <w:lsdException w:name="Signature" w:semiHidden="1" w:unhideWhenUsed="1"/>
-    <w:lsdException w:name="Default Paragraph Font" w:uiPriority="1" w:semiHidden="1" w:unhideWhenUsed="1"/>
+    <w:lsdException w:name="Default Paragraph Font" w:semiHidden="1" w:uiPriority="1" w:unhideWhenUsed="1"/>
     <w:lsdException w:name="Body Text" w:semiHidden="1" w:unhideWhenUsed="1"/>
     <w:lsdException w:name="Body Text Indent" w:semiHidden="1" w:unhideWhenUsed="1"/>
     <w:lsdException w:name="List Continue" w:semiHidden="1" w:unhideWhenUsed="1"/>
@@ -9301,8 +9233,8 @@
     <w:lsdException w:name="Subtle Reference" w:uiPriority="31" w:qFormat="1"/>
     <w:lsdException w:name="Intense Reference" w:uiPriority="32" w:qFormat="1"/>
     <w:lsdException w:name="Book Title" w:uiPriority="33" w:qFormat="1"/>
-    <w:lsdException w:name="Bibliography" w:uiPriority="37" w:semiHidden="1" w:unhideWhenUsed="1"/>
-    <w:lsdException w:name="TOC Heading" w:uiPriority="39" w:semiHidden="1" w:unhideWhenUsed="1" w:qFormat="1"/>
+    <w:lsdException w:name="Bibliography" w:semiHidden="1" w:uiPriority="37" w:unhideWhenUsed="1"/>
+    <w:lsdException w:name="TOC Heading" w:semiHidden="1" w:uiPriority="39" w:unhideWhenUsed="1" w:qFormat="1"/>
     <w:lsdException w:name="Plain Table 1" w:uiPriority="41"/>
     <w:lsdException w:name="Plain Table 2" w:uiPriority="42"/>
     <w:lsdException w:name="Plain Table 3" w:uiPriority="43"/>
@@ -9413,7 +9345,7 @@
     <w:lsdException w:name="Unresolved Mention" w:semiHidden="1" w:unhideWhenUsed="1"/>
     <w:lsdException w:name="Smart Link" w:semiHidden="1" w:unhideWhenUsed="1"/>
   </w:latentStyles>
-  <w:style w:type="paragraph" w:styleId="Normal" w:default="1">
+  <w:style w:type="paragraph" w:default="1" w:styleId="Normal">
     <w:name w:val="Normal"/>
     <w:qFormat/>
   </w:style>
@@ -9432,7 +9364,7 @@
       <w:outlineLvl w:val="0"/>
     </w:pPr>
     <w:rPr>
-      <w:rFonts w:asciiTheme="majorHAnsi" w:hAnsiTheme="majorHAnsi" w:eastAsiaTheme="majorEastAsia" w:cstheme="majorBidi"/>
+      <w:rFonts w:asciiTheme="majorHAnsi" w:eastAsiaTheme="majorEastAsia" w:hAnsiTheme="majorHAnsi" w:cstheme="majorBidi"/>
       <w:color w:val="2F5496" w:themeColor="accent1" w:themeShade="BF"/>
       <w:sz w:val="40"/>
       <w:szCs w:val="40"/>
@@ -9455,7 +9387,7 @@
       <w:outlineLvl w:val="1"/>
     </w:pPr>
     <w:rPr>
-      <w:rFonts w:asciiTheme="majorHAnsi" w:hAnsiTheme="majorHAnsi" w:eastAsiaTheme="majorEastAsia" w:cstheme="majorBidi"/>
+      <w:rFonts w:asciiTheme="majorHAnsi" w:eastAsiaTheme="majorEastAsia" w:hAnsiTheme="majorHAnsi" w:cstheme="majorBidi"/>
       <w:color w:val="2F5496" w:themeColor="accent1" w:themeShade="BF"/>
       <w:sz w:val="32"/>
       <w:szCs w:val="32"/>
@@ -9616,13 +9548,13 @@
       <w:color w:val="272727" w:themeColor="text1" w:themeTint="D8"/>
     </w:rPr>
   </w:style>
-  <w:style w:type="character" w:styleId="DefaultParagraphFont" w:default="1">
+  <w:style w:type="character" w:default="1" w:styleId="DefaultParagraphFont">
     <w:name w:val="Default Paragraph Font"/>
     <w:uiPriority w:val="1"/>
     <w:semiHidden/>
     <w:unhideWhenUsed/>
   </w:style>
-  <w:style w:type="table" w:styleId="TableNormal" w:default="1">
+  <w:style w:type="table" w:default="1" w:styleId="TableNormal">
     <w:name w:val="Normal Table"/>
     <w:uiPriority w:val="99"/>
     <w:semiHidden/>
@@ -9637,26 +9569,26 @@
       </w:tblCellMar>
     </w:tblPr>
   </w:style>
-  <w:style w:type="numbering" w:styleId="NoList" w:default="1">
+  <w:style w:type="numbering" w:default="1" w:styleId="NoList">
     <w:name w:val="No List"/>
     <w:uiPriority w:val="99"/>
     <w:semiHidden/>
     <w:unhideWhenUsed/>
   </w:style>
-  <w:style w:type="character" w:styleId="Heading1Char" w:customStyle="1">
+  <w:style w:type="character" w:customStyle="1" w:styleId="Heading1Char">
     <w:name w:val="Heading 1 Char"/>
     <w:basedOn w:val="DefaultParagraphFont"/>
     <w:link w:val="Heading1"/>
     <w:uiPriority w:val="9"/>
     <w:rsid w:val="00CC0EA8"/>
     <w:rPr>
-      <w:rFonts w:asciiTheme="majorHAnsi" w:hAnsiTheme="majorHAnsi" w:eastAsiaTheme="majorEastAsia" w:cstheme="majorBidi"/>
+      <w:rFonts w:asciiTheme="majorHAnsi" w:eastAsiaTheme="majorEastAsia" w:hAnsiTheme="majorHAnsi" w:cstheme="majorBidi"/>
       <w:color w:val="2F5496" w:themeColor="accent1" w:themeShade="BF"/>
       <w:sz w:val="40"/>
       <w:szCs w:val="40"/>
     </w:rPr>
   </w:style>
-  <w:style w:type="character" w:styleId="Heading2Char" w:customStyle="1">
+  <w:style w:type="character" w:customStyle="1" w:styleId="Heading2Char">
     <w:name w:val="Heading 2 Char"/>
     <w:basedOn w:val="DefaultParagraphFont"/>
     <w:link w:val="Heading2"/>
@@ -9664,13 +9596,13 @@
     <w:semiHidden/>
     <w:rsid w:val="00CC0EA8"/>
     <w:rPr>
-      <w:rFonts w:asciiTheme="majorHAnsi" w:hAnsiTheme="majorHAnsi" w:eastAsiaTheme="majorEastAsia" w:cstheme="majorBidi"/>
+      <w:rFonts w:asciiTheme="majorHAnsi" w:eastAsiaTheme="majorEastAsia" w:hAnsiTheme="majorHAnsi" w:cstheme="majorBidi"/>
       <w:color w:val="2F5496" w:themeColor="accent1" w:themeShade="BF"/>
       <w:sz w:val="32"/>
       <w:szCs w:val="32"/>
     </w:rPr>
   </w:style>
-  <w:style w:type="character" w:styleId="Heading3Char" w:customStyle="1">
+  <w:style w:type="character" w:customStyle="1" w:styleId="Heading3Char">
     <w:name w:val="Heading 3 Char"/>
     <w:basedOn w:val="DefaultParagraphFont"/>
     <w:link w:val="Heading3"/>
@@ -9684,7 +9616,7 @@
       <w:szCs w:val="28"/>
     </w:rPr>
   </w:style>
-  <w:style w:type="character" w:styleId="Heading4Char" w:customStyle="1">
+  <w:style w:type="character" w:customStyle="1" w:styleId="Heading4Char">
     <w:name w:val="Heading 4 Char"/>
     <w:basedOn w:val="DefaultParagraphFont"/>
     <w:link w:val="Heading4"/>
@@ -9698,7 +9630,7 @@
       <w:color w:val="2F5496" w:themeColor="accent1" w:themeShade="BF"/>
     </w:rPr>
   </w:style>
-  <w:style w:type="character" w:styleId="Heading5Char" w:customStyle="1">
+  <w:style w:type="character" w:customStyle="1" w:styleId="Heading5Char">
     <w:name w:val="Heading 5 Char"/>
     <w:basedOn w:val="DefaultParagraphFont"/>
     <w:link w:val="Heading5"/>
@@ -9710,7 +9642,7 @@
       <w:color w:val="2F5496" w:themeColor="accent1" w:themeShade="BF"/>
     </w:rPr>
   </w:style>
-  <w:style w:type="character" w:styleId="Heading6Char" w:customStyle="1">
+  <w:style w:type="character" w:customStyle="1" w:styleId="Heading6Char">
     <w:name w:val="Heading 6 Char"/>
     <w:basedOn w:val="DefaultParagraphFont"/>
     <w:link w:val="Heading6"/>
@@ -9724,7 +9656,7 @@
       <w:color w:val="595959" w:themeColor="text1" w:themeTint="A6"/>
     </w:rPr>
   </w:style>
-  <w:style w:type="character" w:styleId="Heading7Char" w:customStyle="1">
+  <w:style w:type="character" w:customStyle="1" w:styleId="Heading7Char">
     <w:name w:val="Heading 7 Char"/>
     <w:basedOn w:val="DefaultParagraphFont"/>
     <w:link w:val="Heading7"/>
@@ -9736,7 +9668,7 @@
       <w:color w:val="595959" w:themeColor="text1" w:themeTint="A6"/>
     </w:rPr>
   </w:style>
-  <w:style w:type="character" w:styleId="Heading8Char" w:customStyle="1">
+  <w:style w:type="character" w:customStyle="1" w:styleId="Heading8Char">
     <w:name w:val="Heading 8 Char"/>
     <w:basedOn w:val="DefaultParagraphFont"/>
     <w:link w:val="Heading8"/>
@@ -9750,7 +9682,7 @@
       <w:color w:val="272727" w:themeColor="text1" w:themeTint="D8"/>
     </w:rPr>
   </w:style>
-  <w:style w:type="character" w:styleId="Heading9Char" w:customStyle="1">
+  <w:style w:type="character" w:customStyle="1" w:styleId="Heading9Char">
     <w:name w:val="Heading 9 Char"/>
     <w:basedOn w:val="DefaultParagraphFont"/>
     <w:link w:val="Heading9"/>
@@ -9775,21 +9707,21 @@
       <w:contextualSpacing/>
     </w:pPr>
     <w:rPr>
-      <w:rFonts w:asciiTheme="majorHAnsi" w:hAnsiTheme="majorHAnsi" w:eastAsiaTheme="majorEastAsia" w:cstheme="majorBidi"/>
+      <w:rFonts w:asciiTheme="majorHAnsi" w:eastAsiaTheme="majorEastAsia" w:hAnsiTheme="majorHAnsi" w:cstheme="majorBidi"/>
       <w:spacing w:val="-10"/>
       <w:kern w:val="28"/>
       <w:sz w:val="56"/>
       <w:szCs w:val="56"/>
     </w:rPr>
   </w:style>
-  <w:style w:type="character" w:styleId="TitleChar" w:customStyle="1">
+  <w:style w:type="character" w:customStyle="1" w:styleId="TitleChar">
     <w:name w:val="Title Char"/>
     <w:basedOn w:val="DefaultParagraphFont"/>
     <w:link w:val="Title"/>
     <w:uiPriority w:val="10"/>
     <w:rsid w:val="00CC0EA8"/>
     <w:rPr>
-      <w:rFonts w:asciiTheme="majorHAnsi" w:hAnsiTheme="majorHAnsi" w:eastAsiaTheme="majorEastAsia" w:cstheme="majorBidi"/>
+      <w:rFonts w:asciiTheme="majorHAnsi" w:eastAsiaTheme="majorEastAsia" w:hAnsiTheme="majorHAnsi" w:cstheme="majorBidi"/>
       <w:spacing w:val="-10"/>
       <w:kern w:val="28"/>
       <w:sz w:val="56"/>
@@ -9817,7 +9749,7 @@
       <w:szCs w:val="28"/>
     </w:rPr>
   </w:style>
-  <w:style w:type="character" w:styleId="SubtitleChar" w:customStyle="1">
+  <w:style w:type="character" w:customStyle="1" w:styleId="SubtitleChar">
     <w:name w:val="Subtitle Char"/>
     <w:basedOn w:val="DefaultParagraphFont"/>
     <w:link w:val="Subtitle"/>
@@ -9849,7 +9781,7 @@
       <w:color w:val="404040" w:themeColor="text1" w:themeTint="BF"/>
     </w:rPr>
   </w:style>
-  <w:style w:type="character" w:styleId="QuoteChar" w:customStyle="1">
+  <w:style w:type="character" w:customStyle="1" w:styleId="QuoteChar">
     <w:name w:val="Quote Char"/>
     <w:basedOn w:val="DefaultParagraphFont"/>
     <w:link w:val="Quote"/>
@@ -9894,8 +9826,8 @@
     <w:rsid w:val="00CC0EA8"/>
     <w:pPr>
       <w:pBdr>
-        <w:top w:val="single" w:color="2F5496" w:themeColor="accent1" w:themeShade="BF" w:sz="4" w:space="10"/>
-        <w:bottom w:val="single" w:color="2F5496" w:themeColor="accent1" w:themeShade="BF" w:sz="4" w:space="10"/>
+        <w:top w:val="single" w:sz="4" w:space="10" w:color="2F5496" w:themeColor="accent1" w:themeShade="BF"/>
+        <w:bottom w:val="single" w:sz="4" w:space="10" w:color="2F5496" w:themeColor="accent1" w:themeShade="BF"/>
       </w:pBdr>
       <w:spacing w:before="360" w:after="360"/>
       <w:ind w:left="864" w:right="864"/>
@@ -9907,7 +9839,7 @@
       <w:color w:val="2F5496" w:themeColor="accent1" w:themeShade="BF"/>
     </w:rPr>
   </w:style>
-  <w:style w:type="character" w:styleId="IntenseQuoteChar" w:customStyle="1">
+  <w:style w:type="character" w:customStyle="1" w:styleId="IntenseQuoteChar">
     <w:name w:val="Intense Quote Char"/>
     <w:basedOn w:val="DefaultParagraphFont"/>
     <w:link w:val="IntenseQuote"/>
@@ -9944,7 +9876,7 @@
       <w:spacing w:before="100" w:beforeAutospacing="1" w:after="100" w:afterAutospacing="1" w:line="240" w:lineRule="auto"/>
     </w:pPr>
     <w:rPr>
-      <w:rFonts w:ascii="Times New Roman" w:hAnsi="Times New Roman" w:eastAsia="Times New Roman" w:cs="Times New Roman"/>
+      <w:rFonts w:ascii="Times New Roman" w:eastAsia="Times New Roman" w:hAnsi="Times New Roman" w:cs="Times New Roman"/>
       <w:kern w:val="0"/>
       <w:lang w:eastAsia="en-IN"/>
       <w14:ligatures w14:val="none"/>
@@ -9996,7 +9928,7 @@
       <w:u w:val="single"/>
     </w:rPr>
   </w:style>
-  <w:style w:type="paragraph" w:styleId="p" w:customStyle="1">
+  <w:style w:type="paragraph" w:customStyle="1" w:styleId="p">
     <w:name w:val="p"/>
     <w:basedOn w:val="Normal"/>
     <w:rsid w:val="009309C1"/>
@@ -10004,13 +9936,13 @@
       <w:spacing w:before="100" w:beforeAutospacing="1" w:after="100" w:afterAutospacing="1" w:line="240" w:lineRule="auto"/>
     </w:pPr>
     <w:rPr>
-      <w:rFonts w:ascii="Times New Roman" w:hAnsi="Times New Roman" w:eastAsia="Times New Roman" w:cs="Times New Roman"/>
+      <w:rFonts w:ascii="Times New Roman" w:eastAsia="Times New Roman" w:hAnsi="Times New Roman" w:cs="Times New Roman"/>
       <w:kern w:val="0"/>
       <w:lang w:eastAsia="en-IN"/>
       <w14:ligatures w14:val="none"/>
     </w:rPr>
   </w:style>
-  <w:style w:type="character" w:styleId="ph" w:customStyle="1">
+  <w:style w:type="character" w:customStyle="1" w:styleId="ph">
     <w:name w:val="ph"/>
     <w:basedOn w:val="DefaultParagraphFont"/>
     <w:rsid w:val="009309C1"/>
@@ -10024,37 +9956,30 @@
       <w:spacing w:after="0" w:line="240" w:lineRule="auto"/>
     </w:pPr>
   </w:style>
-  <w:style xmlns:w="http://schemas.openxmlformats.org/wordprocessingml/2006/main" w:type="table" w:styleId="TableGrid">
-    <w:name xmlns:w="http://schemas.openxmlformats.org/wordprocessingml/2006/main" w:val="Table Grid"/>
-    <w:basedOn xmlns:w="http://schemas.openxmlformats.org/wordprocessingml/2006/main" w:val="TableNormal"/>
-    <w:uiPriority xmlns:w="http://schemas.openxmlformats.org/wordprocessingml/2006/main" w:val="59"/>
-    <w:rsid xmlns:w="http://schemas.openxmlformats.org/wordprocessingml/2006/main" w:val="00FB4123"/>
-    <w:pPr xmlns:w="http://schemas.openxmlformats.org/wordprocessingml/2006/main">
+  <w:style w:type="table" w:styleId="TableGrid">
+    <w:name w:val="Table Grid"/>
+    <w:basedOn w:val="TableNormal"/>
+    <w:uiPriority w:val="59"/>
+    <w:rsid w:val="00FB4123"/>
+    <w:pPr>
       <w:spacing w:after="0" w:line="240" w:lineRule="auto"/>
     </w:pPr>
-    <w:tblPr xmlns:w="http://schemas.openxmlformats.org/wordprocessingml/2006/main">
-      <w:tblInd w:w="0" w:type="dxa"/>
+    <w:tblPr>
       <w:tblBorders>
-        <w:top w:val="single" w:color="000000" w:themeColor="text1" w:sz="4" w:space="0"/>
-        <w:left w:val="single" w:color="000000" w:themeColor="text1" w:sz="4" w:space="0"/>
-        <w:bottom w:val="single" w:color="000000" w:themeColor="text1" w:sz="4" w:space="0"/>
-        <w:right w:val="single" w:color="000000" w:themeColor="text1" w:sz="4" w:space="0"/>
-        <w:insideH w:val="single" w:color="000000" w:themeColor="text1" w:sz="4" w:space="0"/>
-        <w:insideV w:val="single" w:color="000000" w:themeColor="text1" w:sz="4" w:space="0"/>
+        <w:top w:val="single" w:sz="4" w:space="0" w:color="000000" w:themeColor="text1"/>
+        <w:left w:val="single" w:sz="4" w:space="0" w:color="000000" w:themeColor="text1"/>
+        <w:bottom w:val="single" w:sz="4" w:space="0" w:color="000000" w:themeColor="text1"/>
+        <w:right w:val="single" w:sz="4" w:space="0" w:color="000000" w:themeColor="text1"/>
+        <w:insideH w:val="single" w:sz="4" w:space="0" w:color="000000" w:themeColor="text1"/>
+        <w:insideV w:val="single" w:sz="4" w:space="0" w:color="000000" w:themeColor="text1"/>
       </w:tblBorders>
-      <w:tblCellMar>
-        <w:top w:w="0" w:type="dxa"/>
-        <w:left w:w="108" w:type="dxa"/>
-        <w:bottom w:w="0" w:type="dxa"/>
-        <w:right w:w="108" w:type="dxa"/>
-      </w:tblCellMar>
     </w:tblPr>
   </w:style>
 </w:styles>
 </file>
 
 <file path=word/theme/theme1.xml><?xml version="1.0" encoding="utf-8"?>
-<a:theme xmlns:a="http://schemas.openxmlformats.org/drawingml/2006/main" xmlns:thm15="http://schemas.microsoft.com/office/thememl/2012/main" name="Office Theme">
+<a:theme xmlns:a="http://schemas.openxmlformats.org/drawingml/2006/main" name="Office Theme">
   <a:themeElements>
     <a:clrScheme name="Office">
       <a:dk1>

--- a/Assignment 10.docx
+++ b/Assignment 10.docx
@@ -96,33 +96,31 @@
           <w:lang w:eastAsia="en-IN"/>
           <w14:ligatures w14:val="none"/>
         </w:rPr>
-        <w:t xml:space="preserve">database tables based on the </w:t>
-      </w:r>
-      <w:proofErr w:type="spellStart"/>
-      <w:r>
-        <w:rPr>
-          <w:rFonts w:ascii="Calibri" w:eastAsia="Times New Roman" w:hAnsi="Calibri" w:cs="Calibri"/>
-          <w:color w:val="000000"/>
-          <w:kern w:val="0"/>
-          <w:sz w:val="28"/>
-          <w:szCs w:val="28"/>
-          <w:lang w:eastAsia="en-IN"/>
-          <w14:ligatures w14:val="none"/>
-        </w:rPr>
-        <w:t>defind</w:t>
-      </w:r>
-      <w:proofErr w:type="spellEnd"/>
-      <w:r>
-        <w:rPr>
-          <w:rFonts w:ascii="Calibri" w:eastAsia="Times New Roman" w:hAnsi="Calibri" w:cs="Calibri"/>
-          <w:color w:val="000000"/>
-          <w:kern w:val="0"/>
-          <w:sz w:val="28"/>
-          <w:szCs w:val="28"/>
-          <w:lang w:eastAsia="en-IN"/>
-          <w14:ligatures w14:val="none"/>
-        </w:rPr>
-        <w:t xml:space="preserve"> relationship</w:t>
+        <w:t>database tables based on the defin</w:t>
+      </w:r>
+      <w:r>
+        <w:rPr>
+          <w:rFonts w:ascii="Calibri" w:eastAsia="Times New Roman" w:hAnsi="Calibri" w:cs="Calibri"/>
+          <w:color w:val="000000"/>
+          <w:kern w:val="0"/>
+          <w:sz w:val="28"/>
+          <w:szCs w:val="28"/>
+          <w:lang w:eastAsia="en-IN"/>
+          <w14:ligatures w14:val="none"/>
+        </w:rPr>
+        <w:t>e</w:t>
+      </w:r>
+      <w:r>
+        <w:rPr>
+          <w:rFonts w:ascii="Calibri" w:eastAsia="Times New Roman" w:hAnsi="Calibri" w:cs="Calibri"/>
+          <w:color w:val="000000"/>
+          <w:kern w:val="0"/>
+          <w:sz w:val="28"/>
+          <w:szCs w:val="28"/>
+          <w:lang w:eastAsia="en-IN"/>
+          <w14:ligatures w14:val="none"/>
+        </w:rPr>
+        <w:t>d relationship</w:t>
       </w:r>
       <w:r>
         <w:rPr>
@@ -167,47 +165,43 @@
           <w:lang w:eastAsia="en-IN"/>
           <w14:ligatures w14:val="none"/>
         </w:rPr>
-        <w:t xml:space="preserve">A View does not store physical </w:t>
-      </w:r>
-      <w:proofErr w:type="spellStart"/>
-      <w:proofErr w:type="gramStart"/>
-      <w:r>
-        <w:rPr>
-          <w:rFonts w:ascii="Calibri" w:eastAsia="Times New Roman" w:hAnsi="Calibri" w:cs="Calibri"/>
-          <w:color w:val="000000"/>
-          <w:kern w:val="0"/>
-          <w:sz w:val="28"/>
-          <w:szCs w:val="28"/>
-          <w:lang w:eastAsia="en-IN"/>
-          <w14:ligatures w14:val="none"/>
-        </w:rPr>
-        <w:t>data</w:t>
-      </w:r>
-      <w:r>
-        <w:rPr>
-          <w:rFonts w:ascii="Calibri" w:eastAsia="Times New Roman" w:hAnsi="Calibri" w:cs="Calibri"/>
-          <w:color w:val="000000"/>
-          <w:kern w:val="0"/>
-          <w:sz w:val="28"/>
-          <w:szCs w:val="28"/>
-          <w:lang w:eastAsia="en-IN"/>
-          <w14:ligatures w14:val="none"/>
-        </w:rPr>
-        <w:t>,it</w:t>
-      </w:r>
-      <w:proofErr w:type="spellEnd"/>
-      <w:proofErr w:type="gramEnd"/>
-      <w:r>
-        <w:rPr>
-          <w:rFonts w:ascii="Calibri" w:eastAsia="Times New Roman" w:hAnsi="Calibri" w:cs="Calibri"/>
-          <w:color w:val="000000"/>
-          <w:kern w:val="0"/>
-          <w:sz w:val="28"/>
-          <w:szCs w:val="28"/>
-          <w:lang w:eastAsia="en-IN"/>
-          <w14:ligatures w14:val="none"/>
-        </w:rPr>
-        <w:t xml:space="preserve"> only shows data that already exist</w:t>
+        <w:t>A View does not store physical data</w:t>
+      </w:r>
+      <w:r>
+        <w:rPr>
+          <w:rFonts w:ascii="Calibri" w:eastAsia="Times New Roman" w:hAnsi="Calibri" w:cs="Calibri"/>
+          <w:color w:val="000000"/>
+          <w:kern w:val="0"/>
+          <w:sz w:val="28"/>
+          <w:szCs w:val="28"/>
+          <w:lang w:eastAsia="en-IN"/>
+          <w14:ligatures w14:val="none"/>
+        </w:rPr>
+        <w:t>,</w:t>
+      </w:r>
+      <w:r>
+        <w:rPr>
+          <w:rFonts w:ascii="Calibri" w:eastAsia="Times New Roman" w:hAnsi="Calibri" w:cs="Calibri"/>
+          <w:color w:val="000000"/>
+          <w:kern w:val="0"/>
+          <w:sz w:val="28"/>
+          <w:szCs w:val="28"/>
+          <w:lang w:eastAsia="en-IN"/>
+          <w14:ligatures w14:val="none"/>
+        </w:rPr>
+        <w:t xml:space="preserve"> </w:t>
+      </w:r>
+      <w:r>
+        <w:rPr>
+          <w:rFonts w:ascii="Calibri" w:eastAsia="Times New Roman" w:hAnsi="Calibri" w:cs="Calibri"/>
+          <w:color w:val="000000"/>
+          <w:kern w:val="0"/>
+          <w:sz w:val="28"/>
+          <w:szCs w:val="28"/>
+          <w:lang w:eastAsia="en-IN"/>
+          <w14:ligatures w14:val="none"/>
+        </w:rPr>
+        <w:t>it only shows data that already exist</w:t>
       </w:r>
       <w:r>
         <w:rPr>
@@ -266,22 +260,18 @@
         </w:rPr>
         <w:t xml:space="preserve">simplify data </w:t>
       </w:r>
-      <w:proofErr w:type="spellStart"/>
-      <w:proofErr w:type="gramStart"/>
-      <w:r>
-        <w:rPr>
-          <w:rFonts w:ascii="Calibri" w:eastAsia="Times New Roman" w:hAnsi="Calibri" w:cs="Calibri"/>
-          <w:color w:val="000000"/>
-          <w:kern w:val="0"/>
-          <w:sz w:val="28"/>
-          <w:szCs w:val="28"/>
-          <w:lang w:eastAsia="en-IN"/>
-          <w14:ligatures w14:val="none"/>
-        </w:rPr>
-        <w:t>access,combine</w:t>
-      </w:r>
-      <w:proofErr w:type="spellEnd"/>
-      <w:proofErr w:type="gramEnd"/>
+      <w:r>
+        <w:rPr>
+          <w:rFonts w:ascii="Calibri" w:eastAsia="Times New Roman" w:hAnsi="Calibri" w:cs="Calibri"/>
+          <w:color w:val="000000"/>
+          <w:kern w:val="0"/>
+          <w:sz w:val="28"/>
+          <w:szCs w:val="28"/>
+          <w:lang w:eastAsia="en-IN"/>
+          <w14:ligatures w14:val="none"/>
+        </w:rPr>
+        <w:t>access,</w:t>
+      </w:r>
       <w:r>
         <w:rPr>
           <w:rFonts w:ascii="Calibri" w:eastAsia="Times New Roman" w:hAnsi="Calibri" w:cs="Calibri"/>
@@ -294,33 +284,41 @@
         </w:rPr>
         <w:t xml:space="preserve"> </w:t>
       </w:r>
-      <w:proofErr w:type="spellStart"/>
-      <w:proofErr w:type="gramStart"/>
-      <w:r>
-        <w:rPr>
-          <w:rFonts w:ascii="Calibri" w:eastAsia="Times New Roman" w:hAnsi="Calibri" w:cs="Calibri"/>
-          <w:color w:val="000000"/>
-          <w:kern w:val="0"/>
-          <w:sz w:val="28"/>
-          <w:szCs w:val="28"/>
-          <w:lang w:eastAsia="en-IN"/>
-          <w14:ligatures w14:val="none"/>
-        </w:rPr>
-        <w:t>data,and</w:t>
-      </w:r>
-      <w:proofErr w:type="spellEnd"/>
-      <w:proofErr w:type="gramEnd"/>
-      <w:r>
-        <w:rPr>
-          <w:rFonts w:ascii="Calibri" w:eastAsia="Times New Roman" w:hAnsi="Calibri" w:cs="Calibri"/>
-          <w:color w:val="000000"/>
-          <w:kern w:val="0"/>
-          <w:sz w:val="28"/>
-          <w:szCs w:val="28"/>
-          <w:lang w:eastAsia="en-IN"/>
-          <w14:ligatures w14:val="none"/>
-        </w:rPr>
-        <w:t xml:space="preserve"> improve readability</w:t>
+      <w:r>
+        <w:rPr>
+          <w:rFonts w:ascii="Calibri" w:eastAsia="Times New Roman" w:hAnsi="Calibri" w:cs="Calibri"/>
+          <w:color w:val="000000"/>
+          <w:kern w:val="0"/>
+          <w:sz w:val="28"/>
+          <w:szCs w:val="28"/>
+          <w:lang w:eastAsia="en-IN"/>
+          <w14:ligatures w14:val="none"/>
+        </w:rPr>
+        <w:t>combine data,</w:t>
+      </w:r>
+      <w:r>
+        <w:rPr>
+          <w:rFonts w:ascii="Calibri" w:eastAsia="Times New Roman" w:hAnsi="Calibri" w:cs="Calibri"/>
+          <w:color w:val="000000"/>
+          <w:kern w:val="0"/>
+          <w:sz w:val="28"/>
+          <w:szCs w:val="28"/>
+          <w:lang w:eastAsia="en-IN"/>
+          <w14:ligatures w14:val="none"/>
+        </w:rPr>
+        <w:t xml:space="preserve"> </w:t>
+      </w:r>
+      <w:r>
+        <w:rPr>
+          <w:rFonts w:ascii="Calibri" w:eastAsia="Times New Roman" w:hAnsi="Calibri" w:cs="Calibri"/>
+          <w:color w:val="000000"/>
+          <w:kern w:val="0"/>
+          <w:sz w:val="28"/>
+          <w:szCs w:val="28"/>
+          <w:lang w:eastAsia="en-IN"/>
+          <w14:ligatures w14:val="none"/>
+        </w:rPr>
+        <w:t>and improve readability</w:t>
       </w:r>
       <w:r>
         <w:rPr>
@@ -813,21 +811,12 @@
         <w:t xml:space="preserve">A maintenance view allows </w:t>
       </w:r>
       <w:proofErr w:type="spellStart"/>
-      <w:proofErr w:type="gramStart"/>
-      <w:r>
-        <w:rPr>
-          <w:sz w:val="28"/>
-          <w:szCs w:val="28"/>
-        </w:rPr>
-        <w:t>insert,update</w:t>
-      </w:r>
-      <w:proofErr w:type="gramEnd"/>
-      <w:r>
-        <w:rPr>
-          <w:sz w:val="28"/>
-          <w:szCs w:val="28"/>
-        </w:rPr>
-        <w:t>,and</w:t>
+      <w:r>
+        <w:rPr>
+          <w:sz w:val="28"/>
+          <w:szCs w:val="28"/>
+        </w:rPr>
+        <w:t>insert,update,and</w:t>
       </w:r>
       <w:proofErr w:type="spellEnd"/>
       <w:r>
@@ -924,23 +913,7 @@
           <w:sz w:val="28"/>
           <w:szCs w:val="28"/>
         </w:rPr>
-        <w:t xml:space="preserve">is used only for Search </w:t>
-      </w:r>
-      <w:proofErr w:type="gramStart"/>
-      <w:r>
-        <w:rPr>
-          <w:sz w:val="28"/>
-          <w:szCs w:val="28"/>
-        </w:rPr>
-        <w:t>Help(</w:t>
-      </w:r>
-      <w:proofErr w:type="gramEnd"/>
-      <w:r>
-        <w:rPr>
-          <w:sz w:val="28"/>
-          <w:szCs w:val="28"/>
-        </w:rPr>
-        <w:t>F4 help).</w:t>
+        <w:t>is used only for Search Help(F4 help).</w:t>
       </w:r>
     </w:p>
     <w:p>
@@ -1514,25 +1487,7 @@
           <w:szCs w:val="28"/>
           <w:lang w:val="en-US"/>
         </w:rPr>
-        <w:t xml:space="preserve">At </w:t>
-      </w:r>
-      <w:proofErr w:type="gramStart"/>
-      <w:r>
-        <w:rPr>
-          <w:sz w:val="28"/>
-          <w:szCs w:val="28"/>
-          <w:lang w:val="en-US"/>
-        </w:rPr>
-        <w:t>last</w:t>
-      </w:r>
-      <w:proofErr w:type="gramEnd"/>
-      <w:r>
-        <w:rPr>
-          <w:sz w:val="28"/>
-          <w:szCs w:val="28"/>
-          <w:lang w:val="en-US"/>
-        </w:rPr>
-        <w:t xml:space="preserve"> Click on the Table Fields Button.</w:t>
+        <w:t>At last Click on the Table Fields Button.</w:t>
       </w:r>
     </w:p>
     <w:p>
@@ -1720,21 +1675,12 @@
         </w:rPr>
         <w:t xml:space="preserve">Execute and </w:t>
       </w:r>
-      <w:proofErr w:type="gramStart"/>
-      <w:r>
-        <w:rPr>
-          <w:sz w:val="28"/>
-          <w:szCs w:val="28"/>
-        </w:rPr>
-        <w:t>Display</w:t>
-      </w:r>
-      <w:proofErr w:type="gramEnd"/>
-      <w:r>
-        <w:rPr>
-          <w:sz w:val="28"/>
-          <w:szCs w:val="28"/>
-        </w:rPr>
-        <w:t xml:space="preserve"> all the record.</w:t>
+      <w:r>
+        <w:rPr>
+          <w:sz w:val="28"/>
+          <w:szCs w:val="28"/>
+        </w:rPr>
+        <w:t>Display all the record.</w:t>
       </w:r>
     </w:p>
     <w:p>
@@ -2670,33 +2616,7 @@
           <w:lang w:eastAsia="en-IN"/>
           <w14:ligatures w14:val="none"/>
         </w:rPr>
-        <w:t xml:space="preserve">, Select the view button and </w:t>
-      </w:r>
-      <w:proofErr w:type="gramStart"/>
-      <w:r>
-        <w:rPr>
-          <w:rFonts w:ascii="Calibri" w:eastAsia="Times New Roman" w:hAnsi="Calibri" w:cs="Calibri"/>
-          <w:color w:val="000000"/>
-          <w:kern w:val="0"/>
-          <w:sz w:val="28"/>
-          <w:szCs w:val="28"/>
-          <w:lang w:eastAsia="en-IN"/>
-          <w14:ligatures w14:val="none"/>
-        </w:rPr>
-        <w:t>Provide</w:t>
-      </w:r>
-      <w:proofErr w:type="gramEnd"/>
-      <w:r>
-        <w:rPr>
-          <w:rFonts w:ascii="Calibri" w:eastAsia="Times New Roman" w:hAnsi="Calibri" w:cs="Calibri"/>
-          <w:color w:val="000000"/>
-          <w:kern w:val="0"/>
-          <w:sz w:val="28"/>
-          <w:szCs w:val="28"/>
-          <w:lang w:eastAsia="en-IN"/>
-          <w14:ligatures w14:val="none"/>
-        </w:rPr>
-        <w:t xml:space="preserve"> the view name</w:t>
+        <w:t>, Select the view button and Provide the view name</w:t>
       </w:r>
     </w:p>
     <w:p>
@@ -3002,15 +2922,7 @@
           <w:sz w:val="28"/>
           <w:szCs w:val="28"/>
         </w:rPr>
-        <w:t>ZKR_DT_</w:t>
-      </w:r>
-      <w:proofErr w:type="gramStart"/>
-      <w:r>
-        <w:rPr>
-          <w:sz w:val="28"/>
-          <w:szCs w:val="28"/>
-        </w:rPr>
-        <w:t>EMP</w:t>
+        <w:t>ZKR_DT_EMP</w:t>
       </w:r>
       <w:r>
         <w:rPr>
@@ -3024,15 +2936,7 @@
           <w:sz w:val="28"/>
           <w:szCs w:val="28"/>
         </w:rPr>
-        <w:t>and</w:t>
-      </w:r>
-      <w:proofErr w:type="gramEnd"/>
-      <w:r>
-        <w:rPr>
-          <w:sz w:val="28"/>
-          <w:szCs w:val="28"/>
-        </w:rPr>
-        <w:t xml:space="preserve"> click on the Relationships Button.</w:t>
+        <w:t>and click on the Relationships Button.</w:t>
       </w:r>
     </w:p>
     <w:p>
@@ -3062,23 +2966,7 @@
           <w:sz w:val="28"/>
           <w:szCs w:val="28"/>
         </w:rPr>
-        <w:t xml:space="preserve">First provide the </w:t>
-      </w:r>
-      <w:proofErr w:type="gramStart"/>
-      <w:r>
-        <w:rPr>
-          <w:sz w:val="28"/>
-          <w:szCs w:val="28"/>
-        </w:rPr>
-        <w:t>Foreign</w:t>
-      </w:r>
-      <w:proofErr w:type="gramEnd"/>
-      <w:r>
-        <w:rPr>
-          <w:sz w:val="28"/>
-          <w:szCs w:val="28"/>
-        </w:rPr>
-        <w:t xml:space="preserve"> key table or the dependent table name</w:t>
+        <w:t>First provide the Foreign key table or the dependent table name</w:t>
       </w:r>
     </w:p>
     <w:p>
@@ -3389,15 +3277,7 @@
       </w:pPr>
       <w:r>
         <w:lastRenderedPageBreak/>
-        <w:t xml:space="preserve">Select the fields of the table </w:t>
-      </w:r>
-      <w:proofErr w:type="gramStart"/>
-      <w:r>
-        <w:t>to  include</w:t>
-      </w:r>
-      <w:proofErr w:type="gramEnd"/>
-      <w:r>
-        <w:t xml:space="preserve"> them in the data base view and click on Copy Button.</w:t>
+        <w:t>Select the fields of the table to  include them in the data base view and click on Copy Button.</w:t>
       </w:r>
     </w:p>
     <w:p>
@@ -3545,17 +3425,8 @@
           <w:sz w:val="28"/>
           <w:szCs w:val="28"/>
         </w:rPr>
-        <w:t xml:space="preserve">Join Conditions are automatically filled based on the two </w:t>
-      </w:r>
-      <w:proofErr w:type="gramStart"/>
-      <w:r>
-        <w:rPr>
-          <w:sz w:val="28"/>
-          <w:szCs w:val="28"/>
-        </w:rPr>
-        <w:t>table .</w:t>
-      </w:r>
-      <w:proofErr w:type="gramEnd"/>
+        <w:t>Join Conditions are automatically filled based on the two table .</w:t>
+      </w:r>
     </w:p>
     <w:p>
       <w:pPr>
@@ -4536,7 +4407,6 @@
         <w:t xml:space="preserve">view </w:t>
       </w:r>
       <w:proofErr w:type="spellStart"/>
-      <w:proofErr w:type="gramStart"/>
       <w:r>
         <w:rPr>
           <w:b/>
@@ -4554,7 +4424,6 @@
         <w:t>,create</w:t>
       </w:r>
       <w:proofErr w:type="spellEnd"/>
-      <w:proofErr w:type="gramEnd"/>
     </w:p>
     <w:p>
       <w:pPr>
@@ -5392,10 +5261,17 @@
           <w:lang w:eastAsia="en-IN"/>
           <w14:ligatures w14:val="none"/>
         </w:rPr>
-        <w:t xml:space="preserve">Read </w:t>
-      </w:r>
-      <w:proofErr w:type="gramStart"/>
-      <w:r>
+        <w:t>Read only : Data can only be read through the view.</w:t>
+      </w:r>
+    </w:p>
+    <w:p>
+      <w:pPr>
+        <w:pStyle w:val="ListParagraph"/>
+        <w:numPr>
+          <w:ilvl w:val="0"/>
+          <w:numId w:val="4"/>
+        </w:numPr>
+        <w:spacing w:after="0" w:line="240" w:lineRule="auto"/>
         <w:rPr>
           <w:rStyle w:val="ph"/>
           <w:rFonts w:ascii="Calibri" w:eastAsia="Times New Roman" w:hAnsi="Calibri" w:cs="Calibri"/>
@@ -5406,9 +5282,7 @@
           <w:lang w:eastAsia="en-IN"/>
           <w14:ligatures w14:val="none"/>
         </w:rPr>
-        <w:t>only :</w:t>
-      </w:r>
-      <w:proofErr w:type="gramEnd"/>
+      </w:pPr>
       <w:r>
         <w:rPr>
           <w:rStyle w:val="ph"/>
@@ -5420,16 +5294,12 @@
           <w:lang w:eastAsia="en-IN"/>
           <w14:ligatures w14:val="none"/>
         </w:rPr>
-        <w:t xml:space="preserve"> Data can only be read through the view.</w:t>
-      </w:r>
-    </w:p>
-    <w:p>
-      <w:pPr>
-        <w:pStyle w:val="ListParagraph"/>
-        <w:numPr>
-          <w:ilvl w:val="0"/>
-          <w:numId w:val="4"/>
-        </w:numPr>
+        <w:t>Read, change, delete, insert : Data of the tables contained in the view can be changed, deleted, and inserted through the view.</w:t>
+      </w:r>
+    </w:p>
+    <w:p>
+      <w:pPr>
+        <w:pStyle w:val="ListParagraph"/>
         <w:spacing w:after="0" w:line="240" w:lineRule="auto"/>
         <w:rPr>
           <w:rStyle w:val="ph"/>
@@ -5442,176 +5312,67 @@
           <w14:ligatures w14:val="none"/>
         </w:rPr>
       </w:pPr>
-      <w:r>
-        <w:rPr>
-          <w:rStyle w:val="ph"/>
-          <w:rFonts w:ascii="Calibri" w:eastAsia="Times New Roman" w:hAnsi="Calibri" w:cs="Calibri"/>
-          <w:color w:val="000000"/>
-          <w:kern w:val="0"/>
-          <w:sz w:val="28"/>
-          <w:szCs w:val="28"/>
-          <w:lang w:eastAsia="en-IN"/>
-          <w14:ligatures w14:val="none"/>
-        </w:rPr>
-        <w:t xml:space="preserve">Read, change, delete, </w:t>
-      </w:r>
-      <w:proofErr w:type="gramStart"/>
-      <w:r>
-        <w:rPr>
-          <w:rStyle w:val="ph"/>
-          <w:rFonts w:ascii="Calibri" w:eastAsia="Times New Roman" w:hAnsi="Calibri" w:cs="Calibri"/>
-          <w:color w:val="000000"/>
-          <w:kern w:val="0"/>
-          <w:sz w:val="28"/>
-          <w:szCs w:val="28"/>
-          <w:lang w:eastAsia="en-IN"/>
-          <w14:ligatures w14:val="none"/>
-        </w:rPr>
-        <w:t>insert :</w:t>
-      </w:r>
-      <w:proofErr w:type="gramEnd"/>
-      <w:r>
-        <w:rPr>
-          <w:rStyle w:val="ph"/>
-          <w:rFonts w:ascii="Calibri" w:eastAsia="Times New Roman" w:hAnsi="Calibri" w:cs="Calibri"/>
-          <w:color w:val="000000"/>
-          <w:kern w:val="0"/>
-          <w:sz w:val="28"/>
-          <w:szCs w:val="28"/>
-          <w:lang w:eastAsia="en-IN"/>
-          <w14:ligatures w14:val="none"/>
-        </w:rPr>
-        <w:t xml:space="preserve"> Data of the tables contained in the view can be changed, deleted, and inserted through the view.</w:t>
-      </w:r>
-    </w:p>
-    <w:p>
-      <w:pPr>
-        <w:pStyle w:val="ListParagraph"/>
-        <w:spacing w:after="0" w:line="240" w:lineRule="auto"/>
-        <w:rPr>
-          <w:rStyle w:val="ph"/>
-          <w:rFonts w:ascii="Calibri" w:eastAsia="Times New Roman" w:hAnsi="Calibri" w:cs="Calibri"/>
-          <w:color w:val="000000"/>
-          <w:kern w:val="0"/>
-          <w:sz w:val="28"/>
-          <w:szCs w:val="28"/>
-          <w:lang w:eastAsia="en-IN"/>
-          <w14:ligatures w14:val="none"/>
-        </w:rPr>
-      </w:pPr>
-    </w:p>
-    <w:p>
-      <w:pPr>
-        <w:pStyle w:val="ListParagraph"/>
-        <w:numPr>
-          <w:ilvl w:val="0"/>
-          <w:numId w:val="4"/>
-        </w:numPr>
-        <w:spacing w:after="0" w:line="240" w:lineRule="auto"/>
-        <w:rPr>
-          <w:rFonts w:ascii="Calibri" w:eastAsia="Times New Roman" w:hAnsi="Calibri" w:cs="Calibri"/>
-          <w:color w:val="000000"/>
-          <w:kern w:val="0"/>
-          <w:sz w:val="28"/>
-          <w:szCs w:val="28"/>
-          <w:lang w:eastAsia="en-IN"/>
-          <w14:ligatures w14:val="none"/>
-        </w:rPr>
-      </w:pPr>
-      <w:r>
-        <w:rPr>
-          <w:rFonts w:ascii="Calibri" w:eastAsia="Times New Roman" w:hAnsi="Calibri" w:cs="Calibri"/>
-          <w:color w:val="000000"/>
-          <w:kern w:val="0"/>
-          <w:sz w:val="28"/>
-          <w:szCs w:val="28"/>
-          <w:lang w:eastAsia="en-IN"/>
-          <w14:ligatures w14:val="none"/>
-        </w:rPr>
-        <w:t xml:space="preserve">Read </w:t>
-      </w:r>
-      <w:proofErr w:type="gramStart"/>
-      <w:r>
-        <w:rPr>
-          <w:rFonts w:ascii="Calibri" w:eastAsia="Times New Roman" w:hAnsi="Calibri" w:cs="Calibri"/>
-          <w:color w:val="000000"/>
-          <w:kern w:val="0"/>
-          <w:sz w:val="28"/>
-          <w:szCs w:val="28"/>
-          <w:lang w:eastAsia="en-IN"/>
-          <w14:ligatures w14:val="none"/>
-        </w:rPr>
-        <w:t>only :</w:t>
-      </w:r>
-      <w:proofErr w:type="gramEnd"/>
-      <w:r>
-        <w:rPr>
-          <w:rFonts w:ascii="Calibri" w:eastAsia="Times New Roman" w:hAnsi="Calibri" w:cs="Calibri"/>
-          <w:color w:val="000000"/>
-          <w:kern w:val="0"/>
-          <w:sz w:val="28"/>
-          <w:szCs w:val="28"/>
-          <w:lang w:eastAsia="en-IN"/>
-          <w14:ligatures w14:val="none"/>
-        </w:rPr>
-        <w:t xml:space="preserve"> Data can only be read through the view.</w:t>
-      </w:r>
-    </w:p>
-    <w:p>
-      <w:pPr>
-        <w:pStyle w:val="ListParagraph"/>
-        <w:numPr>
-          <w:ilvl w:val="0"/>
-          <w:numId w:val="4"/>
-        </w:numPr>
-        <w:spacing w:after="0" w:line="240" w:lineRule="auto"/>
-        <w:rPr>
-          <w:rFonts w:ascii="Calibri" w:eastAsia="Times New Roman" w:hAnsi="Calibri" w:cs="Calibri"/>
-          <w:color w:val="000000"/>
-          <w:kern w:val="0"/>
-          <w:sz w:val="28"/>
-          <w:szCs w:val="28"/>
-          <w:lang w:eastAsia="en-IN"/>
-          <w14:ligatures w14:val="none"/>
-        </w:rPr>
-      </w:pPr>
-      <w:r>
-        <w:rPr>
-          <w:rFonts w:ascii="Calibri" w:eastAsia="Times New Roman" w:hAnsi="Calibri" w:cs="Calibri"/>
-          <w:color w:val="000000"/>
-          <w:kern w:val="0"/>
-          <w:sz w:val="28"/>
-          <w:szCs w:val="28"/>
-          <w:lang w:eastAsia="en-IN"/>
-          <w14:ligatures w14:val="none"/>
-        </w:rPr>
-        <w:t xml:space="preserve">Read, change, delete, </w:t>
-      </w:r>
-      <w:proofErr w:type="gramStart"/>
-      <w:r>
-        <w:rPr>
-          <w:rFonts w:ascii="Calibri" w:eastAsia="Times New Roman" w:hAnsi="Calibri" w:cs="Calibri"/>
-          <w:color w:val="000000"/>
-          <w:kern w:val="0"/>
-          <w:sz w:val="28"/>
-          <w:szCs w:val="28"/>
-          <w:lang w:eastAsia="en-IN"/>
-          <w14:ligatures w14:val="none"/>
-        </w:rPr>
-        <w:t>insert :</w:t>
-      </w:r>
-      <w:proofErr w:type="gramEnd"/>
-      <w:r>
-        <w:rPr>
-          <w:rFonts w:ascii="Calibri" w:eastAsia="Times New Roman" w:hAnsi="Calibri" w:cs="Calibri"/>
-          <w:color w:val="000000"/>
-          <w:kern w:val="0"/>
-          <w:sz w:val="28"/>
-          <w:szCs w:val="28"/>
-          <w:lang w:eastAsia="en-IN"/>
-          <w14:ligatures w14:val="none"/>
-        </w:rPr>
-        <w:t xml:space="preserve"> Data of the tables contained in the view can be changed, deleted, and inserted through the view.</w:t>
+    </w:p>
+    <w:p>
+      <w:pPr>
+        <w:pStyle w:val="ListParagraph"/>
+        <w:numPr>
+          <w:ilvl w:val="0"/>
+          <w:numId w:val="4"/>
+        </w:numPr>
+        <w:spacing w:after="0" w:line="240" w:lineRule="auto"/>
+        <w:rPr>
+          <w:rFonts w:ascii="Calibri" w:eastAsia="Times New Roman" w:hAnsi="Calibri" w:cs="Calibri"/>
+          <w:color w:val="000000"/>
+          <w:kern w:val="0"/>
+          <w:sz w:val="28"/>
+          <w:szCs w:val="28"/>
+          <w:lang w:eastAsia="en-IN"/>
+          <w14:ligatures w14:val="none"/>
+        </w:rPr>
+      </w:pPr>
+      <w:r>
+        <w:rPr>
+          <w:rFonts w:ascii="Calibri" w:eastAsia="Times New Roman" w:hAnsi="Calibri" w:cs="Calibri"/>
+          <w:color w:val="000000"/>
+          <w:kern w:val="0"/>
+          <w:sz w:val="28"/>
+          <w:szCs w:val="28"/>
+          <w:lang w:eastAsia="en-IN"/>
+          <w14:ligatures w14:val="none"/>
+        </w:rPr>
+        <w:t>Read only : Data can only be read through the view.</w:t>
+      </w:r>
+    </w:p>
+    <w:p>
+      <w:pPr>
+        <w:pStyle w:val="ListParagraph"/>
+        <w:numPr>
+          <w:ilvl w:val="0"/>
+          <w:numId w:val="4"/>
+        </w:numPr>
+        <w:spacing w:after="0" w:line="240" w:lineRule="auto"/>
+        <w:rPr>
+          <w:rFonts w:ascii="Calibri" w:eastAsia="Times New Roman" w:hAnsi="Calibri" w:cs="Calibri"/>
+          <w:color w:val="000000"/>
+          <w:kern w:val="0"/>
+          <w:sz w:val="28"/>
+          <w:szCs w:val="28"/>
+          <w:lang w:eastAsia="en-IN"/>
+          <w14:ligatures w14:val="none"/>
+        </w:rPr>
+      </w:pPr>
+      <w:r>
+        <w:rPr>
+          <w:rFonts w:ascii="Calibri" w:eastAsia="Times New Roman" w:hAnsi="Calibri" w:cs="Calibri"/>
+          <w:color w:val="000000"/>
+          <w:kern w:val="0"/>
+          <w:sz w:val="28"/>
+          <w:szCs w:val="28"/>
+          <w:lang w:eastAsia="en-IN"/>
+          <w14:ligatures w14:val="none"/>
+        </w:rPr>
+        <w:t>Read, change, delete, insert : Data of the tables contained in the view can be changed, deleted, and inserted through the view.</w:t>
       </w:r>
     </w:p>
     <w:p>
@@ -6162,31 +5923,7 @@
           <w:sz w:val="28"/>
           <w:szCs w:val="28"/>
         </w:rPr>
-        <w:t xml:space="preserve">Difference between Database view, Projection view, Maintenance view &amp; </w:t>
-      </w:r>
-      <w:proofErr w:type="gramStart"/>
-      <w:r>
-        <w:rPr>
-          <w:rFonts w:ascii="Calibri" w:eastAsia="Calibri" w:hAnsi="Calibri" w:cs="Calibri"/>
-          <w:b/>
-          <w:bCs/>
-          <w:color w:val="000000" w:themeColor="text1"/>
-          <w:sz w:val="28"/>
-          <w:szCs w:val="28"/>
-        </w:rPr>
-        <w:t>Help</w:t>
-      </w:r>
-      <w:proofErr w:type="gramEnd"/>
-      <w:r>
-        <w:rPr>
-          <w:rFonts w:ascii="Calibri" w:eastAsia="Calibri" w:hAnsi="Calibri" w:cs="Calibri"/>
-          <w:b/>
-          <w:bCs/>
-          <w:color w:val="000000" w:themeColor="text1"/>
-          <w:sz w:val="28"/>
-          <w:szCs w:val="28"/>
-        </w:rPr>
-        <w:t xml:space="preserve"> view.</w:t>
+        <w:t>Difference between Database view, Projection view, Maintenance view &amp; Help view.</w:t>
       </w:r>
     </w:p>
     <w:tbl>
@@ -6571,21 +6308,8 @@
                 <w:sz w:val="28"/>
                 <w:szCs w:val="28"/>
               </w:rPr>
-              <w:t xml:space="preserve">Read and </w:t>
+              <w:t>Read and Change</w:t>
             </w:r>
-            <w:proofErr w:type="gramStart"/>
-            <w:r>
-              <w:rPr>
-                <w:rFonts w:ascii="Calibri" w:eastAsia="Calibri" w:hAnsi="Calibri" w:cs="Calibri"/>
-                <w:b/>
-                <w:bCs/>
-                <w:color w:val="000000" w:themeColor="text1"/>
-                <w:sz w:val="28"/>
-                <w:szCs w:val="28"/>
-              </w:rPr>
-              <w:t>Change</w:t>
-            </w:r>
-            <w:proofErr w:type="gramEnd"/>
           </w:p>
         </w:tc>
         <w:tc>
@@ -6631,7 +6355,6 @@
                 <w:szCs w:val="28"/>
               </w:rPr>
             </w:pPr>
-            <w:proofErr w:type="gramStart"/>
             <w:r>
               <w:rPr>
                 <w:rFonts w:ascii="Calibri" w:eastAsia="Calibri" w:hAnsi="Calibri" w:cs="Calibri"/>
@@ -6641,19 +6364,7 @@
                 <w:sz w:val="28"/>
                 <w:szCs w:val="28"/>
               </w:rPr>
-              <w:t>Read,Update</w:t>
-            </w:r>
-            <w:proofErr w:type="gramEnd"/>
-            <w:r>
-              <w:rPr>
-                <w:rFonts w:ascii="Calibri" w:eastAsia="Calibri" w:hAnsi="Calibri" w:cs="Calibri"/>
-                <w:b/>
-                <w:bCs/>
-                <w:color w:val="000000" w:themeColor="text1"/>
-                <w:sz w:val="28"/>
-                <w:szCs w:val="28"/>
-              </w:rPr>
-              <w:t>,</w:t>
+              <w:t>Read,Update,</w:t>
             </w:r>
           </w:p>
           <w:p>
@@ -6667,7 +6378,6 @@
                 <w:szCs w:val="28"/>
               </w:rPr>
             </w:pPr>
-            <w:proofErr w:type="gramStart"/>
             <w:r>
               <w:rPr>
                 <w:rFonts w:ascii="Calibri" w:eastAsia="Calibri" w:hAnsi="Calibri" w:cs="Calibri"/>
@@ -6679,7 +6389,6 @@
               </w:rPr>
               <w:t>delete,Maintain</w:t>
             </w:r>
-            <w:proofErr w:type="gramEnd"/>
           </w:p>
         </w:tc>
         <w:tc>
@@ -6796,21 +6505,8 @@
                 <w:sz w:val="28"/>
                 <w:szCs w:val="28"/>
               </w:rPr>
-              <w:t xml:space="preserve">1:1 or </w:t>
+              <w:t>1:1 or 1:N</w:t>
             </w:r>
-            <w:proofErr w:type="gramStart"/>
-            <w:r>
-              <w:rPr>
-                <w:rFonts w:ascii="Calibri" w:eastAsia="Calibri" w:hAnsi="Calibri" w:cs="Calibri"/>
-                <w:b/>
-                <w:bCs/>
-                <w:color w:val="000000" w:themeColor="text1"/>
-                <w:sz w:val="28"/>
-                <w:szCs w:val="28"/>
-              </w:rPr>
-              <w:t>1:N</w:t>
-            </w:r>
-            <w:proofErr w:type="gramEnd"/>
           </w:p>
         </w:tc>
         <w:tc>
@@ -6828,7 +6524,6 @@
                 <w:szCs w:val="28"/>
               </w:rPr>
             </w:pPr>
-            <w:proofErr w:type="gramStart"/>
             <w:r>
               <w:rPr>
                 <w:rFonts w:ascii="Calibri" w:eastAsia="Calibri" w:hAnsi="Calibri" w:cs="Calibri"/>
@@ -6840,7 +6535,6 @@
               </w:rPr>
               <w:t>1:N</w:t>
             </w:r>
-            <w:proofErr w:type="gramEnd"/>
           </w:p>
         </w:tc>
       </w:tr>

--- a/Assignment 10.docx
+++ b/Assignment 10.docx
@@ -165,7 +165,20 @@
           <w:lang w:eastAsia="en-IN"/>
           <w14:ligatures w14:val="none"/>
         </w:rPr>
-        <w:t>A View does not store physical data</w:t>
+        <w:t xml:space="preserve">A View does not store physical </w:t>
+      </w:r>
+      <w:proofErr w:type="gramStart"/>
+      <w:r>
+        <w:rPr>
+          <w:rFonts w:ascii="Calibri" w:eastAsia="Times New Roman" w:hAnsi="Calibri" w:cs="Calibri"/>
+          <w:color w:val="000000"/>
+          <w:kern w:val="0"/>
+          <w:sz w:val="28"/>
+          <w:szCs w:val="28"/>
+          <w:lang w:eastAsia="en-IN"/>
+          <w14:ligatures w14:val="none"/>
+        </w:rPr>
+        <w:t>data</w:t>
       </w:r>
       <w:r>
         <w:rPr>
@@ -179,6 +192,7 @@
         </w:rPr>
         <w:t>,</w:t>
       </w:r>
+      <w:proofErr w:type="gramEnd"/>
       <w:r>
         <w:rPr>
           <w:rFonts w:ascii="Calibri" w:eastAsia="Times New Roman" w:hAnsi="Calibri" w:cs="Calibri"/>
@@ -808,23 +822,35 @@
           <w:sz w:val="28"/>
           <w:szCs w:val="28"/>
         </w:rPr>
-        <w:t xml:space="preserve">A maintenance view allows </w:t>
-      </w:r>
-      <w:proofErr w:type="spellStart"/>
-      <w:r>
-        <w:rPr>
-          <w:sz w:val="28"/>
-          <w:szCs w:val="28"/>
-        </w:rPr>
-        <w:t>insert,update,and</w:t>
-      </w:r>
-      <w:proofErr w:type="spellEnd"/>
-      <w:r>
-        <w:rPr>
-          <w:sz w:val="28"/>
-          <w:szCs w:val="28"/>
-        </w:rPr>
-        <w:t xml:space="preserve"> delete operations on data from </w:t>
+        <w:t>A maintenance view allows insert,</w:t>
+      </w:r>
+      <w:r>
+        <w:rPr>
+          <w:sz w:val="28"/>
+          <w:szCs w:val="28"/>
+        </w:rPr>
+        <w:t xml:space="preserve"> </w:t>
+      </w:r>
+      <w:r>
+        <w:rPr>
+          <w:sz w:val="28"/>
+          <w:szCs w:val="28"/>
+        </w:rPr>
+        <w:t>update,</w:t>
+      </w:r>
+      <w:r>
+        <w:rPr>
+          <w:sz w:val="28"/>
+          <w:szCs w:val="28"/>
+        </w:rPr>
+        <w:t xml:space="preserve"> </w:t>
+      </w:r>
+      <w:r>
+        <w:rPr>
+          <w:sz w:val="28"/>
+          <w:szCs w:val="28"/>
+        </w:rPr>
+        <w:t xml:space="preserve">and delete operations on data from </w:t>
       </w:r>
       <w:r>
         <w:rPr>
@@ -913,7 +939,23 @@
           <w:sz w:val="28"/>
           <w:szCs w:val="28"/>
         </w:rPr>
-        <w:t>is used only for Search Help(F4 help).</w:t>
+        <w:t xml:space="preserve">is used only for Search </w:t>
+      </w:r>
+      <w:proofErr w:type="gramStart"/>
+      <w:r>
+        <w:rPr>
+          <w:sz w:val="28"/>
+          <w:szCs w:val="28"/>
+        </w:rPr>
+        <w:t>Help(</w:t>
+      </w:r>
+      <w:proofErr w:type="gramEnd"/>
+      <w:r>
+        <w:rPr>
+          <w:sz w:val="28"/>
+          <w:szCs w:val="28"/>
+        </w:rPr>
+        <w:t>F4 help).</w:t>
       </w:r>
     </w:p>
     <w:p>
@@ -982,7 +1024,7 @@
         <w:t>(</w:t>
       </w:r>
       <w:r>
-        <w:t>A view is a virtual table that displays data from one or more tables, and its types include database view, projection view, maintenance view, and help view</w:t>
+        <w:t>A view is a virtual table that displays data from one or more tables, and its types database view, projection view, maintenance view, and help view</w:t>
       </w:r>
       <w:r>
         <w:t>)</w:t>
@@ -1487,7 +1529,25 @@
           <w:szCs w:val="28"/>
           <w:lang w:val="en-US"/>
         </w:rPr>
-        <w:t>At last Click on the Table Fields Button.</w:t>
+        <w:t xml:space="preserve">At </w:t>
+      </w:r>
+      <w:proofErr w:type="gramStart"/>
+      <w:r>
+        <w:rPr>
+          <w:sz w:val="28"/>
+          <w:szCs w:val="28"/>
+          <w:lang w:val="en-US"/>
+        </w:rPr>
+        <w:t>last</w:t>
+      </w:r>
+      <w:proofErr w:type="gramEnd"/>
+      <w:r>
+        <w:rPr>
+          <w:sz w:val="28"/>
+          <w:szCs w:val="28"/>
+          <w:lang w:val="en-US"/>
+        </w:rPr>
+        <w:t xml:space="preserve"> Click on the Table Fields Button.</w:t>
       </w:r>
     </w:p>
     <w:p>
@@ -1675,12 +1735,21 @@
         </w:rPr>
         <w:t xml:space="preserve">Execute and </w:t>
       </w:r>
-      <w:r>
-        <w:rPr>
-          <w:sz w:val="28"/>
-          <w:szCs w:val="28"/>
-        </w:rPr>
-        <w:t>Display all the record.</w:t>
+      <w:proofErr w:type="gramStart"/>
+      <w:r>
+        <w:rPr>
+          <w:sz w:val="28"/>
+          <w:szCs w:val="28"/>
+        </w:rPr>
+        <w:t>Display</w:t>
+      </w:r>
+      <w:proofErr w:type="gramEnd"/>
+      <w:r>
+        <w:rPr>
+          <w:sz w:val="28"/>
+          <w:szCs w:val="28"/>
+        </w:rPr>
+        <w:t xml:space="preserve"> all the record.</w:t>
       </w:r>
     </w:p>
     <w:p>
@@ -2616,7 +2685,33 @@
           <w:lang w:eastAsia="en-IN"/>
           <w14:ligatures w14:val="none"/>
         </w:rPr>
-        <w:t>, Select the view button and Provide the view name</w:t>
+        <w:t xml:space="preserve">, Select the view button and </w:t>
+      </w:r>
+      <w:proofErr w:type="gramStart"/>
+      <w:r>
+        <w:rPr>
+          <w:rFonts w:ascii="Calibri" w:eastAsia="Times New Roman" w:hAnsi="Calibri" w:cs="Calibri"/>
+          <w:color w:val="000000"/>
+          <w:kern w:val="0"/>
+          <w:sz w:val="28"/>
+          <w:szCs w:val="28"/>
+          <w:lang w:eastAsia="en-IN"/>
+          <w14:ligatures w14:val="none"/>
+        </w:rPr>
+        <w:t>Provide</w:t>
+      </w:r>
+      <w:proofErr w:type="gramEnd"/>
+      <w:r>
+        <w:rPr>
+          <w:rFonts w:ascii="Calibri" w:eastAsia="Times New Roman" w:hAnsi="Calibri" w:cs="Calibri"/>
+          <w:color w:val="000000"/>
+          <w:kern w:val="0"/>
+          <w:sz w:val="28"/>
+          <w:szCs w:val="28"/>
+          <w:lang w:eastAsia="en-IN"/>
+          <w14:ligatures w14:val="none"/>
+        </w:rPr>
+        <w:t xml:space="preserve"> the view name</w:t>
       </w:r>
     </w:p>
     <w:p>
@@ -2922,7 +3017,15 @@
           <w:sz w:val="28"/>
           <w:szCs w:val="28"/>
         </w:rPr>
-        <w:t>ZKR_DT_EMP</w:t>
+        <w:t>ZKR_DT_</w:t>
+      </w:r>
+      <w:proofErr w:type="gramStart"/>
+      <w:r>
+        <w:rPr>
+          <w:sz w:val="28"/>
+          <w:szCs w:val="28"/>
+        </w:rPr>
+        <w:t>EMP</w:t>
       </w:r>
       <w:r>
         <w:rPr>
@@ -2936,7 +3039,15 @@
           <w:sz w:val="28"/>
           <w:szCs w:val="28"/>
         </w:rPr>
-        <w:t>and click on the Relationships Button.</w:t>
+        <w:t>and</w:t>
+      </w:r>
+      <w:proofErr w:type="gramEnd"/>
+      <w:r>
+        <w:rPr>
+          <w:sz w:val="28"/>
+          <w:szCs w:val="28"/>
+        </w:rPr>
+        <w:t xml:space="preserve"> click on the Relationships Button.</w:t>
       </w:r>
     </w:p>
     <w:p>
@@ -2966,7 +3077,23 @@
           <w:sz w:val="28"/>
           <w:szCs w:val="28"/>
         </w:rPr>
-        <w:t>First provide the Foreign key table or the dependent table name</w:t>
+        <w:t xml:space="preserve">First provide the </w:t>
+      </w:r>
+      <w:proofErr w:type="gramStart"/>
+      <w:r>
+        <w:rPr>
+          <w:sz w:val="28"/>
+          <w:szCs w:val="28"/>
+        </w:rPr>
+        <w:t>Foreign</w:t>
+      </w:r>
+      <w:proofErr w:type="gramEnd"/>
+      <w:r>
+        <w:rPr>
+          <w:sz w:val="28"/>
+          <w:szCs w:val="28"/>
+        </w:rPr>
+        <w:t xml:space="preserve"> key table or the dependent table name</w:t>
       </w:r>
     </w:p>
     <w:p>
@@ -3124,7 +3251,21 @@
           <w:sz w:val="28"/>
           <w:szCs w:val="28"/>
         </w:rPr>
-        <w:t xml:space="preserve">Select the SPFLI table and click on the </w:t>
+        <w:t xml:space="preserve">Select the </w:t>
+      </w:r>
+      <w:r>
+        <w:rPr>
+          <w:sz w:val="28"/>
+          <w:szCs w:val="28"/>
+        </w:rPr>
+        <w:t>ZKR_DT_EMP</w:t>
+      </w:r>
+      <w:r>
+        <w:rPr>
+          <w:sz w:val="28"/>
+          <w:szCs w:val="28"/>
+        </w:rPr>
+        <w:t xml:space="preserve"> table and click on the </w:t>
       </w:r>
       <w:r>
         <w:rPr>
@@ -3277,7 +3418,15 @@
       </w:pPr>
       <w:r>
         <w:lastRenderedPageBreak/>
-        <w:t>Select the fields of the table to  include them in the data base view and click on Copy Button.</w:t>
+        <w:t xml:space="preserve">Select the fields of the table </w:t>
+      </w:r>
+      <w:proofErr w:type="gramStart"/>
+      <w:r>
+        <w:t>to  include</w:t>
+      </w:r>
+      <w:proofErr w:type="gramEnd"/>
+      <w:r>
+        <w:t xml:space="preserve"> them in the data base view and click on Copy Button.</w:t>
       </w:r>
     </w:p>
     <w:p>
@@ -3365,9 +3514,9 @@
           <w:szCs w:val="28"/>
         </w:rPr>
         <w:drawing>
-          <wp:inline distT="0" distB="0" distL="0" distR="0" wp14:anchorId="2A5C23B3" wp14:editId="59A48E9B">
-            <wp:extent cx="2583180" cy="1175534"/>
-            <wp:effectExtent l="0" t="0" r="7620" b="5715"/>
+          <wp:inline distT="0" distB="0" distL="0" distR="0" wp14:anchorId="2A5C23B3" wp14:editId="6925102C">
+            <wp:extent cx="2589612" cy="1164590"/>
+            <wp:effectExtent l="0" t="0" r="1270" b="0"/>
             <wp:docPr id="1526817796" name="Picture 1">
               <a:extLst xmlns:a="http://schemas.openxmlformats.org/drawingml/2006/main">
                 <a:ext uri="{FF2B5EF4-FFF2-40B4-BE49-F238E27FC236}">
@@ -3394,7 +3543,7 @@
                   <pic:spPr>
                     <a:xfrm>
                       <a:off x="0" y="0"/>
-                      <a:ext cx="2583180" cy="1175534"/>
+                      <a:ext cx="2599891" cy="1169213"/>
                     </a:xfrm>
                     <a:prstGeom prst="rect">
                       <a:avLst/>
@@ -3425,8 +3574,17 @@
           <w:sz w:val="28"/>
           <w:szCs w:val="28"/>
         </w:rPr>
-        <w:t>Join Conditions are automatically filled based on the two table .</w:t>
-      </w:r>
+        <w:t xml:space="preserve">Join Conditions are automatically filled based on the two </w:t>
+      </w:r>
+      <w:proofErr w:type="gramStart"/>
+      <w:r>
+        <w:rPr>
+          <w:sz w:val="28"/>
+          <w:szCs w:val="28"/>
+        </w:rPr>
+        <w:t>table .</w:t>
+      </w:r>
+      <w:proofErr w:type="gramEnd"/>
     </w:p>
     <w:p>
       <w:pPr>
@@ -4407,6 +4565,7 @@
         <w:t xml:space="preserve">view </w:t>
       </w:r>
       <w:proofErr w:type="spellStart"/>
+      <w:proofErr w:type="gramStart"/>
       <w:r>
         <w:rPr>
           <w:b/>
@@ -4424,6 +4583,7 @@
         <w:t>,create</w:t>
       </w:r>
       <w:proofErr w:type="spellEnd"/>
+      <w:proofErr w:type="gramEnd"/>
     </w:p>
     <w:p>
       <w:pPr>
@@ -5261,7 +5421,35 @@
           <w:lang w:eastAsia="en-IN"/>
           <w14:ligatures w14:val="none"/>
         </w:rPr>
-        <w:t>Read only : Data can only be read through the view.</w:t>
+        <w:t xml:space="preserve">Read </w:t>
+      </w:r>
+      <w:proofErr w:type="gramStart"/>
+      <w:r>
+        <w:rPr>
+          <w:rStyle w:val="ph"/>
+          <w:rFonts w:ascii="Calibri" w:eastAsia="Times New Roman" w:hAnsi="Calibri" w:cs="Calibri"/>
+          <w:color w:val="000000"/>
+          <w:kern w:val="0"/>
+          <w:sz w:val="28"/>
+          <w:szCs w:val="28"/>
+          <w:lang w:eastAsia="en-IN"/>
+          <w14:ligatures w14:val="none"/>
+        </w:rPr>
+        <w:t>only :</w:t>
+      </w:r>
+      <w:proofErr w:type="gramEnd"/>
+      <w:r>
+        <w:rPr>
+          <w:rStyle w:val="ph"/>
+          <w:rFonts w:ascii="Calibri" w:eastAsia="Times New Roman" w:hAnsi="Calibri" w:cs="Calibri"/>
+          <w:color w:val="000000"/>
+          <w:kern w:val="0"/>
+          <w:sz w:val="28"/>
+          <w:szCs w:val="28"/>
+          <w:lang w:eastAsia="en-IN"/>
+          <w14:ligatures w14:val="none"/>
+        </w:rPr>
+        <w:t xml:space="preserve"> Data can only be read through the view.</w:t>
       </w:r>
     </w:p>
     <w:p>
@@ -5273,6 +5461,17 @@
         </w:numPr>
         <w:spacing w:after="0" w:line="240" w:lineRule="auto"/>
         <w:rPr>
+          <w:rFonts w:ascii="Calibri" w:eastAsia="Times New Roman" w:hAnsi="Calibri" w:cs="Calibri"/>
+          <w:color w:val="000000"/>
+          <w:kern w:val="0"/>
+          <w:sz w:val="28"/>
+          <w:szCs w:val="28"/>
+          <w:lang w:eastAsia="en-IN"/>
+          <w14:ligatures w14:val="none"/>
+        </w:rPr>
+      </w:pPr>
+      <w:r>
+        <w:rPr>
           <w:rStyle w:val="ph"/>
           <w:rFonts w:ascii="Calibri" w:eastAsia="Times New Roman" w:hAnsi="Calibri" w:cs="Calibri"/>
           <w:color w:val="000000"/>
@@ -5282,7 +5481,9 @@
           <w:lang w:eastAsia="en-IN"/>
           <w14:ligatures w14:val="none"/>
         </w:rPr>
-      </w:pPr>
+        <w:t xml:space="preserve">Read, change, delete, </w:t>
+      </w:r>
+      <w:proofErr w:type="gramStart"/>
       <w:r>
         <w:rPr>
           <w:rStyle w:val="ph"/>
@@ -5294,13 +5495,10 @@
           <w:lang w:eastAsia="en-IN"/>
           <w14:ligatures w14:val="none"/>
         </w:rPr>
-        <w:t>Read, change, delete, insert : Data of the tables contained in the view can be changed, deleted, and inserted through the view.</w:t>
-      </w:r>
-    </w:p>
-    <w:p>
-      <w:pPr>
-        <w:pStyle w:val="ListParagraph"/>
-        <w:spacing w:after="0" w:line="240" w:lineRule="auto"/>
+        <w:t>insert :</w:t>
+      </w:r>
+      <w:proofErr w:type="gramEnd"/>
+      <w:r>
         <w:rPr>
           <w:rStyle w:val="ph"/>
           <w:rFonts w:ascii="Calibri" w:eastAsia="Times New Roman" w:hAnsi="Calibri" w:cs="Calibri"/>
@@ -5311,84 +5509,8 @@
           <w:lang w:eastAsia="en-IN"/>
           <w14:ligatures w14:val="none"/>
         </w:rPr>
-      </w:pPr>
-    </w:p>
-    <w:p>
-      <w:pPr>
-        <w:pStyle w:val="ListParagraph"/>
-        <w:numPr>
-          <w:ilvl w:val="0"/>
-          <w:numId w:val="4"/>
-        </w:numPr>
-        <w:spacing w:after="0" w:line="240" w:lineRule="auto"/>
-        <w:rPr>
-          <w:rFonts w:ascii="Calibri" w:eastAsia="Times New Roman" w:hAnsi="Calibri" w:cs="Calibri"/>
-          <w:color w:val="000000"/>
-          <w:kern w:val="0"/>
-          <w:sz w:val="28"/>
-          <w:szCs w:val="28"/>
-          <w:lang w:eastAsia="en-IN"/>
-          <w14:ligatures w14:val="none"/>
-        </w:rPr>
-      </w:pPr>
-      <w:r>
-        <w:rPr>
-          <w:rFonts w:ascii="Calibri" w:eastAsia="Times New Roman" w:hAnsi="Calibri" w:cs="Calibri"/>
-          <w:color w:val="000000"/>
-          <w:kern w:val="0"/>
-          <w:sz w:val="28"/>
-          <w:szCs w:val="28"/>
-          <w:lang w:eastAsia="en-IN"/>
-          <w14:ligatures w14:val="none"/>
-        </w:rPr>
-        <w:t>Read only : Data can only be read through the view.</w:t>
-      </w:r>
-    </w:p>
-    <w:p>
-      <w:pPr>
-        <w:pStyle w:val="ListParagraph"/>
-        <w:numPr>
-          <w:ilvl w:val="0"/>
-          <w:numId w:val="4"/>
-        </w:numPr>
-        <w:spacing w:after="0" w:line="240" w:lineRule="auto"/>
-        <w:rPr>
-          <w:rFonts w:ascii="Calibri" w:eastAsia="Times New Roman" w:hAnsi="Calibri" w:cs="Calibri"/>
-          <w:color w:val="000000"/>
-          <w:kern w:val="0"/>
-          <w:sz w:val="28"/>
-          <w:szCs w:val="28"/>
-          <w:lang w:eastAsia="en-IN"/>
-          <w14:ligatures w14:val="none"/>
-        </w:rPr>
-      </w:pPr>
-      <w:r>
-        <w:rPr>
-          <w:rFonts w:ascii="Calibri" w:eastAsia="Times New Roman" w:hAnsi="Calibri" w:cs="Calibri"/>
-          <w:color w:val="000000"/>
-          <w:kern w:val="0"/>
-          <w:sz w:val="28"/>
-          <w:szCs w:val="28"/>
-          <w:lang w:eastAsia="en-IN"/>
-          <w14:ligatures w14:val="none"/>
-        </w:rPr>
-        <w:t>Read, change, delete, insert : Data of the tables contained in the view can be changed, deleted, and inserted through the view.</w:t>
-      </w:r>
-    </w:p>
-    <w:p>
-      <w:pPr>
-        <w:pStyle w:val="ListParagraph"/>
-        <w:spacing w:after="0" w:line="240" w:lineRule="auto"/>
-        <w:rPr>
-          <w:rFonts w:ascii="Calibri" w:eastAsia="Times New Roman" w:hAnsi="Calibri" w:cs="Calibri"/>
-          <w:color w:val="000000"/>
-          <w:kern w:val="0"/>
-          <w:sz w:val="28"/>
-          <w:szCs w:val="28"/>
-          <w:lang w:eastAsia="en-IN"/>
-          <w14:ligatures w14:val="none"/>
-        </w:rPr>
-      </w:pPr>
+        <w:t xml:space="preserve"> Data of the tables contained in the view can be changed, deleted, and inserted through the view.</w:t>
+      </w:r>
     </w:p>
     <w:p>
       <w:pPr>
@@ -5923,7 +6045,31 @@
           <w:sz w:val="28"/>
           <w:szCs w:val="28"/>
         </w:rPr>
-        <w:t>Difference between Database view, Projection view, Maintenance view &amp; Help view.</w:t>
+        <w:t xml:space="preserve">Difference between Database view, Projection view, Maintenance view &amp; </w:t>
+      </w:r>
+      <w:proofErr w:type="gramStart"/>
+      <w:r>
+        <w:rPr>
+          <w:rFonts w:ascii="Calibri" w:eastAsia="Calibri" w:hAnsi="Calibri" w:cs="Calibri"/>
+          <w:b/>
+          <w:bCs/>
+          <w:color w:val="000000" w:themeColor="text1"/>
+          <w:sz w:val="28"/>
+          <w:szCs w:val="28"/>
+        </w:rPr>
+        <w:t>Help</w:t>
+      </w:r>
+      <w:proofErr w:type="gramEnd"/>
+      <w:r>
+        <w:rPr>
+          <w:rFonts w:ascii="Calibri" w:eastAsia="Calibri" w:hAnsi="Calibri" w:cs="Calibri"/>
+          <w:b/>
+          <w:bCs/>
+          <w:color w:val="000000" w:themeColor="text1"/>
+          <w:sz w:val="28"/>
+          <w:szCs w:val="28"/>
+        </w:rPr>
+        <w:t xml:space="preserve"> view.</w:t>
       </w:r>
     </w:p>
     <w:tbl>
@@ -6247,7 +6393,27 @@
                 <w:sz w:val="28"/>
                 <w:szCs w:val="28"/>
               </w:rPr>
-              <w:t>Inner join</w:t>
+              <w:t>O</w:t>
+            </w:r>
+            <w:r>
+              <w:rPr>
+                <w:rFonts w:eastAsia="Calibri"/>
+                <w:b/>
+                <w:bCs/>
+                <w:color w:val="000000" w:themeColor="text1"/>
+              </w:rPr>
+              <w:t>uter</w:t>
+            </w:r>
+            <w:r>
+              <w:rPr>
+                <w:rFonts w:ascii="Calibri" w:eastAsia="Calibri" w:hAnsi="Calibri" w:cs="Calibri"/>
+                <w:b/>
+                <w:bCs/>
+                <w:color w:val="000000" w:themeColor="text1"/>
+                <w:sz w:val="28"/>
+                <w:szCs w:val="28"/>
+              </w:rPr>
+              <w:t xml:space="preserve"> join</w:t>
             </w:r>
           </w:p>
         </w:tc>
@@ -6308,8 +6474,21 @@
                 <w:sz w:val="28"/>
                 <w:szCs w:val="28"/>
               </w:rPr>
-              <w:t>Read and Change</w:t>
+              <w:t xml:space="preserve">Read and </w:t>
             </w:r>
+            <w:proofErr w:type="gramStart"/>
+            <w:r>
+              <w:rPr>
+                <w:rFonts w:ascii="Calibri" w:eastAsia="Calibri" w:hAnsi="Calibri" w:cs="Calibri"/>
+                <w:b/>
+                <w:bCs/>
+                <w:color w:val="000000" w:themeColor="text1"/>
+                <w:sz w:val="28"/>
+                <w:szCs w:val="28"/>
+              </w:rPr>
+              <w:t>Change</w:t>
+            </w:r>
+            <w:proofErr w:type="gramEnd"/>
           </w:p>
         </w:tc>
         <w:tc>
@@ -6355,6 +6534,7 @@
                 <w:szCs w:val="28"/>
               </w:rPr>
             </w:pPr>
+            <w:proofErr w:type="gramStart"/>
             <w:r>
               <w:rPr>
                 <w:rFonts w:ascii="Calibri" w:eastAsia="Calibri" w:hAnsi="Calibri" w:cs="Calibri"/>
@@ -6364,7 +6544,19 @@
                 <w:sz w:val="28"/>
                 <w:szCs w:val="28"/>
               </w:rPr>
-              <w:t>Read,Update,</w:t>
+              <w:t>Read,Update</w:t>
+            </w:r>
+            <w:proofErr w:type="gramEnd"/>
+            <w:r>
+              <w:rPr>
+                <w:rFonts w:ascii="Calibri" w:eastAsia="Calibri" w:hAnsi="Calibri" w:cs="Calibri"/>
+                <w:b/>
+                <w:bCs/>
+                <w:color w:val="000000" w:themeColor="text1"/>
+                <w:sz w:val="28"/>
+                <w:szCs w:val="28"/>
+              </w:rPr>
+              <w:t>,</w:t>
             </w:r>
           </w:p>
           <w:p>
@@ -6378,6 +6570,7 @@
                 <w:szCs w:val="28"/>
               </w:rPr>
             </w:pPr>
+            <w:proofErr w:type="gramStart"/>
             <w:r>
               <w:rPr>
                 <w:rFonts w:ascii="Calibri" w:eastAsia="Calibri" w:hAnsi="Calibri" w:cs="Calibri"/>
@@ -6389,6 +6582,7 @@
               </w:rPr>
               <w:t>delete,Maintain</w:t>
             </w:r>
+            <w:proofErr w:type="gramEnd"/>
           </w:p>
         </w:tc>
         <w:tc>
@@ -6505,8 +6699,21 @@
                 <w:sz w:val="28"/>
                 <w:szCs w:val="28"/>
               </w:rPr>
-              <w:t>1:1 or 1:N</w:t>
+              <w:t xml:space="preserve">1:1 or </w:t>
             </w:r>
+            <w:proofErr w:type="gramStart"/>
+            <w:r>
+              <w:rPr>
+                <w:rFonts w:ascii="Calibri" w:eastAsia="Calibri" w:hAnsi="Calibri" w:cs="Calibri"/>
+                <w:b/>
+                <w:bCs/>
+                <w:color w:val="000000" w:themeColor="text1"/>
+                <w:sz w:val="28"/>
+                <w:szCs w:val="28"/>
+              </w:rPr>
+              <w:t>1:N</w:t>
+            </w:r>
+            <w:proofErr w:type="gramEnd"/>
           </w:p>
         </w:tc>
         <w:tc>
@@ -6524,6 +6731,7 @@
                 <w:szCs w:val="28"/>
               </w:rPr>
             </w:pPr>
+            <w:proofErr w:type="gramStart"/>
             <w:r>
               <w:rPr>
                 <w:rFonts w:ascii="Calibri" w:eastAsia="Calibri" w:hAnsi="Calibri" w:cs="Calibri"/>
@@ -6535,17 +6743,13 @@
               </w:rPr>
               <w:t>1:N</w:t>
             </w:r>
+            <w:proofErr w:type="gramEnd"/>
           </w:p>
         </w:tc>
       </w:tr>
     </w:tbl>
     <w:p>
       <w:pPr>
-        <w:pStyle w:val="ListParagraph"/>
-        <w:numPr>
-          <w:ilvl w:val="0"/>
-          <w:numId w:val="9"/>
-        </w:numPr>
         <w:spacing w:after="0" w:line="240" w:lineRule="auto"/>
         <w:rPr>
           <w:rFonts w:ascii="Calibri" w:eastAsia="Calibri" w:hAnsi="Calibri" w:cs="Calibri"/>
